--- a/UI_Software_Delivery_and_Team_Management/Assessment 2.docx
+++ b/UI_Software_Delivery_and_Team_Management/Assessment 2.docx
@@ -40,6 +40,13 @@
       <w:r>
         <w:rPr>
           <w:rFonts w:ascii="Calibri" w:hAnsi="Calibri" w:eastAsia="Calibri" w:cs="Calibri"/>
+          <w:sz w:val="28"/>
+          <w:szCs w:val="28"/>
+        </w:rPr>
+      </w:r>
+      <w:r>
+        <w:rPr>
+          <w:rFonts w:ascii="Calibri" w:hAnsi="Calibri" w:cs="Calibri"/>
           <w:sz w:val="28"/>
           <w:szCs w:val="28"/>
         </w:rPr>
@@ -88,6 +95,11 @@
           <w:rFonts w:ascii="Calibri" w:hAnsi="Calibri" w:eastAsia="Calibri" w:cs="Calibri"/>
         </w:rPr>
       </w:r>
+      <w:r>
+        <w:rPr>
+          <w:rFonts w:ascii="Calibri" w:hAnsi="Calibri" w:cs="Calibri"/>
+        </w:rPr>
+      </w:r>
     </w:p>
     <w:p>
       <w:pPr>
@@ -117,11 +129,16 @@
           <w:color w:val="000000"/>
           <w:sz w:val="24"/>
         </w:rPr>
-        <w:t xml:space="preserve">al sprint with the now-deprioritised deliverables and run the risk of pushing the development of necessary features out of scope.</w:t>
+        <w:t xml:space="preserve">al sprint with the now-de-prioritised deliverables and run the risk of pushing the development of necessary features out of scope.</w:t>
       </w:r>
       <w:r>
         <w:rPr>
           <w:rFonts w:ascii="Calibri" w:hAnsi="Calibri" w:eastAsia="Calibri" w:cs="Calibri"/>
+        </w:rPr>
+      </w:r>
+      <w:r>
+        <w:rPr>
+          <w:rFonts w:ascii="Calibri" w:hAnsi="Calibri" w:cs="Calibri"/>
         </w:rPr>
       </w:r>
     </w:p>
@@ -148,7 +165,7 @@
           <w:color w:val="000000"/>
           <w:sz w:val="24"/>
         </w:rPr>
-        <w:t xml:space="preserve">After evaluation these two options I decided that the former carried more potential benefit to the project delivery and I decided to adjust the current sprint accordingly. This had to be communicated to the team concisely and clearly to minimise confusion,</w:t>
+        <w:t xml:space="preserve">After evaluating these two options I decided that the former carried more potential benefit to the project delivery and I decided to adjust the current sprint accordingly. This had to be communicated to the team concisely and clearly to minimise confusion,</w:t>
       </w:r>
       <w:r>
         <w:rPr>
@@ -172,12 +189,20 @@
           <w:color w:val="000000"/>
           <w:sz w:val="24"/>
         </w:rPr>
-        <w:t xml:space="preserve">downtime affected the team in achieving sprint goals and the trajectory of the project remained within the original release timeframe and I personally feel a resilience of good faith between team members was built on.</w:t>
+        <w:t xml:space="preserve">downtime affected the team in achieving sprint goals and the trajectory of the project remained within the original release time-frame and I personally feel a resilience of good faith between team members was built on.</w:t>
       </w:r>
       <w:r>
         <w:rPr>
           <w:rFonts w:ascii="Calibri" w:hAnsi="Calibri" w:cs="Calibri"/>
           <w:sz w:val="24"/>
+        </w:rPr>
+      </w:r>
+      <w:r>
+        <w:rPr>
+          <w:rFonts w:ascii="Calibri" w:hAnsi="Calibri" w:eastAsia="Calibri" w:cs="Calibri"/>
+          <w:color w:val="000000"/>
+          <w:sz w:val="24"/>
+          <w:szCs w:val="24"/>
         </w:rPr>
       </w:r>
     </w:p>
@@ -215,10 +240,9 @@
       </w:r>
       <w:r>
         <w:rPr>
-          <w:rFonts w:ascii="Calibri" w:hAnsi="Calibri" w:eastAsia="Calibri" w:cs="Calibri"/>
-          <w:color w:val="000000"/>
+          <w:rFonts w:ascii="Calibri" w:hAnsi="Calibri" w:cs="Calibri"/>
           <w:sz w:val="24"/>
-          <w:highlight w:val="none"/>
+          <w:szCs w:val="24"/>
         </w:rPr>
       </w:r>
     </w:p>
@@ -253,7 +277,15 @@
           <w:rFonts w:ascii="Calibri" w:hAnsi="Calibri" w:eastAsia="Calibri" w:cs="Calibri"/>
         </w:rPr>
       </w:r>
-      <w:r/>
+      <w:r>
+        <w:rPr>
+          <w:rFonts w:ascii="Calibri" w:hAnsi="Calibri" w:eastAsia="Calibri" w:cs="Calibri"/>
+          <w:color w:val="000000"/>
+          <w:sz w:val="24"/>
+          <w:szCs w:val="24"/>
+          <w:highlight w:val="none"/>
+        </w:rPr>
+      </w:r>
     </w:p>
     <w:p>
       <w:pPr>
@@ -297,6 +329,13 @@
           <w:szCs w:val="28"/>
         </w:rPr>
       </w:r>
+      <w:r>
+        <w:rPr>
+          <w:rFonts w:ascii="Calibri" w:hAnsi="Calibri" w:cs="Calibri"/>
+          <w:sz w:val="28"/>
+          <w:szCs w:val="28"/>
+        </w:rPr>
+      </w:r>
     </w:p>
     <w:p>
       <w:pPr>
@@ -331,6 +370,11 @@
       <w:r>
         <w:rPr>
           <w:rFonts w:ascii="Calibri" w:hAnsi="Calibri" w:eastAsia="Calibri" w:cs="Calibri"/>
+        </w:rPr>
+      </w:r>
+      <w:r>
+        <w:rPr>
+          <w:rFonts w:ascii="Calibri" w:hAnsi="Calibri" w:cs="Calibri"/>
         </w:rPr>
       </w:r>
     </w:p>
@@ -410,7 +454,7 @@
           <w:color w:val="000000"/>
           <w:sz w:val="24"/>
         </w:rPr>
-        <w:t xml:space="preserve">e teammate during sprints where they can sporadically contribute with theory, often with very valuable contributions to the project, and then overpromise practical contributions which then are neglected and left without explanation.</w:t>
+        <w:t xml:space="preserve">e teammate during sprints where they can sporadically contribute with theory, often with very valuable contributions to the project, and then over-promise practical contributions which then are neglected and left without explanation.</w:t>
         <w:br/>
         <w:t xml:space="preserve"> The approach I adopted</w:t>
       </w:r>
@@ -430,7 +474,7 @@
         </w:rPr>
         <w:t xml:space="preserve">llingness and workload.</w:t>
         <w:br/>
-        <w:t xml:space="preserve"> The resulting outcome of this decision has been greatly improved, and a relatively seamless team velocity feels to have been achieved. Member strengths are applied by enthusiastically encouraging collaboration from the teammate in </w:t>
+        <w:t xml:space="preserve"> The resulting outcome of this decision was a great improvement to team productivity, and a relatively seamless team velocity feels to have been achieved. Member strengths are applied by enthusiastically encouraging collaboration from the teammate in </w:t>
       </w:r>
       <w:r>
         <w:rPr>
@@ -454,6 +498,15 @@
           <w:sz w:val="24"/>
         </w:rPr>
       </w:r>
+      <w:r>
+        <w:rPr>
+          <w:rFonts w:ascii="Calibri" w:hAnsi="Calibri" w:eastAsia="Calibri" w:cs="Calibri"/>
+          <w:color w:val="000000"/>
+          <w:sz w:val="24"/>
+          <w:szCs w:val="24"/>
+          <w:highlight w:val="none"/>
+        </w:rPr>
+      </w:r>
     </w:p>
     <w:p>
       <w:pPr>
@@ -527,10 +580,9 @@
       </w:r>
       <w:r>
         <w:rPr>
-          <w:rFonts w:ascii="Calibri" w:hAnsi="Calibri" w:eastAsia="Calibri" w:cs="Calibri"/>
-          <w:color w:val="000000"/>
+          <w:rFonts w:ascii="Calibri" w:hAnsi="Calibri" w:cs="Calibri"/>
           <w:sz w:val="24"/>
-          <w:highlight w:val="none"/>
+          <w:szCs w:val="24"/>
         </w:rPr>
       </w:r>
     </w:p>
@@ -576,6 +628,13 @@
           <w:szCs w:val="28"/>
         </w:rPr>
       </w:r>
+      <w:r>
+        <w:rPr>
+          <w:rFonts w:ascii="Calibri" w:hAnsi="Calibri" w:cs="Calibri"/>
+          <w:sz w:val="28"/>
+          <w:szCs w:val="28"/>
+        </w:rPr>
+      </w:r>
     </w:p>
     <w:p>
       <w:pPr>
@@ -613,11 +672,17 @@
           <w:color w:val="000000"/>
           <w:sz w:val="24"/>
         </w:rPr>
-        <w:t xml:space="preserve">s. Reusing code or patterns also with weaknesses can proliferate vulnerabilities across codebases and products that utilise them. </w:t>
+        <w:t xml:space="preserve">s. Reusing code or patterns also with weaknesses can proliferate vulnerabilities across codebases and products that utilise them </w:t>
       </w:r>
       <w:r>
         <w:rPr>
           <w:rFonts w:ascii="Calibri" w:hAnsi="Calibri" w:eastAsia="Calibri" w:cs="Calibri"/>
+        </w:rPr>
+        <w:t xml:space="preserve">(Lumelsky, 2025).</w:t>
+      </w:r>
+      <w:r>
+        <w:rPr>
+          <w:rFonts w:ascii="Calibri" w:hAnsi="Calibri" w:cs="Calibri"/>
         </w:rPr>
       </w:r>
     </w:p>
@@ -657,31 +722,24 @@
           <w:color w:val="000000"/>
           <w:sz w:val="24"/>
         </w:rPr>
-        <w:t xml:space="preserve"> found that 50,000 packages were using an outdated and vulnerable version of a popular library called zlib. Beyond that, with many of the packages not explicitly listing it as a dependency. (</w:t>
+        <w:t xml:space="preserve"> found that 50,000 packages were using an outdated and vulnerable version of a popular library called zlib. Beyond that, with many of the packages not explicitly listing it as a dependency (</w:t>
       </w:r>
-      <w:hyperlink r:id="rId8" w:tooltip="https://www.csoonline.com/article/571073/why-code-reuse-is-still-a-security-nightmare.html" w:history="1">
-        <w:r>
-          <w:rPr>
-            <w:rStyle w:val="187"/>
-            <w:rFonts w:ascii="Calibri" w:hAnsi="Calibri" w:eastAsia="Calibri" w:cs="Calibri"/>
-            <w:color w:val="0000ee"/>
-            <w:sz w:val="24"/>
-            <w:u w:val="single"/>
-          </w:rPr>
-          <w:t xml:space="preserve">https://www.csoonline.com/article/571073/why-code-reuse-is-still-a-security-nightmare.html</w:t>
-        </w:r>
-      </w:hyperlink>
       <w:r>
         <w:rPr>
           <w:rFonts w:ascii="Calibri" w:hAnsi="Calibri" w:eastAsia="Calibri" w:cs="Calibri"/>
           <w:color w:val="000000"/>
           <w:sz w:val="24"/>
         </w:rPr>
-        <w:t xml:space="preserve">)</w:t>
+        <w:t xml:space="preserve">Constantin, 2021).</w:t>
       </w:r>
       <w:r>
         <w:rPr>
           <w:rFonts w:ascii="Calibri" w:hAnsi="Calibri" w:eastAsia="Calibri" w:cs="Calibri"/>
+        </w:rPr>
+      </w:r>
+      <w:r>
+        <w:rPr>
+          <w:rFonts w:ascii="Calibri" w:hAnsi="Calibri" w:cs="Calibri"/>
         </w:rPr>
       </w:r>
     </w:p>
@@ -728,6 +786,11 @@
           <w:rFonts w:ascii="Calibri" w:hAnsi="Calibri" w:eastAsia="Calibri" w:cs="Calibri"/>
         </w:rPr>
       </w:r>
+      <w:r>
+        <w:rPr>
+          <w:rFonts w:ascii="Calibri" w:hAnsi="Calibri" w:cs="Calibri"/>
+        </w:rPr>
+      </w:r>
     </w:p>
     <w:p>
       <w:pPr>
@@ -769,7 +832,23 @@
           <w:color w:val="000000"/>
           <w:sz w:val="24"/>
         </w:rPr>
-        <w:t xml:space="preserve">in. These can be implemented often by installing SBOM software to test for vulnerabilities on a local machine. SBOM solutions can also be integrated into software Continuous Integration/Continuous Development (CI/CD) pipelines, where contributions made to </w:t>
+        <w:t xml:space="preserve">in (</w:t>
+      </w:r>
+      <w:r>
+        <w:rPr>
+          <w:rFonts w:ascii="Calibri" w:hAnsi="Calibri" w:eastAsia="Calibri" w:cs="Calibri"/>
+          <w:color w:val="000000"/>
+          <w:sz w:val="24"/>
+        </w:rPr>
+        <w:t xml:space="preserve">Harrison, 2024</w:t>
+      </w:r>
+      <w:r>
+        <w:rPr>
+          <w:rFonts w:ascii="Calibri" w:hAnsi="Calibri" w:eastAsia="Calibri" w:cs="Calibri"/>
+          <w:color w:val="000000"/>
+          <w:sz w:val="24"/>
+        </w:rPr>
+        <w:t xml:space="preserve">). These can be implemented often by installing SBOM software to test for vulnerabilities on a local machine. SBOM solutions can also be integrated into software Continuous Integration/Continuous Development (CI/CD) pipelines, where contributions made to </w:t>
       </w:r>
       <w:r>
         <w:rPr>
@@ -783,6 +862,37 @@
         <w:rPr>
           <w:rFonts w:ascii="Calibri" w:hAnsi="Calibri" w:cs="Calibri"/>
           <w:sz w:val="24"/>
+        </w:rPr>
+        <w:t xml:space="preserve"> Integrating this tooling introduces a separation of concerns </w:t>
+      </w:r>
+      <w:r>
+        <w:rPr>
+          <w:rFonts w:ascii="Calibri" w:hAnsi="Calibri" w:cs="Calibri"/>
+          <w:sz w:val="24"/>
+        </w:rPr>
+        <w:t xml:space="preserve">and modularity to the software architecture containing third-party libraries in their own staging areas for vetting before automatically applying them to the source code. This also echoes the principle of least privilege </w:t>
+      </w:r>
+      <w:r>
+        <w:rPr>
+          <w:rFonts w:ascii="Calibri" w:hAnsi="Calibri" w:cs="Calibri"/>
+          <w:sz w:val="24"/>
+        </w:rPr>
+        <w:t xml:space="preserve">where entities are granted the least amount of privilege possible in order to carry out their tasks, in this case </w:t>
+      </w:r>
+      <w:r>
+        <w:rPr>
+          <w:rFonts w:ascii="Calibri" w:hAnsi="Calibri" w:cs="Calibri"/>
+          <w:sz w:val="24"/>
+        </w:rPr>
+        <w:t xml:space="preserve">by disallowing potentially inappropriate solutions from accessing the source code and only granting permissions once verified.</w:t>
+      </w:r>
+      <w:r>
+        <w:rPr>
+          <w:rFonts w:ascii="Calibri" w:hAnsi="Calibri" w:eastAsia="Calibri" w:cs="Calibri"/>
+          <w:color w:val="000000"/>
+          <w:sz w:val="24"/>
+          <w:szCs w:val="24"/>
+          <w:highlight w:val="none"/>
         </w:rPr>
       </w:r>
     </w:p>
@@ -858,10 +968,9 @@
       </w:r>
       <w:r>
         <w:rPr>
-          <w:rFonts w:ascii="Calibri" w:hAnsi="Calibri" w:eastAsia="Calibri" w:cs="Calibri"/>
-          <w:color w:val="000000"/>
+          <w:rFonts w:ascii="Calibri" w:hAnsi="Calibri" w:cs="Calibri"/>
           <w:sz w:val="24"/>
-          <w:highlight w:val="none"/>
+          <w:szCs w:val="24"/>
         </w:rPr>
       </w:r>
     </w:p>
@@ -907,6 +1016,13 @@
           <w:szCs w:val="28"/>
         </w:rPr>
       </w:r>
+      <w:r>
+        <w:rPr>
+          <w:rFonts w:ascii="Calibri" w:hAnsi="Calibri" w:cs="Calibri"/>
+          <w:sz w:val="28"/>
+          <w:szCs w:val="28"/>
+        </w:rPr>
+      </w:r>
     </w:p>
     <w:p>
       <w:pPr>
@@ -944,13 +1060,47 @@
           <w:color w:val="000000"/>
           <w:sz w:val="24"/>
         </w:rPr>
-        <w:t xml:space="preserve"> auditability for the files by creating logs of their updates.</w:t>
+        <w:t xml:space="preserve"> auditability for the files by creating logs of their updates (</w:t>
+      </w:r>
+      <w:r>
+        <w:rPr>
+          <w:rFonts w:ascii="Calibri" w:hAnsi="Calibri" w:eastAsia="Calibri" w:cs="Calibri"/>
+          <w:color w:val="000000"/>
+          <w:sz w:val="24"/>
+        </w:rPr>
+        <w:t xml:space="preserve">Lakushyn, 2025</w:t>
+      </w:r>
+      <w:r>
+        <w:rPr>
+          <w:rFonts w:ascii="Calibri" w:hAnsi="Calibri" w:eastAsia="Calibri" w:cs="Calibri"/>
+          <w:color w:val="000000"/>
+          <w:sz w:val="24"/>
+        </w:rPr>
+        <w:t xml:space="preserve">).</w:t>
         <w:br/>
         <w:t xml:space="preserve"> The MauiScreenTime project does this by storing the necessary software configuration files in the projects gitHub repository, along with the source code.</w:t>
       </w:r>
       <w:r>
         <w:rPr>
           <w:rFonts w:ascii="Calibri" w:hAnsi="Calibri" w:eastAsia="Calibri" w:cs="Calibri"/>
+        </w:rPr>
+        <w:t xml:space="preserve"> (</w:t>
+      </w:r>
+      <w:r>
+        <w:rPr>
+          <w:rFonts w:ascii="Calibri" w:hAnsi="Calibri" w:eastAsia="Calibri" w:cs="Calibri"/>
+        </w:rPr>
+        <w:t xml:space="preserve">https://github.com/TortoiseLeaf/MauiScreenTime/commits/dev/</w:t>
+      </w:r>
+      <w:r>
+        <w:rPr>
+          <w:rFonts w:ascii="Calibri" w:hAnsi="Calibri" w:eastAsia="Calibri" w:cs="Calibri"/>
+        </w:rPr>
+        <w:t xml:space="preserve">)</w:t>
+      </w:r>
+      <w:r>
+        <w:rPr>
+          <w:rFonts w:ascii="Calibri" w:hAnsi="Calibri" w:cs="Calibri"/>
         </w:rPr>
       </w:r>
     </w:p>
@@ -984,11 +1134,16 @@
           <w:color w:val="000000"/>
           <w:sz w:val="24"/>
         </w:rPr>
-        <w:t xml:space="preserve">ed to the end product and thereby ensures robusticity and viability as a live product. </w:t>
+        <w:t xml:space="preserve">ed to the end product and thereby ensures robustness and viability as a live product. </w:t>
       </w:r>
       <w:r>
         <w:rPr>
           <w:rFonts w:ascii="Calibri" w:hAnsi="Calibri" w:eastAsia="Calibri" w:cs="Calibri"/>
+        </w:rPr>
+      </w:r>
+      <w:r>
+        <w:rPr>
+          <w:rFonts w:ascii="Calibri" w:hAnsi="Calibri" w:cs="Calibri"/>
         </w:rPr>
       </w:r>
     </w:p>
@@ -1035,6 +1190,11 @@
           <w:rFonts w:ascii="Calibri" w:hAnsi="Calibri" w:eastAsia="Calibri" w:cs="Calibri"/>
         </w:rPr>
       </w:r>
+      <w:r>
+        <w:rPr>
+          <w:rFonts w:ascii="Calibri" w:hAnsi="Calibri" w:cs="Calibri"/>
+        </w:rPr>
+      </w:r>
     </w:p>
     <w:p>
       <w:pPr>
@@ -1079,6 +1239,11 @@
           <w:rFonts w:ascii="Calibri" w:hAnsi="Calibri" w:eastAsia="Calibri" w:cs="Calibri"/>
         </w:rPr>
       </w:r>
+      <w:r>
+        <w:rPr>
+          <w:rFonts w:ascii="Calibri" w:hAnsi="Calibri" w:cs="Calibri"/>
+        </w:rPr>
+      </w:r>
     </w:p>
     <w:p>
       <w:pPr>
@@ -1115,6 +1280,11 @@
           <w:rFonts w:ascii="Calibri" w:hAnsi="Calibri" w:eastAsia="Calibri" w:cs="Calibri"/>
         </w:rPr>
       </w:r>
+      <w:r>
+        <w:rPr>
+          <w:rFonts w:ascii="Calibri" w:hAnsi="Calibri" w:cs="Calibri"/>
+        </w:rPr>
+      </w:r>
     </w:p>
     <w:p>
       <w:pPr>
@@ -1146,6 +1316,15 @@
         <w:rPr>
           <w:rFonts w:ascii="Calibri" w:hAnsi="Calibri" w:cs="Calibri"/>
           <w:sz w:val="24"/>
+        </w:rPr>
+      </w:r>
+      <w:r>
+        <w:rPr>
+          <w:rFonts w:ascii="Calibri" w:hAnsi="Calibri" w:eastAsia="Calibri" w:cs="Calibri"/>
+          <w:color w:val="000000"/>
+          <w:sz w:val="24"/>
+          <w:szCs w:val="24"/>
+          <w:highlight w:val="none"/>
         </w:rPr>
       </w:r>
     </w:p>
@@ -1183,10 +1362,9 @@
       </w:r>
       <w:r>
         <w:rPr>
-          <w:rFonts w:ascii="Calibri" w:hAnsi="Calibri" w:eastAsia="Calibri" w:cs="Calibri"/>
-          <w:color w:val="000000"/>
+          <w:rFonts w:ascii="Calibri" w:hAnsi="Calibri" w:cs="Calibri"/>
           <w:sz w:val="24"/>
-          <w:highlight w:val="none"/>
+          <w:szCs w:val="24"/>
         </w:rPr>
       </w:r>
     </w:p>
@@ -1232,6 +1410,13 @@
           <w:szCs w:val="28"/>
         </w:rPr>
       </w:r>
+      <w:r>
+        <w:rPr>
+          <w:rFonts w:ascii="Calibri" w:hAnsi="Calibri" w:cs="Calibri"/>
+          <w:sz w:val="28"/>
+          <w:szCs w:val="28"/>
+        </w:rPr>
+      </w:r>
     </w:p>
     <w:p>
       <w:pPr>
@@ -1258,6 +1443,11 @@
       <w:r>
         <w:rPr>
           <w:rFonts w:ascii="Calibri" w:hAnsi="Calibri" w:eastAsia="Calibri" w:cs="Calibri"/>
+        </w:rPr>
+      </w:r>
+      <w:r>
+        <w:rPr>
+          <w:rFonts w:ascii="Calibri" w:hAnsi="Calibri" w:cs="Calibri"/>
         </w:rPr>
       </w:r>
     </w:p>
@@ -1304,6 +1494,11 @@
           <w:rFonts w:ascii="Calibri" w:hAnsi="Calibri" w:eastAsia="Calibri" w:cs="Calibri"/>
         </w:rPr>
       </w:r>
+      <w:r>
+        <w:rPr>
+          <w:rFonts w:ascii="Calibri" w:hAnsi="Calibri" w:cs="Calibri"/>
+        </w:rPr>
+      </w:r>
     </w:p>
     <w:p>
       <w:pPr>
@@ -1338,6 +1533,11 @@
       <w:r>
         <w:rPr>
           <w:rFonts w:ascii="Calibri" w:hAnsi="Calibri" w:eastAsia="Calibri" w:cs="Calibri"/>
+        </w:rPr>
+      </w:r>
+      <w:r>
+        <w:rPr>
+          <w:rFonts w:ascii="Calibri" w:hAnsi="Calibri" w:cs="Calibri"/>
         </w:rPr>
       </w:r>
     </w:p>
@@ -1384,6 +1584,11 @@
           <w:rFonts w:ascii="Calibri" w:hAnsi="Calibri" w:eastAsia="Calibri" w:cs="Calibri"/>
         </w:rPr>
       </w:r>
+      <w:r>
+        <w:rPr>
+          <w:rFonts w:ascii="Calibri" w:hAnsi="Calibri" w:cs="Calibri"/>
+        </w:rPr>
+      </w:r>
     </w:p>
     <w:p>
       <w:pPr>
@@ -1420,6 +1625,11 @@
           <w:rFonts w:ascii="Calibri" w:hAnsi="Calibri" w:eastAsia="Calibri" w:cs="Calibri"/>
         </w:rPr>
       </w:r>
+      <w:r>
+        <w:rPr>
+          <w:rFonts w:ascii="Calibri" w:hAnsi="Calibri" w:cs="Calibri"/>
+        </w:rPr>
+      </w:r>
     </w:p>
     <w:p>
       <w:pPr>
@@ -1432,7 +1642,8 @@
         <w:spacing/>
         <w:ind w:right="0" w:firstLine="0" w:left="0"/>
         <w:rPr>
-          <w:rFonts w:ascii="Calibri" w:hAnsi="Calibri" w:cs="Calibri"/>
+          <w:rFonts w:ascii="Calibri" w:hAnsi="Calibri" w:eastAsia="Calibri" w:cs="Calibri"/>
+          <w:highlight w:val="none"/>
         </w:rPr>
       </w:pPr>
       <w:r>
@@ -1456,16 +1667,632 @@
           <w:rFonts w:ascii="Calibri" w:hAnsi="Calibri" w:eastAsia="Calibri" w:cs="Calibri"/>
         </w:rPr>
       </w:r>
-    </w:p>
-    <w:p>
-      <w:pPr>
-        <w:pBdr/>
-        <w:spacing/>
-        <w:ind/>
+      <w:r>
         <w:rPr>
           <w:rFonts w:ascii="Calibri" w:hAnsi="Calibri" w:cs="Calibri"/>
         </w:rPr>
-      </w:pPr>
+      </w:r>
+    </w:p>
+    <w:p>
+      <w:pPr>
+        <w:pBdr>
+          <w:top w:val="none" w:color="000000" w:sz="4" w:space="0"/>
+          <w:left w:val="none" w:color="000000" w:sz="4" w:space="0"/>
+          <w:bottom w:val="none" w:color="000000" w:sz="4" w:space="0"/>
+          <w:right w:val="none" w:color="000000" w:sz="4" w:space="0"/>
+        </w:pBdr>
+        <w:spacing/>
+        <w:ind w:right="0" w:firstLine="0" w:left="0"/>
+        <w:rPr>
+          <w:rFonts w:ascii="Calibri" w:hAnsi="Calibri" w:cs="Calibri"/>
+        </w:rPr>
+      </w:pPr>
+      <w:r>
+        <w:rPr>
+          <w:rFonts w:ascii="Calibri" w:hAnsi="Calibri" w:cs="Calibri"/>
+        </w:rPr>
+      </w:r>
+      <w:r>
+        <w:rPr>
+          <w:rFonts w:ascii="Calibri" w:hAnsi="Calibri" w:cs="Calibri"/>
+        </w:rPr>
+      </w:r>
+      <w:r>
+        <w:rPr>
+          <w:rFonts w:ascii="Calibri" w:hAnsi="Calibri" w:cs="Calibri"/>
+        </w:rPr>
+      </w:r>
+    </w:p>
+    <w:p>
+      <w:pPr>
+        <w:pBdr>
+          <w:top w:val="none" w:color="000000" w:sz="4" w:space="0"/>
+          <w:left w:val="none" w:color="000000" w:sz="4" w:space="0"/>
+          <w:bottom w:val="none" w:color="000000" w:sz="4" w:space="0"/>
+          <w:right w:val="none" w:color="000000" w:sz="4" w:space="0"/>
+        </w:pBdr>
+        <w:tabs>
+          <w:tab w:val="left" w:leader="none" w:pos="1346"/>
+        </w:tabs>
+        <w:spacing/>
+        <w:ind w:right="0" w:firstLine="0" w:left="0"/>
+        <w:rPr>
+          <w:rFonts w:ascii="Calibri" w:hAnsi="Calibri" w:eastAsia="Calibri" w:cs="Calibri"/>
+          <w:b/>
+          <w:bCs/>
+          <w:sz w:val="28"/>
+          <w:szCs w:val="28"/>
+          <w:highlight w:val="none"/>
+        </w:rPr>
+      </w:pPr>
+      <w:r>
+        <w:rPr>
+          <w:rFonts w:ascii="Calibri" w:hAnsi="Calibri" w:eastAsia="Calibri" w:cs="Calibri"/>
+          <w:b/>
+          <w:bCs/>
+          <w:sz w:val="28"/>
+          <w:szCs w:val="28"/>
+          <w:highlight w:val="none"/>
+        </w:rPr>
+      </w:r>
+      <w:r>
+        <w:rPr>
+          <w:rFonts w:ascii="Calibri" w:hAnsi="Calibri" w:eastAsia="Calibri" w:cs="Calibri"/>
+          <w:b/>
+          <w:bCs/>
+          <w:sz w:val="28"/>
+          <w:szCs w:val="28"/>
+          <w:highlight w:val="none"/>
+        </w:rPr>
+      </w:r>
+      <w:r>
+        <w:rPr>
+          <w:rFonts w:ascii="Calibri" w:hAnsi="Calibri" w:eastAsia="Calibri" w:cs="Calibri"/>
+          <w:b/>
+          <w:bCs/>
+          <w:sz w:val="28"/>
+          <w:szCs w:val="28"/>
+          <w:highlight w:val="none"/>
+        </w:rPr>
+      </w:r>
+    </w:p>
+    <w:p>
+      <w:pPr>
+        <w:pBdr>
+          <w:top w:val="none" w:color="000000" w:sz="4" w:space="0"/>
+          <w:left w:val="none" w:color="000000" w:sz="4" w:space="0"/>
+          <w:bottom w:val="none" w:color="000000" w:sz="4" w:space="0"/>
+          <w:right w:val="none" w:color="000000" w:sz="4" w:space="0"/>
+        </w:pBdr>
+        <w:tabs>
+          <w:tab w:val="left" w:leader="none" w:pos="1346"/>
+        </w:tabs>
+        <w:spacing/>
+        <w:ind w:right="0" w:firstLine="0" w:left="0"/>
+        <w:rPr>
+          <w:rFonts w:ascii="Calibri" w:hAnsi="Calibri" w:eastAsia="Calibri" w:cs="Calibri"/>
+          <w:b/>
+          <w:bCs/>
+          <w:sz w:val="28"/>
+          <w:szCs w:val="28"/>
+          <w:highlight w:val="none"/>
+        </w:rPr>
+      </w:pPr>
+      <w:r>
+        <w:rPr>
+          <w:rFonts w:ascii="Calibri" w:hAnsi="Calibri" w:eastAsia="Calibri" w:cs="Calibri"/>
+          <w:b/>
+          <w:bCs/>
+          <w:sz w:val="28"/>
+          <w:szCs w:val="28"/>
+          <w:highlight w:val="none"/>
+        </w:rPr>
+      </w:r>
+      <w:r>
+        <w:rPr>
+          <w:rFonts w:ascii="Calibri" w:hAnsi="Calibri" w:eastAsia="Calibri" w:cs="Calibri"/>
+          <w:b/>
+          <w:bCs/>
+          <w:sz w:val="28"/>
+          <w:szCs w:val="28"/>
+          <w:highlight w:val="none"/>
+        </w:rPr>
+      </w:r>
+      <w:r>
+        <w:rPr>
+          <w:rFonts w:ascii="Calibri" w:hAnsi="Calibri" w:eastAsia="Calibri" w:cs="Calibri"/>
+          <w:b/>
+          <w:bCs/>
+          <w:sz w:val="28"/>
+          <w:szCs w:val="28"/>
+          <w:highlight w:val="none"/>
+        </w:rPr>
+      </w:r>
+    </w:p>
+    <w:p>
+      <w:pPr>
+        <w:pBdr>
+          <w:top w:val="none" w:color="000000" w:sz="4" w:space="0"/>
+          <w:left w:val="none" w:color="000000" w:sz="4" w:space="0"/>
+          <w:bottom w:val="none" w:color="000000" w:sz="4" w:space="0"/>
+          <w:right w:val="none" w:color="000000" w:sz="4" w:space="0"/>
+        </w:pBdr>
+        <w:tabs>
+          <w:tab w:val="left" w:leader="none" w:pos="1346"/>
+        </w:tabs>
+        <w:spacing/>
+        <w:ind w:right="0" w:firstLine="0" w:left="0"/>
+        <w:rPr>
+          <w:rFonts w:ascii="Calibri" w:hAnsi="Calibri" w:eastAsia="Calibri" w:cs="Calibri"/>
+          <w:b/>
+          <w:bCs/>
+          <w:sz w:val="28"/>
+          <w:szCs w:val="28"/>
+          <w:highlight w:val="none"/>
+        </w:rPr>
+      </w:pPr>
+      <w:r>
+        <w:rPr>
+          <w:rFonts w:ascii="Calibri" w:hAnsi="Calibri" w:eastAsia="Calibri" w:cs="Calibri"/>
+          <w:b/>
+          <w:bCs/>
+          <w:sz w:val="28"/>
+          <w:szCs w:val="28"/>
+          <w:highlight w:val="none"/>
+        </w:rPr>
+        <w:t xml:space="preserve">References:</w:t>
+      </w:r>
+      <w:r>
+        <w:rPr>
+          <w:rFonts w:ascii="Calibri" w:hAnsi="Calibri" w:eastAsia="Calibri" w:cs="Calibri"/>
+          <w:b/>
+          <w:bCs/>
+          <w:sz w:val="28"/>
+          <w:szCs w:val="28"/>
+          <w:highlight w:val="none"/>
+        </w:rPr>
+        <w:tab/>
+      </w:r>
+      <w:r>
+        <w:rPr>
+          <w:rFonts w:ascii="Calibri" w:hAnsi="Calibri" w:cs="Calibri"/>
+          <w:b/>
+          <w:bCs/>
+          <w:sz w:val="28"/>
+          <w:szCs w:val="28"/>
+        </w:rPr>
+      </w:r>
+      <w:r>
+        <w:rPr>
+          <w:rFonts w:ascii="Calibri" w:hAnsi="Calibri" w:eastAsia="Calibri" w:cs="Calibri"/>
+          <w:color w:val="000000"/>
+          <w:sz w:val="24"/>
+        </w:rPr>
+      </w:r>
+      <w:r>
+        <w:rPr>
+          <w:rFonts w:ascii="Calibri" w:hAnsi="Calibri" w:eastAsia="Calibri" w:cs="Calibri"/>
+          <w:color w:val="000000"/>
+          <w:sz w:val="24"/>
+        </w:rPr>
+        <w:t xml:space="preserve"> </w:t>
+      </w:r>
+      <w:r>
+        <w:rPr>
+          <w:rFonts w:ascii="Calibri" w:hAnsi="Calibri" w:eastAsia="Calibri" w:cs="Calibri"/>
+        </w:rPr>
+      </w:r>
+      <w:r>
+        <w:rPr>
+          <w:rFonts w:ascii="Calibri" w:hAnsi="Calibri" w:eastAsia="Calibri" w:cs="Calibri"/>
+        </w:rPr>
+      </w:r>
+      <w:r>
+        <w:rPr>
+          <w:rFonts w:ascii="Calibri" w:hAnsi="Calibri" w:eastAsia="Calibri" w:cs="Calibri"/>
+          <w:b/>
+          <w:bCs/>
+          <w:sz w:val="28"/>
+          <w:szCs w:val="28"/>
+          <w:highlight w:val="none"/>
+        </w:rPr>
+      </w:r>
+    </w:p>
+    <w:p>
+      <w:pPr>
+        <w:pBdr>
+          <w:top w:val="none" w:color="000000" w:sz="4" w:space="0"/>
+          <w:left w:val="none" w:color="000000" w:sz="4" w:space="0"/>
+          <w:bottom w:val="none" w:color="000000" w:sz="4" w:space="0"/>
+          <w:right w:val="none" w:color="000000" w:sz="4" w:space="0"/>
+        </w:pBdr>
+        <w:spacing/>
+        <w:ind w:right="0" w:hanging="567" w:left="567"/>
+        <w:rPr>
+          <w:rFonts w:ascii="Calibri" w:hAnsi="Calibri" w:cs="Calibri"/>
+        </w:rPr>
+      </w:pPr>
+      <w:r>
+        <w:rPr>
+          <w:rFonts w:ascii="Calibri" w:hAnsi="Calibri" w:eastAsia="Calibri" w:cs="Calibri"/>
+          <w:color w:val="000000"/>
+          <w:sz w:val="24"/>
+        </w:rPr>
+        <w:t xml:space="preserve">Constantin, L. (2021) </w:t>
+      </w:r>
+      <w:r>
+        <w:rPr>
+          <w:rFonts w:ascii="Calibri" w:hAnsi="Calibri" w:eastAsia="Calibri" w:cs="Calibri"/>
+          <w:i/>
+          <w:color w:val="000000"/>
+          <w:sz w:val="24"/>
+        </w:rPr>
+        <w:t xml:space="preserve">Why code reuse is still a security nightmare | CSO Online</w:t>
+      </w:r>
+      <w:r>
+        <w:rPr>
+          <w:rFonts w:ascii="Calibri" w:hAnsi="Calibri" w:eastAsia="Calibri" w:cs="Calibri"/>
+          <w:color w:val="000000"/>
+          <w:sz w:val="24"/>
+        </w:rPr>
+        <w:t xml:space="preserve">. Available at: </w:t>
+      </w:r>
+      <w:r>
+        <w:rPr>
+          <w:rFonts w:ascii="Calibri" w:hAnsi="Calibri" w:eastAsia="Calibri" w:cs="Calibri"/>
+          <w:sz w:val="24"/>
+        </w:rPr>
+        <w:t xml:space="preserve">https://www.csoonline.com/article/571073/why-code-reuse-is-still-a-security-nightmare.html</w:t>
+      </w:r>
+      <w:r>
+        <w:rPr>
+          <w:rFonts w:ascii="Calibri" w:hAnsi="Calibri" w:eastAsia="Calibri" w:cs="Calibri"/>
+          <w:color w:val="000000"/>
+          <w:sz w:val="24"/>
+        </w:rPr>
+        <w:t xml:space="preserve"> (Accessed: </w:t>
+      </w:r>
+      <w:r>
+        <w:rPr>
+          <w:rFonts w:ascii="Calibri" w:hAnsi="Calibri" w:eastAsia="Calibri" w:cs="Calibri"/>
+          <w:color w:val="000000"/>
+          <w:sz w:val="24"/>
+        </w:rPr>
+        <w:t xml:space="preserve">06 April 2026).</w:t>
+      </w:r>
+      <w:r>
+        <w:rPr>
+          <w:rFonts w:ascii="Calibri" w:hAnsi="Calibri" w:eastAsia="Calibri" w:cs="Calibri"/>
+          <w:color w:val="000000"/>
+          <w:sz w:val="24"/>
+        </w:rPr>
+        <w:t xml:space="preserve"> </w:t>
+      </w:r>
+      <w:r>
+        <w:rPr>
+          <w:rFonts w:ascii="Calibri" w:hAnsi="Calibri" w:eastAsia="Calibri" w:cs="Calibri"/>
+        </w:rPr>
+      </w:r>
+      <w:r>
+        <w:rPr>
+          <w:rFonts w:ascii="Calibri" w:hAnsi="Calibri" w:eastAsia="Calibri" w:cs="Calibri"/>
+        </w:rPr>
+      </w:r>
+    </w:p>
+    <w:p>
+      <w:pPr>
+        <w:pBdr>
+          <w:top w:val="none" w:color="000000" w:sz="4" w:space="0"/>
+          <w:left w:val="none" w:color="000000" w:sz="4" w:space="0"/>
+          <w:bottom w:val="none" w:color="000000" w:sz="4" w:space="0"/>
+          <w:right w:val="none" w:color="000000" w:sz="4" w:space="0"/>
+        </w:pBdr>
+        <w:spacing/>
+        <w:ind w:right="0" w:hanging="567" w:left="567"/>
+        <w:rPr>
+          <w:rFonts w:ascii="Calibri" w:hAnsi="Calibri" w:cs="Calibri"/>
+        </w:rPr>
+      </w:pPr>
+      <w:r>
+        <w:rPr>
+          <w:rFonts w:ascii="Calibri" w:hAnsi="Calibri" w:eastAsia="Calibri" w:cs="Calibri"/>
+          <w:color w:val="000000"/>
+          <w:sz w:val="24"/>
+        </w:rPr>
+        <w:t xml:space="preserve">Harrison, L. (2024) </w:t>
+      </w:r>
+      <w:r>
+        <w:rPr>
+          <w:rFonts w:ascii="Calibri" w:hAnsi="Calibri" w:eastAsia="Calibri" w:cs="Calibri"/>
+          <w:i/>
+          <w:color w:val="000000"/>
+          <w:sz w:val="24"/>
+        </w:rPr>
+        <w:t xml:space="preserve">SBOMs and the importance of inventory | National Cyber Security Centre</w:t>
+      </w:r>
+      <w:r>
+        <w:rPr>
+          <w:rFonts w:ascii="Calibri" w:hAnsi="Calibri" w:eastAsia="Calibri" w:cs="Calibri"/>
+          <w:color w:val="000000"/>
+          <w:sz w:val="24"/>
+        </w:rPr>
+        <w:t xml:space="preserve">. Available at: </w:t>
+      </w:r>
+      <w:r>
+        <w:rPr>
+          <w:rFonts w:ascii="Calibri" w:hAnsi="Calibri" w:eastAsia="Calibri" w:cs="Calibri"/>
+          <w:color w:val="000000"/>
+          <w:sz w:val="24"/>
+        </w:rPr>
+        <w:t xml:space="preserve">https://www.ncsc.gov.uk/blog-post/sboms-and-the-importance-of-inventory</w:t>
+      </w:r>
+      <w:r>
+        <w:rPr>
+          <w:rFonts w:ascii="Calibri" w:hAnsi="Calibri" w:eastAsia="Calibri" w:cs="Calibri"/>
+          <w:color w:val="000000"/>
+          <w:sz w:val="24"/>
+        </w:rPr>
+        <w:t xml:space="preserve"> (Accessed: </w:t>
+      </w:r>
+      <w:r>
+        <w:rPr>
+          <w:rFonts w:ascii="Calibri" w:hAnsi="Calibri" w:eastAsia="Calibri" w:cs="Calibri"/>
+          <w:color w:val="000000"/>
+          <w:sz w:val="24"/>
+        </w:rPr>
+        <w:t xml:space="preserve">06 April 2026).</w:t>
+      </w:r>
+      <w:r>
+        <w:rPr>
+          <w:rFonts w:ascii="Calibri" w:hAnsi="Calibri" w:eastAsia="Calibri" w:cs="Calibri"/>
+          <w:color w:val="000000"/>
+          <w:sz w:val="24"/>
+        </w:rPr>
+        <w:t xml:space="preserve"> </w:t>
+      </w:r>
+      <w:r>
+        <w:rPr>
+          <w:rFonts w:ascii="Calibri" w:hAnsi="Calibri" w:eastAsia="Calibri" w:cs="Calibri"/>
+        </w:rPr>
+      </w:r>
+      <w:r>
+        <w:rPr>
+          <w:rFonts w:ascii="Calibri" w:hAnsi="Calibri" w:eastAsia="Calibri" w:cs="Calibri"/>
+        </w:rPr>
+      </w:r>
+    </w:p>
+    <w:p>
+      <w:pPr>
+        <w:pBdr>
+          <w:top w:val="none" w:color="000000" w:sz="4" w:space="0"/>
+          <w:left w:val="none" w:color="000000" w:sz="4" w:space="0"/>
+          <w:bottom w:val="none" w:color="000000" w:sz="4" w:space="0"/>
+          <w:right w:val="none" w:color="000000" w:sz="4" w:space="0"/>
+        </w:pBdr>
+        <w:spacing/>
+        <w:ind w:right="0" w:hanging="567" w:left="567"/>
+        <w:rPr>
+          <w:rFonts w:ascii="Calibri" w:hAnsi="Calibri" w:cs="Calibri"/>
+        </w:rPr>
+      </w:pPr>
+      <w:r>
+        <w:rPr>
+          <w:rFonts w:ascii="Calibri" w:hAnsi="Calibri" w:eastAsia="Calibri" w:cs="Calibri"/>
+          <w:color w:val="000000"/>
+          <w:sz w:val="24"/>
+        </w:rPr>
+        <w:t xml:space="preserve">Lakushyn, A. (2025) </w:t>
+      </w:r>
+      <w:r>
+        <w:rPr>
+          <w:rFonts w:ascii="Calibri" w:hAnsi="Calibri" w:eastAsia="Calibri" w:cs="Calibri"/>
+          <w:i/>
+          <w:color w:val="000000"/>
+          <w:sz w:val="24"/>
+        </w:rPr>
+        <w:t xml:space="preserve">CI/CD Best Practices: A complete guide for developers</w:t>
+      </w:r>
+      <w:r>
+        <w:rPr>
+          <w:rFonts w:ascii="Calibri" w:hAnsi="Calibri" w:eastAsia="Calibri" w:cs="Calibri"/>
+          <w:color w:val="000000"/>
+          <w:sz w:val="24"/>
+        </w:rPr>
+        <w:t xml:space="preserve">. Available at: </w:t>
+      </w:r>
+      <w:r>
+        <w:rPr>
+          <w:rFonts w:ascii="Calibri" w:hAnsi="Calibri" w:eastAsia="Calibri" w:cs="Calibri"/>
+          <w:color w:val="000000"/>
+          <w:sz w:val="24"/>
+        </w:rPr>
+        <w:t xml:space="preserve">https://productiveshop.com/ci-cd-best-practices/#hosting-based-ci-cd-platform</w:t>
+      </w:r>
+      <w:r>
+        <w:rPr>
+          <w:rFonts w:ascii="Calibri" w:hAnsi="Calibri" w:eastAsia="Calibri" w:cs="Calibri"/>
+          <w:color w:val="000000"/>
+          <w:sz w:val="24"/>
+        </w:rPr>
+        <w:t xml:space="preserve"> (Accessed: </w:t>
+      </w:r>
+      <w:r>
+        <w:rPr>
+          <w:rFonts w:ascii="Calibri" w:hAnsi="Calibri" w:eastAsia="Calibri" w:cs="Calibri"/>
+          <w:color w:val="000000"/>
+          <w:sz w:val="24"/>
+        </w:rPr>
+        <w:t xml:space="preserve">06 April 2026).</w:t>
+      </w:r>
+      <w:r>
+        <w:rPr>
+          <w:rFonts w:ascii="Calibri" w:hAnsi="Calibri" w:eastAsia="Calibri" w:cs="Calibri"/>
+          <w:color w:val="000000"/>
+          <w:sz w:val="24"/>
+        </w:rPr>
+        <w:t xml:space="preserve"> </w:t>
+      </w:r>
+      <w:r>
+        <w:rPr>
+          <w:rFonts w:ascii="Calibri" w:hAnsi="Calibri" w:eastAsia="Calibri" w:cs="Calibri"/>
+          <w:color w:val="000000"/>
+          <w:sz w:val="24"/>
+        </w:rPr>
+      </w:r>
+      <w:r>
+        <w:rPr>
+          <w:rFonts w:ascii="Calibri" w:hAnsi="Calibri" w:eastAsia="Calibri" w:cs="Calibri"/>
+        </w:rPr>
+      </w:r>
+    </w:p>
+    <w:p>
+      <w:pPr>
+        <w:pBdr>
+          <w:top w:val="none" w:color="000000" w:sz="4" w:space="0"/>
+          <w:left w:val="none" w:color="000000" w:sz="4" w:space="0"/>
+          <w:bottom w:val="none" w:color="000000" w:sz="4" w:space="0"/>
+          <w:right w:val="none" w:color="000000" w:sz="4" w:space="0"/>
+        </w:pBdr>
+        <w:spacing/>
+        <w:ind w:right="0" w:hanging="567" w:left="567"/>
+        <w:rPr>
+          <w:rFonts w:ascii="Calibri" w:hAnsi="Calibri" w:cs="Calibri"/>
+        </w:rPr>
+      </w:pPr>
+      <w:r>
+        <w:rPr>
+          <w:rFonts w:ascii="Calibri" w:hAnsi="Calibri" w:eastAsia="Calibri" w:cs="Calibri"/>
+          <w:highlight w:val="none"/>
+        </w:rPr>
+      </w:r>
+      <w:r>
+        <w:rPr>
+          <w:rFonts w:ascii="Calibri" w:hAnsi="Calibri" w:eastAsia="Calibri" w:cs="Calibri"/>
+          <w:highlight w:val="none"/>
+        </w:rPr>
+      </w:r>
+      <w:r>
+        <w:rPr>
+          <w:rFonts w:ascii="Calibri" w:hAnsi="Calibri" w:eastAsia="Calibri" w:cs="Calibri"/>
+          <w:color w:val="000000"/>
+          <w:sz w:val="24"/>
+        </w:rPr>
+        <w:t xml:space="preserve">Lumelsky, A. (2025) </w:t>
+      </w:r>
+      <w:r>
+        <w:rPr>
+          <w:rFonts w:ascii="Calibri" w:hAnsi="Calibri" w:eastAsia="Calibri" w:cs="Calibri"/>
+          <w:i/>
+          <w:iCs/>
+          <w:color w:val="000000"/>
+          <w:sz w:val="24"/>
+        </w:rPr>
+        <w:t xml:space="preserve">Oligo</w:t>
+      </w:r>
+      <w:r>
+        <w:rPr>
+          <w:rFonts w:ascii="Calibri" w:hAnsi="Calibri" w:eastAsia="Calibri" w:cs="Calibri"/>
+          <w:color w:val="000000"/>
+          <w:sz w:val="24"/>
+        </w:rPr>
+        <w:t xml:space="preserve">. Available at:</w:t>
+      </w:r>
+      <w:r>
+        <w:rPr>
+          <w:rFonts w:ascii="Calibri" w:hAnsi="Calibri" w:eastAsia="Calibri" w:cs="Calibri"/>
+          <w:color w:val="000000"/>
+          <w:sz w:val="24"/>
+        </w:rPr>
+        <w:t xml:space="preserve">https://www.oligo.security/blog/shadowmq-how-code-reuse-spread-critical-vulnerabilities-across-the-ai-ecosystem</w:t>
+      </w:r>
+      <w:r>
+        <w:rPr>
+          <w:rFonts w:ascii="Calibri" w:hAnsi="Calibri" w:eastAsia="Calibri" w:cs="Calibri"/>
+          <w:color w:val="000000"/>
+          <w:sz w:val="24"/>
+        </w:rPr>
+        <w:t xml:space="preserve"> (Accessed: 06 April 2026).</w:t>
+      </w:r>
+      <w:r/>
+      <w:r>
+        <w:rPr>
+          <w:rFonts w:ascii="Calibri" w:hAnsi="Calibri" w:eastAsia="Calibri" w:cs="Calibri"/>
+          <w:highlight w:val="none"/>
+        </w:rPr>
+      </w:r>
+      <w:r>
+        <w:rPr>
+          <w:rFonts w:ascii="Calibri" w:hAnsi="Calibri" w:eastAsia="Calibri" w:cs="Calibri"/>
+          <w:highlight w:val="none"/>
+        </w:rPr>
+      </w:r>
+    </w:p>
+    <w:p>
+      <w:pPr>
+        <w:pBdr>
+          <w:top w:val="none" w:color="000000" w:sz="4" w:space="0"/>
+          <w:left w:val="none" w:color="000000" w:sz="4" w:space="0"/>
+          <w:bottom w:val="none" w:color="000000" w:sz="4" w:space="0"/>
+          <w:right w:val="none" w:color="000000" w:sz="4" w:space="0"/>
+        </w:pBdr>
+        <w:tabs>
+          <w:tab w:val="left" w:leader="none" w:pos="1346"/>
+        </w:tabs>
+        <w:spacing/>
+        <w:ind w:right="0" w:firstLine="0" w:left="0"/>
+        <w:rPr>
+          <w:rFonts w:ascii="Calibri" w:hAnsi="Calibri" w:cs="Calibri"/>
+          <w:b/>
+          <w:bCs/>
+          <w:sz w:val="28"/>
+          <w:szCs w:val="28"/>
+        </w:rPr>
+      </w:pPr>
+      <w:r>
+        <w:rPr>
+          <w:rFonts w:ascii="Calibri" w:hAnsi="Calibri" w:eastAsia="Calibri" w:cs="Calibri"/>
+          <w:b/>
+          <w:bCs/>
+          <w:sz w:val="28"/>
+          <w:szCs w:val="28"/>
+          <w:highlight w:val="none"/>
+        </w:rPr>
+      </w:r>
+      <w:r>
+        <w:rPr>
+          <w:rFonts w:ascii="Calibri" w:hAnsi="Calibri" w:eastAsia="Calibri" w:cs="Calibri"/>
+          <w:b/>
+          <w:bCs/>
+          <w:sz w:val="28"/>
+          <w:szCs w:val="28"/>
+          <w:highlight w:val="none"/>
+        </w:rPr>
+      </w:r>
+      <w:r>
+        <w:rPr>
+          <w:rFonts w:ascii="Calibri" w:hAnsi="Calibri" w:eastAsia="Calibri" w:cs="Calibri"/>
+          <w:b/>
+          <w:bCs/>
+          <w:sz w:val="28"/>
+          <w:szCs w:val="28"/>
+          <w:highlight w:val="none"/>
+        </w:rPr>
+      </w:r>
+    </w:p>
+    <w:p>
+      <w:pPr>
+        <w:pBdr/>
+        <w:spacing/>
+        <w:ind/>
+        <w:rPr>
+          <w:rFonts w:ascii="Calibri" w:hAnsi="Calibri" w:cs="Calibri"/>
+        </w:rPr>
+      </w:pPr>
+      <w:r>
+        <w:rPr>
+          <w:rFonts w:ascii="Calibri" w:hAnsi="Calibri" w:eastAsia="Calibri" w:cs="Calibri"/>
+        </w:rPr>
+      </w:r>
       <w:r>
         <w:rPr>
           <w:rFonts w:ascii="Calibri" w:hAnsi="Calibri" w:eastAsia="Calibri" w:cs="Calibri"/>
@@ -1499,7 +2326,6 @@
         <w:ind/>
         <w:rPr/>
       </w:pPr>
-      <w:r/>
       <w:r>
         <w:separator/>
       </w:r>
@@ -1514,7 +2340,6 @@
         <w:ind/>
         <w:rPr/>
       </w:pPr>
-      <w:r/>
       <w:r>
         <w:continuationSeparator/>
       </w:r>
@@ -1534,7 +2359,6 @@
         <w:ind/>
         <w:rPr/>
       </w:pPr>
-      <w:r/>
       <w:r>
         <w:separator/>
       </w:r>
@@ -1549,7 +2373,6 @@
         <w:ind/>
         <w:rPr/>
       </w:pPr>
-      <w:r/>
       <w:r>
         <w:continuationSeparator/>
       </w:r>
@@ -1717,9 +2540,9 @@
     <w:lsdException w:name="Bibliography" w:uiPriority="37"/>
     <w:lsdException w:name="TOC Heading" w:uiPriority="39" w:qFormat="1"/>
   </w:latentStyles>
-  <w:style w:type="table" w:styleId="12">
+  <w:style w:type="table" w:styleId="701">
     <w:name w:val="Table Grid"/>
-    <w:basedOn w:val="665"/>
+    <w:basedOn w:val="887"/>
     <w:uiPriority w:val="59"/>
     <w:pPr>
       <w:pBdr/>
@@ -1916,9 +2739,9 @@
       </w:tcPr>
     </w:tblStylePr>
   </w:style>
-  <w:style w:type="table" w:styleId="13">
+  <w:style w:type="table" w:styleId="702">
     <w:name w:val="Table Grid Light"/>
-    <w:basedOn w:val="665"/>
+    <w:basedOn w:val="887"/>
     <w:uiPriority w:val="59"/>
     <w:pPr>
       <w:pBdr/>
@@ -2115,9 +2938,9 @@
       </w:tcPr>
     </w:tblStylePr>
   </w:style>
-  <w:style w:type="table" w:styleId="14">
+  <w:style w:type="table" w:styleId="703">
     <w:name w:val="Plain Table 1"/>
-    <w:basedOn w:val="665"/>
+    <w:basedOn w:val="887"/>
     <w:uiPriority w:val="59"/>
     <w:pPr>
       <w:pBdr/>
@@ -2340,9 +3163,9 @@
       </w:tcPr>
     </w:tblStylePr>
   </w:style>
-  <w:style w:type="table" w:styleId="15">
+  <w:style w:type="table" w:styleId="704">
     <w:name w:val="Plain Table 2"/>
-    <w:basedOn w:val="665"/>
+    <w:basedOn w:val="887"/>
     <w:uiPriority w:val="59"/>
     <w:pPr>
       <w:pBdr/>
@@ -2573,9 +3396,9 @@
       </w:tcPr>
     </w:tblStylePr>
   </w:style>
-  <w:style w:type="table" w:styleId="16">
+  <w:style w:type="table" w:styleId="705">
     <w:name w:val="Plain Table 3"/>
-    <w:basedOn w:val="665"/>
+    <w:basedOn w:val="887"/>
     <w:uiPriority w:val="99"/>
     <w:pPr>
       <w:pBdr/>
@@ -2803,9 +3626,9 @@
       </w:tcPr>
     </w:tblStylePr>
   </w:style>
-  <w:style w:type="table" w:styleId="17">
+  <w:style w:type="table" w:styleId="706">
     <w:name w:val="Plain Table 4"/>
-    <w:basedOn w:val="665"/>
+    <w:basedOn w:val="887"/>
     <w:uiPriority w:val="99"/>
     <w:pPr>
       <w:pBdr/>
@@ -3019,9 +3842,9 @@
       </w:tcPr>
     </w:tblStylePr>
   </w:style>
-  <w:style w:type="table" w:styleId="18">
+  <w:style w:type="table" w:styleId="707">
     <w:name w:val="Plain Table 5"/>
-    <w:basedOn w:val="665"/>
+    <w:basedOn w:val="887"/>
     <w:uiPriority w:val="99"/>
     <w:pPr>
       <w:pBdr/>
@@ -3252,9 +4075,9 @@
       </w:tcPr>
     </w:tblStylePr>
   </w:style>
-  <w:style w:type="table" w:styleId="19">
+  <w:style w:type="table" w:styleId="708">
     <w:name w:val="Grid Table 1 Light"/>
-    <w:basedOn w:val="665"/>
+    <w:basedOn w:val="887"/>
     <w:uiPriority w:val="99"/>
     <w:pPr>
       <w:pBdr/>
@@ -3475,9 +4298,9 @@
       </w:tcPr>
     </w:tblStylePr>
   </w:style>
-  <w:style w:type="table" w:styleId="20">
+  <w:style w:type="table" w:styleId="709">
     <w:name w:val="Grid Table 1 Light - Accent 1"/>
-    <w:basedOn w:val="665"/>
+    <w:basedOn w:val="887"/>
     <w:uiPriority w:val="99"/>
     <w:pPr>
       <w:pBdr/>
@@ -3698,9 +4521,9 @@
       </w:tcPr>
     </w:tblStylePr>
   </w:style>
-  <w:style w:type="table" w:styleId="21">
+  <w:style w:type="table" w:styleId="710">
     <w:name w:val="Grid Table 1 Light - Accent 2"/>
-    <w:basedOn w:val="665"/>
+    <w:basedOn w:val="887"/>
     <w:uiPriority w:val="99"/>
     <w:pPr>
       <w:pBdr/>
@@ -3921,9 +4744,9 @@
       </w:tcPr>
     </w:tblStylePr>
   </w:style>
-  <w:style w:type="table" w:styleId="22">
+  <w:style w:type="table" w:styleId="711">
     <w:name w:val="Grid Table 1 Light - Accent 3"/>
-    <w:basedOn w:val="665"/>
+    <w:basedOn w:val="887"/>
     <w:uiPriority w:val="99"/>
     <w:pPr>
       <w:pBdr/>
@@ -4144,9 +4967,9 @@
       </w:tcPr>
     </w:tblStylePr>
   </w:style>
-  <w:style w:type="table" w:styleId="23">
+  <w:style w:type="table" w:styleId="712">
     <w:name w:val="Grid Table 1 Light - Accent 4"/>
-    <w:basedOn w:val="665"/>
+    <w:basedOn w:val="887"/>
     <w:uiPriority w:val="99"/>
     <w:pPr>
       <w:pBdr/>
@@ -4367,9 +5190,9 @@
       </w:tcPr>
     </w:tblStylePr>
   </w:style>
-  <w:style w:type="table" w:styleId="24">
+  <w:style w:type="table" w:styleId="713">
     <w:name w:val="Grid Table 1 Light - Accent 5"/>
-    <w:basedOn w:val="665"/>
+    <w:basedOn w:val="887"/>
     <w:uiPriority w:val="99"/>
     <w:pPr>
       <w:pBdr/>
@@ -4590,9 +5413,9 @@
       </w:tcPr>
     </w:tblStylePr>
   </w:style>
-  <w:style w:type="table" w:styleId="25">
+  <w:style w:type="table" w:styleId="714">
     <w:name w:val="Grid Table 1 Light - Accent 6"/>
-    <w:basedOn w:val="665"/>
+    <w:basedOn w:val="887"/>
     <w:uiPriority w:val="99"/>
     <w:pPr>
       <w:pBdr/>
@@ -4813,9 +5636,9 @@
       </w:tcPr>
     </w:tblStylePr>
   </w:style>
-  <w:style w:type="table" w:styleId="26">
+  <w:style w:type="table" w:styleId="715">
     <w:name w:val="Grid Table 2"/>
-    <w:basedOn w:val="665"/>
+    <w:basedOn w:val="887"/>
     <w:uiPriority w:val="99"/>
     <w:pPr>
       <w:pBdr/>
@@ -5045,9 +5868,9 @@
       </w:tcPr>
     </w:tblStylePr>
   </w:style>
-  <w:style w:type="table" w:styleId="27">
+  <w:style w:type="table" w:styleId="716">
     <w:name w:val="Grid Table 2 - Accent 1"/>
-    <w:basedOn w:val="665"/>
+    <w:basedOn w:val="887"/>
     <w:uiPriority w:val="99"/>
     <w:pPr>
       <w:pBdr/>
@@ -5277,9 +6100,9 @@
       </w:tcPr>
     </w:tblStylePr>
   </w:style>
-  <w:style w:type="table" w:styleId="28">
+  <w:style w:type="table" w:styleId="717">
     <w:name w:val="Grid Table 2 - Accent 2"/>
-    <w:basedOn w:val="665"/>
+    <w:basedOn w:val="887"/>
     <w:uiPriority w:val="99"/>
     <w:pPr>
       <w:pBdr/>
@@ -5509,9 +6332,9 @@
       </w:tcPr>
     </w:tblStylePr>
   </w:style>
-  <w:style w:type="table" w:styleId="29">
+  <w:style w:type="table" w:styleId="718">
     <w:name w:val="Grid Table 2 - Accent 3"/>
-    <w:basedOn w:val="665"/>
+    <w:basedOn w:val="887"/>
     <w:uiPriority w:val="99"/>
     <w:pPr>
       <w:pBdr/>
@@ -5741,9 +6564,9 @@
       </w:tcPr>
     </w:tblStylePr>
   </w:style>
-  <w:style w:type="table" w:styleId="30">
+  <w:style w:type="table" w:styleId="719">
     <w:name w:val="Grid Table 2 - Accent 4"/>
-    <w:basedOn w:val="665"/>
+    <w:basedOn w:val="887"/>
     <w:uiPriority w:val="99"/>
     <w:pPr>
       <w:pBdr/>
@@ -5973,9 +6796,9 @@
       </w:tcPr>
     </w:tblStylePr>
   </w:style>
-  <w:style w:type="table" w:styleId="31">
+  <w:style w:type="table" w:styleId="720">
     <w:name w:val="Grid Table 2 - Accent 5"/>
-    <w:basedOn w:val="665"/>
+    <w:basedOn w:val="887"/>
     <w:uiPriority w:val="99"/>
     <w:pPr>
       <w:pBdr/>
@@ -6205,9 +7028,9 @@
       </w:tcPr>
     </w:tblStylePr>
   </w:style>
-  <w:style w:type="table" w:styleId="32">
+  <w:style w:type="table" w:styleId="721">
     <w:name w:val="Grid Table 2 - Accent 6"/>
-    <w:basedOn w:val="665"/>
+    <w:basedOn w:val="887"/>
     <w:uiPriority w:val="99"/>
     <w:pPr>
       <w:pBdr/>
@@ -6437,9 +7260,9 @@
       </w:tcPr>
     </w:tblStylePr>
   </w:style>
-  <w:style w:type="table" w:styleId="33">
+  <w:style w:type="table" w:styleId="722">
     <w:name w:val="Grid Table 3"/>
-    <w:basedOn w:val="665"/>
+    <w:basedOn w:val="887"/>
     <w:uiPriority w:val="99"/>
     <w:pPr>
       <w:pBdr/>
@@ -6538,29 +7361,6 @@
         <w:tblBorders/>
       </w:tblPr>
       <w:tcPr>
-        <w:shd w:color="ffffff"/>
-        <w:tcBorders>
-          <w:top w:val="none" w:color="000000" w:sz="4" w:space="0"/>
-          <w:left w:val="none" w:color="000000" w:sz="4" w:space="0"/>
-          <w:bottom w:val="none" w:color="000000" w:sz="4" w:space="0"/>
-          <w:right w:val="none" w:color="000000" w:sz="4" w:space="0"/>
-        </w:tcBorders>
-      </w:tcPr>
-    </w:tblStylePr>
-    <w:tblStylePr w:type="firstRow">
-      <w:rPr>
-        <w:b/>
-        <w:color w:val="404040"/>
-      </w:rPr>
-      <w:pPr>
-        <w:pBdr/>
-        <w:spacing/>
-        <w:ind/>
-      </w:pPr>
-      <w:tblPr>
-        <w:tblBorders/>
-      </w:tblPr>
-      <w:tcPr>
         <w:shd w:val="clear" w:color="ffffff"/>
         <w:tcBorders>
           <w:top w:val="none" w:color="000000" w:sz="4" w:space="0"/>
@@ -6570,30 +7370,7 @@
         </w:tcBorders>
       </w:tcPr>
     </w:tblStylePr>
-    <w:tblStylePr w:type="lastCol">
-      <w:rPr>
-        <w:i/>
-        <w:color w:val="404040"/>
-      </w:rPr>
-      <w:pPr>
-        <w:pBdr/>
-        <w:spacing/>
-        <w:ind/>
-      </w:pPr>
-      <w:tblPr>
-        <w:tblBorders/>
-      </w:tblPr>
-      <w:tcPr>
-        <w:shd w:color="ffffff"/>
-        <w:tcBorders>
-          <w:top w:val="none" w:color="000000" w:sz="4" w:space="0"/>
-          <w:left w:val="none" w:color="000000" w:sz="4" w:space="0"/>
-          <w:bottom w:val="none" w:color="000000" w:sz="4" w:space="0"/>
-          <w:right w:val="none" w:color="000000" w:sz="4" w:space="0"/>
-        </w:tcBorders>
-      </w:tcPr>
-    </w:tblStylePr>
-    <w:tblStylePr w:type="lastRow">
+    <w:tblStylePr w:type="firstRow">
       <w:rPr>
         <w:b/>
         <w:color w:val="404040"/>
@@ -6616,6 +7393,52 @@
         </w:tcBorders>
       </w:tcPr>
     </w:tblStylePr>
+    <w:tblStylePr w:type="lastCol">
+      <w:rPr>
+        <w:i/>
+        <w:color w:val="404040"/>
+      </w:rPr>
+      <w:pPr>
+        <w:pBdr/>
+        <w:spacing/>
+        <w:ind/>
+      </w:pPr>
+      <w:tblPr>
+        <w:tblBorders/>
+      </w:tblPr>
+      <w:tcPr>
+        <w:shd w:val="clear" w:color="ffffff"/>
+        <w:tcBorders>
+          <w:top w:val="none" w:color="000000" w:sz="4" w:space="0"/>
+          <w:left w:val="none" w:color="000000" w:sz="4" w:space="0"/>
+          <w:bottom w:val="none" w:color="000000" w:sz="4" w:space="0"/>
+          <w:right w:val="none" w:color="000000" w:sz="4" w:space="0"/>
+        </w:tcBorders>
+      </w:tcPr>
+    </w:tblStylePr>
+    <w:tblStylePr w:type="lastRow">
+      <w:rPr>
+        <w:b/>
+        <w:color w:val="404040"/>
+      </w:rPr>
+      <w:pPr>
+        <w:pBdr/>
+        <w:spacing/>
+        <w:ind/>
+      </w:pPr>
+      <w:tblPr>
+        <w:tblBorders/>
+      </w:tblPr>
+      <w:tcPr>
+        <w:shd w:val="clear" w:color="ffffff"/>
+        <w:tcBorders>
+          <w:top w:val="none" w:color="000000" w:sz="4" w:space="0"/>
+          <w:left w:val="none" w:color="000000" w:sz="4" w:space="0"/>
+          <w:bottom w:val="none" w:color="000000" w:sz="4" w:space="0"/>
+          <w:right w:val="none" w:color="000000" w:sz="4" w:space="0"/>
+        </w:tcBorders>
+      </w:tcPr>
+    </w:tblStylePr>
     <w:tblStylePr w:type="nwCell">
       <w:pPr>
         <w:pBdr/>
@@ -6682,9 +7505,9 @@
       </w:tcPr>
     </w:tblStylePr>
   </w:style>
-  <w:style w:type="table" w:styleId="34">
+  <w:style w:type="table" w:styleId="723">
     <w:name w:val="Grid Table 3 - Accent 1"/>
-    <w:basedOn w:val="665"/>
+    <w:basedOn w:val="887"/>
     <w:uiPriority w:val="99"/>
     <w:pPr>
       <w:pBdr/>
@@ -6783,29 +7606,6 @@
         <w:tblBorders/>
       </w:tblPr>
       <w:tcPr>
-        <w:shd w:color="ffffff"/>
-        <w:tcBorders>
-          <w:top w:val="none" w:color="000000" w:sz="4" w:space="0"/>
-          <w:left w:val="none" w:color="000000" w:sz="4" w:space="0"/>
-          <w:bottom w:val="none" w:color="000000" w:sz="4" w:space="0"/>
-          <w:right w:val="none" w:color="000000" w:sz="4" w:space="0"/>
-        </w:tcBorders>
-      </w:tcPr>
-    </w:tblStylePr>
-    <w:tblStylePr w:type="firstRow">
-      <w:rPr>
-        <w:b/>
-        <w:color w:val="404040"/>
-      </w:rPr>
-      <w:pPr>
-        <w:pBdr/>
-        <w:spacing/>
-        <w:ind/>
-      </w:pPr>
-      <w:tblPr>
-        <w:tblBorders/>
-      </w:tblPr>
-      <w:tcPr>
         <w:shd w:val="clear" w:color="ffffff"/>
         <w:tcBorders>
           <w:top w:val="none" w:color="000000" w:sz="4" w:space="0"/>
@@ -6815,30 +7615,7 @@
         </w:tcBorders>
       </w:tcPr>
     </w:tblStylePr>
-    <w:tblStylePr w:type="lastCol">
-      <w:rPr>
-        <w:i/>
-        <w:color w:val="404040"/>
-      </w:rPr>
-      <w:pPr>
-        <w:pBdr/>
-        <w:spacing/>
-        <w:ind/>
-      </w:pPr>
-      <w:tblPr>
-        <w:tblBorders/>
-      </w:tblPr>
-      <w:tcPr>
-        <w:shd w:color="ffffff"/>
-        <w:tcBorders>
-          <w:top w:val="none" w:color="000000" w:sz="4" w:space="0"/>
-          <w:left w:val="none" w:color="000000" w:sz="4" w:space="0"/>
-          <w:bottom w:val="none" w:color="000000" w:sz="4" w:space="0"/>
-          <w:right w:val="none" w:color="000000" w:sz="4" w:space="0"/>
-        </w:tcBorders>
-      </w:tcPr>
-    </w:tblStylePr>
-    <w:tblStylePr w:type="lastRow">
+    <w:tblStylePr w:type="firstRow">
       <w:rPr>
         <w:b/>
         <w:color w:val="404040"/>
@@ -6861,6 +7638,52 @@
         </w:tcBorders>
       </w:tcPr>
     </w:tblStylePr>
+    <w:tblStylePr w:type="lastCol">
+      <w:rPr>
+        <w:i/>
+        <w:color w:val="404040"/>
+      </w:rPr>
+      <w:pPr>
+        <w:pBdr/>
+        <w:spacing/>
+        <w:ind/>
+      </w:pPr>
+      <w:tblPr>
+        <w:tblBorders/>
+      </w:tblPr>
+      <w:tcPr>
+        <w:shd w:val="clear" w:color="ffffff"/>
+        <w:tcBorders>
+          <w:top w:val="none" w:color="000000" w:sz="4" w:space="0"/>
+          <w:left w:val="none" w:color="000000" w:sz="4" w:space="0"/>
+          <w:bottom w:val="none" w:color="000000" w:sz="4" w:space="0"/>
+          <w:right w:val="none" w:color="000000" w:sz="4" w:space="0"/>
+        </w:tcBorders>
+      </w:tcPr>
+    </w:tblStylePr>
+    <w:tblStylePr w:type="lastRow">
+      <w:rPr>
+        <w:b/>
+        <w:color w:val="404040"/>
+      </w:rPr>
+      <w:pPr>
+        <w:pBdr/>
+        <w:spacing/>
+        <w:ind/>
+      </w:pPr>
+      <w:tblPr>
+        <w:tblBorders/>
+      </w:tblPr>
+      <w:tcPr>
+        <w:shd w:val="clear" w:color="ffffff"/>
+        <w:tcBorders>
+          <w:top w:val="none" w:color="000000" w:sz="4" w:space="0"/>
+          <w:left w:val="none" w:color="000000" w:sz="4" w:space="0"/>
+          <w:bottom w:val="none" w:color="000000" w:sz="4" w:space="0"/>
+          <w:right w:val="none" w:color="000000" w:sz="4" w:space="0"/>
+        </w:tcBorders>
+      </w:tcPr>
+    </w:tblStylePr>
     <w:tblStylePr w:type="nwCell">
       <w:pPr>
         <w:pBdr/>
@@ -6927,9 +7750,9 @@
       </w:tcPr>
     </w:tblStylePr>
   </w:style>
-  <w:style w:type="table" w:styleId="35">
+  <w:style w:type="table" w:styleId="724">
     <w:name w:val="Grid Table 3 - Accent 2"/>
-    <w:basedOn w:val="665"/>
+    <w:basedOn w:val="887"/>
     <w:uiPriority w:val="99"/>
     <w:pPr>
       <w:pBdr/>
@@ -7028,29 +7851,6 @@
         <w:tblBorders/>
       </w:tblPr>
       <w:tcPr>
-        <w:shd w:color="ffffff"/>
-        <w:tcBorders>
-          <w:top w:val="none" w:color="000000" w:sz="4" w:space="0"/>
-          <w:left w:val="none" w:color="000000" w:sz="4" w:space="0"/>
-          <w:bottom w:val="none" w:color="000000" w:sz="4" w:space="0"/>
-          <w:right w:val="none" w:color="000000" w:sz="4" w:space="0"/>
-        </w:tcBorders>
-      </w:tcPr>
-    </w:tblStylePr>
-    <w:tblStylePr w:type="firstRow">
-      <w:rPr>
-        <w:b/>
-        <w:color w:val="404040"/>
-      </w:rPr>
-      <w:pPr>
-        <w:pBdr/>
-        <w:spacing/>
-        <w:ind/>
-      </w:pPr>
-      <w:tblPr>
-        <w:tblBorders/>
-      </w:tblPr>
-      <w:tcPr>
         <w:shd w:val="clear" w:color="ffffff"/>
         <w:tcBorders>
           <w:top w:val="none" w:color="000000" w:sz="4" w:space="0"/>
@@ -7060,30 +7860,7 @@
         </w:tcBorders>
       </w:tcPr>
     </w:tblStylePr>
-    <w:tblStylePr w:type="lastCol">
-      <w:rPr>
-        <w:i/>
-        <w:color w:val="404040"/>
-      </w:rPr>
-      <w:pPr>
-        <w:pBdr/>
-        <w:spacing/>
-        <w:ind/>
-      </w:pPr>
-      <w:tblPr>
-        <w:tblBorders/>
-      </w:tblPr>
-      <w:tcPr>
-        <w:shd w:color="ffffff"/>
-        <w:tcBorders>
-          <w:top w:val="none" w:color="000000" w:sz="4" w:space="0"/>
-          <w:left w:val="none" w:color="000000" w:sz="4" w:space="0"/>
-          <w:bottom w:val="none" w:color="000000" w:sz="4" w:space="0"/>
-          <w:right w:val="none" w:color="000000" w:sz="4" w:space="0"/>
-        </w:tcBorders>
-      </w:tcPr>
-    </w:tblStylePr>
-    <w:tblStylePr w:type="lastRow">
+    <w:tblStylePr w:type="firstRow">
       <w:rPr>
         <w:b/>
         <w:color w:val="404040"/>
@@ -7106,6 +7883,52 @@
         </w:tcBorders>
       </w:tcPr>
     </w:tblStylePr>
+    <w:tblStylePr w:type="lastCol">
+      <w:rPr>
+        <w:i/>
+        <w:color w:val="404040"/>
+      </w:rPr>
+      <w:pPr>
+        <w:pBdr/>
+        <w:spacing/>
+        <w:ind/>
+      </w:pPr>
+      <w:tblPr>
+        <w:tblBorders/>
+      </w:tblPr>
+      <w:tcPr>
+        <w:shd w:val="clear" w:color="ffffff"/>
+        <w:tcBorders>
+          <w:top w:val="none" w:color="000000" w:sz="4" w:space="0"/>
+          <w:left w:val="none" w:color="000000" w:sz="4" w:space="0"/>
+          <w:bottom w:val="none" w:color="000000" w:sz="4" w:space="0"/>
+          <w:right w:val="none" w:color="000000" w:sz="4" w:space="0"/>
+        </w:tcBorders>
+      </w:tcPr>
+    </w:tblStylePr>
+    <w:tblStylePr w:type="lastRow">
+      <w:rPr>
+        <w:b/>
+        <w:color w:val="404040"/>
+      </w:rPr>
+      <w:pPr>
+        <w:pBdr/>
+        <w:spacing/>
+        <w:ind/>
+      </w:pPr>
+      <w:tblPr>
+        <w:tblBorders/>
+      </w:tblPr>
+      <w:tcPr>
+        <w:shd w:val="clear" w:color="ffffff"/>
+        <w:tcBorders>
+          <w:top w:val="none" w:color="000000" w:sz="4" w:space="0"/>
+          <w:left w:val="none" w:color="000000" w:sz="4" w:space="0"/>
+          <w:bottom w:val="none" w:color="000000" w:sz="4" w:space="0"/>
+          <w:right w:val="none" w:color="000000" w:sz="4" w:space="0"/>
+        </w:tcBorders>
+      </w:tcPr>
+    </w:tblStylePr>
     <w:tblStylePr w:type="nwCell">
       <w:pPr>
         <w:pBdr/>
@@ -7172,9 +7995,9 @@
       </w:tcPr>
     </w:tblStylePr>
   </w:style>
-  <w:style w:type="table" w:styleId="36">
+  <w:style w:type="table" w:styleId="725">
     <w:name w:val="Grid Table 3 - Accent 3"/>
-    <w:basedOn w:val="665"/>
+    <w:basedOn w:val="887"/>
     <w:uiPriority w:val="99"/>
     <w:pPr>
       <w:pBdr/>
@@ -7273,29 +8096,6 @@
         <w:tblBorders/>
       </w:tblPr>
       <w:tcPr>
-        <w:shd w:color="ffffff"/>
-        <w:tcBorders>
-          <w:top w:val="none" w:color="000000" w:sz="4" w:space="0"/>
-          <w:left w:val="none" w:color="000000" w:sz="4" w:space="0"/>
-          <w:bottom w:val="none" w:color="000000" w:sz="4" w:space="0"/>
-          <w:right w:val="none" w:color="000000" w:sz="4" w:space="0"/>
-        </w:tcBorders>
-      </w:tcPr>
-    </w:tblStylePr>
-    <w:tblStylePr w:type="firstRow">
-      <w:rPr>
-        <w:b/>
-        <w:color w:val="404040"/>
-      </w:rPr>
-      <w:pPr>
-        <w:pBdr/>
-        <w:spacing/>
-        <w:ind/>
-      </w:pPr>
-      <w:tblPr>
-        <w:tblBorders/>
-      </w:tblPr>
-      <w:tcPr>
         <w:shd w:val="clear" w:color="ffffff"/>
         <w:tcBorders>
           <w:top w:val="none" w:color="000000" w:sz="4" w:space="0"/>
@@ -7305,30 +8105,7 @@
         </w:tcBorders>
       </w:tcPr>
     </w:tblStylePr>
-    <w:tblStylePr w:type="lastCol">
-      <w:rPr>
-        <w:i/>
-        <w:color w:val="404040"/>
-      </w:rPr>
-      <w:pPr>
-        <w:pBdr/>
-        <w:spacing/>
-        <w:ind/>
-      </w:pPr>
-      <w:tblPr>
-        <w:tblBorders/>
-      </w:tblPr>
-      <w:tcPr>
-        <w:shd w:color="ffffff"/>
-        <w:tcBorders>
-          <w:top w:val="none" w:color="000000" w:sz="4" w:space="0"/>
-          <w:left w:val="none" w:color="000000" w:sz="4" w:space="0"/>
-          <w:bottom w:val="none" w:color="000000" w:sz="4" w:space="0"/>
-          <w:right w:val="none" w:color="000000" w:sz="4" w:space="0"/>
-        </w:tcBorders>
-      </w:tcPr>
-    </w:tblStylePr>
-    <w:tblStylePr w:type="lastRow">
+    <w:tblStylePr w:type="firstRow">
       <w:rPr>
         <w:b/>
         <w:color w:val="404040"/>
@@ -7351,6 +8128,52 @@
         </w:tcBorders>
       </w:tcPr>
     </w:tblStylePr>
+    <w:tblStylePr w:type="lastCol">
+      <w:rPr>
+        <w:i/>
+        <w:color w:val="404040"/>
+      </w:rPr>
+      <w:pPr>
+        <w:pBdr/>
+        <w:spacing/>
+        <w:ind/>
+      </w:pPr>
+      <w:tblPr>
+        <w:tblBorders/>
+      </w:tblPr>
+      <w:tcPr>
+        <w:shd w:val="clear" w:color="ffffff"/>
+        <w:tcBorders>
+          <w:top w:val="none" w:color="000000" w:sz="4" w:space="0"/>
+          <w:left w:val="none" w:color="000000" w:sz="4" w:space="0"/>
+          <w:bottom w:val="none" w:color="000000" w:sz="4" w:space="0"/>
+          <w:right w:val="none" w:color="000000" w:sz="4" w:space="0"/>
+        </w:tcBorders>
+      </w:tcPr>
+    </w:tblStylePr>
+    <w:tblStylePr w:type="lastRow">
+      <w:rPr>
+        <w:b/>
+        <w:color w:val="404040"/>
+      </w:rPr>
+      <w:pPr>
+        <w:pBdr/>
+        <w:spacing/>
+        <w:ind/>
+      </w:pPr>
+      <w:tblPr>
+        <w:tblBorders/>
+      </w:tblPr>
+      <w:tcPr>
+        <w:shd w:val="clear" w:color="ffffff"/>
+        <w:tcBorders>
+          <w:top w:val="none" w:color="000000" w:sz="4" w:space="0"/>
+          <w:left w:val="none" w:color="000000" w:sz="4" w:space="0"/>
+          <w:bottom w:val="none" w:color="000000" w:sz="4" w:space="0"/>
+          <w:right w:val="none" w:color="000000" w:sz="4" w:space="0"/>
+        </w:tcBorders>
+      </w:tcPr>
+    </w:tblStylePr>
     <w:tblStylePr w:type="nwCell">
       <w:pPr>
         <w:pBdr/>
@@ -7417,9 +8240,9 @@
       </w:tcPr>
     </w:tblStylePr>
   </w:style>
-  <w:style w:type="table" w:styleId="37">
+  <w:style w:type="table" w:styleId="726">
     <w:name w:val="Grid Table 3 - Accent 4"/>
-    <w:basedOn w:val="665"/>
+    <w:basedOn w:val="887"/>
     <w:uiPriority w:val="99"/>
     <w:pPr>
       <w:pBdr/>
@@ -7518,29 +8341,6 @@
         <w:tblBorders/>
       </w:tblPr>
       <w:tcPr>
-        <w:shd w:color="ffffff"/>
-        <w:tcBorders>
-          <w:top w:val="none" w:color="000000" w:sz="4" w:space="0"/>
-          <w:left w:val="none" w:color="000000" w:sz="4" w:space="0"/>
-          <w:bottom w:val="none" w:color="000000" w:sz="4" w:space="0"/>
-          <w:right w:val="none" w:color="000000" w:sz="4" w:space="0"/>
-        </w:tcBorders>
-      </w:tcPr>
-    </w:tblStylePr>
-    <w:tblStylePr w:type="firstRow">
-      <w:rPr>
-        <w:b/>
-        <w:color w:val="404040"/>
-      </w:rPr>
-      <w:pPr>
-        <w:pBdr/>
-        <w:spacing/>
-        <w:ind/>
-      </w:pPr>
-      <w:tblPr>
-        <w:tblBorders/>
-      </w:tblPr>
-      <w:tcPr>
         <w:shd w:val="clear" w:color="ffffff"/>
         <w:tcBorders>
           <w:top w:val="none" w:color="000000" w:sz="4" w:space="0"/>
@@ -7550,30 +8350,7 @@
         </w:tcBorders>
       </w:tcPr>
     </w:tblStylePr>
-    <w:tblStylePr w:type="lastCol">
-      <w:rPr>
-        <w:i/>
-        <w:color w:val="404040"/>
-      </w:rPr>
-      <w:pPr>
-        <w:pBdr/>
-        <w:spacing/>
-        <w:ind/>
-      </w:pPr>
-      <w:tblPr>
-        <w:tblBorders/>
-      </w:tblPr>
-      <w:tcPr>
-        <w:shd w:color="ffffff"/>
-        <w:tcBorders>
-          <w:top w:val="none" w:color="000000" w:sz="4" w:space="0"/>
-          <w:left w:val="none" w:color="000000" w:sz="4" w:space="0"/>
-          <w:bottom w:val="none" w:color="000000" w:sz="4" w:space="0"/>
-          <w:right w:val="none" w:color="000000" w:sz="4" w:space="0"/>
-        </w:tcBorders>
-      </w:tcPr>
-    </w:tblStylePr>
-    <w:tblStylePr w:type="lastRow">
+    <w:tblStylePr w:type="firstRow">
       <w:rPr>
         <w:b/>
         <w:color w:val="404040"/>
@@ -7596,6 +8373,52 @@
         </w:tcBorders>
       </w:tcPr>
     </w:tblStylePr>
+    <w:tblStylePr w:type="lastCol">
+      <w:rPr>
+        <w:i/>
+        <w:color w:val="404040"/>
+      </w:rPr>
+      <w:pPr>
+        <w:pBdr/>
+        <w:spacing/>
+        <w:ind/>
+      </w:pPr>
+      <w:tblPr>
+        <w:tblBorders/>
+      </w:tblPr>
+      <w:tcPr>
+        <w:shd w:val="clear" w:color="ffffff"/>
+        <w:tcBorders>
+          <w:top w:val="none" w:color="000000" w:sz="4" w:space="0"/>
+          <w:left w:val="none" w:color="000000" w:sz="4" w:space="0"/>
+          <w:bottom w:val="none" w:color="000000" w:sz="4" w:space="0"/>
+          <w:right w:val="none" w:color="000000" w:sz="4" w:space="0"/>
+        </w:tcBorders>
+      </w:tcPr>
+    </w:tblStylePr>
+    <w:tblStylePr w:type="lastRow">
+      <w:rPr>
+        <w:b/>
+        <w:color w:val="404040"/>
+      </w:rPr>
+      <w:pPr>
+        <w:pBdr/>
+        <w:spacing/>
+        <w:ind/>
+      </w:pPr>
+      <w:tblPr>
+        <w:tblBorders/>
+      </w:tblPr>
+      <w:tcPr>
+        <w:shd w:val="clear" w:color="ffffff"/>
+        <w:tcBorders>
+          <w:top w:val="none" w:color="000000" w:sz="4" w:space="0"/>
+          <w:left w:val="none" w:color="000000" w:sz="4" w:space="0"/>
+          <w:bottom w:val="none" w:color="000000" w:sz="4" w:space="0"/>
+          <w:right w:val="none" w:color="000000" w:sz="4" w:space="0"/>
+        </w:tcBorders>
+      </w:tcPr>
+    </w:tblStylePr>
     <w:tblStylePr w:type="nwCell">
       <w:pPr>
         <w:pBdr/>
@@ -7662,9 +8485,9 @@
       </w:tcPr>
     </w:tblStylePr>
   </w:style>
-  <w:style w:type="table" w:styleId="38">
+  <w:style w:type="table" w:styleId="727">
     <w:name w:val="Grid Table 3 - Accent 5"/>
-    <w:basedOn w:val="665"/>
+    <w:basedOn w:val="887"/>
     <w:uiPriority w:val="99"/>
     <w:pPr>
       <w:pBdr/>
@@ -7763,29 +8586,6 @@
         <w:tblBorders/>
       </w:tblPr>
       <w:tcPr>
-        <w:shd w:color="ffffff"/>
-        <w:tcBorders>
-          <w:top w:val="none" w:color="000000" w:sz="4" w:space="0"/>
-          <w:left w:val="none" w:color="000000" w:sz="4" w:space="0"/>
-          <w:bottom w:val="none" w:color="000000" w:sz="4" w:space="0"/>
-          <w:right w:val="none" w:color="000000" w:sz="4" w:space="0"/>
-        </w:tcBorders>
-      </w:tcPr>
-    </w:tblStylePr>
-    <w:tblStylePr w:type="firstRow">
-      <w:rPr>
-        <w:b/>
-        <w:color w:val="404040"/>
-      </w:rPr>
-      <w:pPr>
-        <w:pBdr/>
-        <w:spacing/>
-        <w:ind/>
-      </w:pPr>
-      <w:tblPr>
-        <w:tblBorders/>
-      </w:tblPr>
-      <w:tcPr>
         <w:shd w:val="clear" w:color="ffffff"/>
         <w:tcBorders>
           <w:top w:val="none" w:color="000000" w:sz="4" w:space="0"/>
@@ -7795,30 +8595,7 @@
         </w:tcBorders>
       </w:tcPr>
     </w:tblStylePr>
-    <w:tblStylePr w:type="lastCol">
-      <w:rPr>
-        <w:i/>
-        <w:color w:val="404040"/>
-      </w:rPr>
-      <w:pPr>
-        <w:pBdr/>
-        <w:spacing/>
-        <w:ind/>
-      </w:pPr>
-      <w:tblPr>
-        <w:tblBorders/>
-      </w:tblPr>
-      <w:tcPr>
-        <w:shd w:color="ffffff"/>
-        <w:tcBorders>
-          <w:top w:val="none" w:color="000000" w:sz="4" w:space="0"/>
-          <w:left w:val="none" w:color="000000" w:sz="4" w:space="0"/>
-          <w:bottom w:val="none" w:color="000000" w:sz="4" w:space="0"/>
-          <w:right w:val="none" w:color="000000" w:sz="4" w:space="0"/>
-        </w:tcBorders>
-      </w:tcPr>
-    </w:tblStylePr>
-    <w:tblStylePr w:type="lastRow">
+    <w:tblStylePr w:type="firstRow">
       <w:rPr>
         <w:b/>
         <w:color w:val="404040"/>
@@ -7841,6 +8618,52 @@
         </w:tcBorders>
       </w:tcPr>
     </w:tblStylePr>
+    <w:tblStylePr w:type="lastCol">
+      <w:rPr>
+        <w:i/>
+        <w:color w:val="404040"/>
+      </w:rPr>
+      <w:pPr>
+        <w:pBdr/>
+        <w:spacing/>
+        <w:ind/>
+      </w:pPr>
+      <w:tblPr>
+        <w:tblBorders/>
+      </w:tblPr>
+      <w:tcPr>
+        <w:shd w:val="clear" w:color="ffffff"/>
+        <w:tcBorders>
+          <w:top w:val="none" w:color="000000" w:sz="4" w:space="0"/>
+          <w:left w:val="none" w:color="000000" w:sz="4" w:space="0"/>
+          <w:bottom w:val="none" w:color="000000" w:sz="4" w:space="0"/>
+          <w:right w:val="none" w:color="000000" w:sz="4" w:space="0"/>
+        </w:tcBorders>
+      </w:tcPr>
+    </w:tblStylePr>
+    <w:tblStylePr w:type="lastRow">
+      <w:rPr>
+        <w:b/>
+        <w:color w:val="404040"/>
+      </w:rPr>
+      <w:pPr>
+        <w:pBdr/>
+        <w:spacing/>
+        <w:ind/>
+      </w:pPr>
+      <w:tblPr>
+        <w:tblBorders/>
+      </w:tblPr>
+      <w:tcPr>
+        <w:shd w:val="clear" w:color="ffffff"/>
+        <w:tcBorders>
+          <w:top w:val="none" w:color="000000" w:sz="4" w:space="0"/>
+          <w:left w:val="none" w:color="000000" w:sz="4" w:space="0"/>
+          <w:bottom w:val="none" w:color="000000" w:sz="4" w:space="0"/>
+          <w:right w:val="none" w:color="000000" w:sz="4" w:space="0"/>
+        </w:tcBorders>
+      </w:tcPr>
+    </w:tblStylePr>
     <w:tblStylePr w:type="nwCell">
       <w:pPr>
         <w:pBdr/>
@@ -7907,9 +8730,9 @@
       </w:tcPr>
     </w:tblStylePr>
   </w:style>
-  <w:style w:type="table" w:styleId="39">
+  <w:style w:type="table" w:styleId="728">
     <w:name w:val="Grid Table 3 - Accent 6"/>
-    <w:basedOn w:val="665"/>
+    <w:basedOn w:val="887"/>
     <w:uiPriority w:val="99"/>
     <w:pPr>
       <w:pBdr/>
@@ -8008,29 +8831,6 @@
         <w:tblBorders/>
       </w:tblPr>
       <w:tcPr>
-        <w:shd w:color="ffffff"/>
-        <w:tcBorders>
-          <w:top w:val="none" w:color="000000" w:sz="4" w:space="0"/>
-          <w:left w:val="none" w:color="000000" w:sz="4" w:space="0"/>
-          <w:bottom w:val="none" w:color="000000" w:sz="4" w:space="0"/>
-          <w:right w:val="none" w:color="000000" w:sz="4" w:space="0"/>
-        </w:tcBorders>
-      </w:tcPr>
-    </w:tblStylePr>
-    <w:tblStylePr w:type="firstRow">
-      <w:rPr>
-        <w:b/>
-        <w:color w:val="404040"/>
-      </w:rPr>
-      <w:pPr>
-        <w:pBdr/>
-        <w:spacing/>
-        <w:ind/>
-      </w:pPr>
-      <w:tblPr>
-        <w:tblBorders/>
-      </w:tblPr>
-      <w:tcPr>
         <w:shd w:val="clear" w:color="ffffff"/>
         <w:tcBorders>
           <w:top w:val="none" w:color="000000" w:sz="4" w:space="0"/>
@@ -8040,30 +8840,7 @@
         </w:tcBorders>
       </w:tcPr>
     </w:tblStylePr>
-    <w:tblStylePr w:type="lastCol">
-      <w:rPr>
-        <w:i/>
-        <w:color w:val="404040"/>
-      </w:rPr>
-      <w:pPr>
-        <w:pBdr/>
-        <w:spacing/>
-        <w:ind/>
-      </w:pPr>
-      <w:tblPr>
-        <w:tblBorders/>
-      </w:tblPr>
-      <w:tcPr>
-        <w:shd w:color="ffffff"/>
-        <w:tcBorders>
-          <w:top w:val="none" w:color="000000" w:sz="4" w:space="0"/>
-          <w:left w:val="none" w:color="000000" w:sz="4" w:space="0"/>
-          <w:bottom w:val="none" w:color="000000" w:sz="4" w:space="0"/>
-          <w:right w:val="none" w:color="000000" w:sz="4" w:space="0"/>
-        </w:tcBorders>
-      </w:tcPr>
-    </w:tblStylePr>
-    <w:tblStylePr w:type="lastRow">
+    <w:tblStylePr w:type="firstRow">
       <w:rPr>
         <w:b/>
         <w:color w:val="404040"/>
@@ -8086,6 +8863,52 @@
         </w:tcBorders>
       </w:tcPr>
     </w:tblStylePr>
+    <w:tblStylePr w:type="lastCol">
+      <w:rPr>
+        <w:i/>
+        <w:color w:val="404040"/>
+      </w:rPr>
+      <w:pPr>
+        <w:pBdr/>
+        <w:spacing/>
+        <w:ind/>
+      </w:pPr>
+      <w:tblPr>
+        <w:tblBorders/>
+      </w:tblPr>
+      <w:tcPr>
+        <w:shd w:val="clear" w:color="ffffff"/>
+        <w:tcBorders>
+          <w:top w:val="none" w:color="000000" w:sz="4" w:space="0"/>
+          <w:left w:val="none" w:color="000000" w:sz="4" w:space="0"/>
+          <w:bottom w:val="none" w:color="000000" w:sz="4" w:space="0"/>
+          <w:right w:val="none" w:color="000000" w:sz="4" w:space="0"/>
+        </w:tcBorders>
+      </w:tcPr>
+    </w:tblStylePr>
+    <w:tblStylePr w:type="lastRow">
+      <w:rPr>
+        <w:b/>
+        <w:color w:val="404040"/>
+      </w:rPr>
+      <w:pPr>
+        <w:pBdr/>
+        <w:spacing/>
+        <w:ind/>
+      </w:pPr>
+      <w:tblPr>
+        <w:tblBorders/>
+      </w:tblPr>
+      <w:tcPr>
+        <w:shd w:val="clear" w:color="ffffff"/>
+        <w:tcBorders>
+          <w:top w:val="none" w:color="000000" w:sz="4" w:space="0"/>
+          <w:left w:val="none" w:color="000000" w:sz="4" w:space="0"/>
+          <w:bottom w:val="none" w:color="000000" w:sz="4" w:space="0"/>
+          <w:right w:val="none" w:color="000000" w:sz="4" w:space="0"/>
+        </w:tcBorders>
+      </w:tcPr>
+    </w:tblStylePr>
     <w:tblStylePr w:type="nwCell">
       <w:pPr>
         <w:pBdr/>
@@ -8152,9 +8975,9 @@
       </w:tcPr>
     </w:tblStylePr>
   </w:style>
-  <w:style w:type="table" w:styleId="40">
+  <w:style w:type="table" w:styleId="729">
     <w:name w:val="Grid Table 4"/>
-    <w:basedOn w:val="665"/>
+    <w:basedOn w:val="887"/>
     <w:uiPriority w:val="59"/>
     <w:pPr>
       <w:pBdr/>
@@ -8385,9 +9208,9 @@
       </w:tcPr>
     </w:tblStylePr>
   </w:style>
-  <w:style w:type="table" w:styleId="41">
+  <w:style w:type="table" w:styleId="730">
     <w:name w:val="Grid Table 4 - Accent 1"/>
-    <w:basedOn w:val="665"/>
+    <w:basedOn w:val="887"/>
     <w:uiPriority w:val="59"/>
     <w:pPr>
       <w:pBdr/>
@@ -8618,9 +9441,9 @@
       </w:tcPr>
     </w:tblStylePr>
   </w:style>
-  <w:style w:type="table" w:styleId="42">
+  <w:style w:type="table" w:styleId="731">
     <w:name w:val="Grid Table 4 - Accent 2"/>
-    <w:basedOn w:val="665"/>
+    <w:basedOn w:val="887"/>
     <w:uiPriority w:val="59"/>
     <w:pPr>
       <w:pBdr/>
@@ -8851,9 +9674,9 @@
       </w:tcPr>
     </w:tblStylePr>
   </w:style>
-  <w:style w:type="table" w:styleId="43">
+  <w:style w:type="table" w:styleId="732">
     <w:name w:val="Grid Table 4 - Accent 3"/>
-    <w:basedOn w:val="665"/>
+    <w:basedOn w:val="887"/>
     <w:uiPriority w:val="59"/>
     <w:pPr>
       <w:pBdr/>
@@ -9084,9 +9907,9 @@
       </w:tcPr>
     </w:tblStylePr>
   </w:style>
-  <w:style w:type="table" w:styleId="44">
+  <w:style w:type="table" w:styleId="733">
     <w:name w:val="Grid Table 4 - Accent 4"/>
-    <w:basedOn w:val="665"/>
+    <w:basedOn w:val="887"/>
     <w:uiPriority w:val="59"/>
     <w:pPr>
       <w:pBdr/>
@@ -9317,9 +10140,9 @@
       </w:tcPr>
     </w:tblStylePr>
   </w:style>
-  <w:style w:type="table" w:styleId="45">
+  <w:style w:type="table" w:styleId="734">
     <w:name w:val="Grid Table 4 - Accent 5"/>
-    <w:basedOn w:val="665"/>
+    <w:basedOn w:val="887"/>
     <w:uiPriority w:val="59"/>
     <w:pPr>
       <w:pBdr/>
@@ -9550,9 +10373,9 @@
       </w:tcPr>
     </w:tblStylePr>
   </w:style>
-  <w:style w:type="table" w:styleId="46">
+  <w:style w:type="table" w:styleId="735">
     <w:name w:val="Grid Table 4 - Accent 6"/>
-    <w:basedOn w:val="665"/>
+    <w:basedOn w:val="887"/>
     <w:uiPriority w:val="59"/>
     <w:pPr>
       <w:pBdr/>
@@ -9783,9 +10606,9 @@
       </w:tcPr>
     </w:tblStylePr>
   </w:style>
-  <w:style w:type="table" w:styleId="47">
+  <w:style w:type="table" w:styleId="736">
     <w:name w:val="Grid Table 5 Dark"/>
-    <w:basedOn w:val="665"/>
+    <w:basedOn w:val="887"/>
     <w:uiPriority w:val="99"/>
     <w:pPr>
       <w:pBdr/>
@@ -10011,9 +10834,9 @@
       </w:tcPr>
     </w:tblStylePr>
   </w:style>
-  <w:style w:type="table" w:styleId="48">
+  <w:style w:type="table" w:styleId="737">
     <w:name w:val="Grid Table 5 Dark- Accent 1"/>
-    <w:basedOn w:val="665"/>
+    <w:basedOn w:val="887"/>
     <w:uiPriority w:val="99"/>
     <w:pPr>
       <w:pBdr/>
@@ -10239,9 +11062,9 @@
       </w:tcPr>
     </w:tblStylePr>
   </w:style>
-  <w:style w:type="table" w:styleId="49">
+  <w:style w:type="table" w:styleId="738">
     <w:name w:val="Grid Table 5 Dark - Accent 2"/>
-    <w:basedOn w:val="665"/>
+    <w:basedOn w:val="887"/>
     <w:uiPriority w:val="99"/>
     <w:pPr>
       <w:pBdr/>
@@ -10467,9 +11290,9 @@
       </w:tcPr>
     </w:tblStylePr>
   </w:style>
-  <w:style w:type="table" w:styleId="50">
+  <w:style w:type="table" w:styleId="739">
     <w:name w:val="Grid Table 5 Dark - Accent 3"/>
-    <w:basedOn w:val="665"/>
+    <w:basedOn w:val="887"/>
     <w:uiPriority w:val="99"/>
     <w:pPr>
       <w:pBdr/>
@@ -10695,9 +11518,9 @@
       </w:tcPr>
     </w:tblStylePr>
   </w:style>
-  <w:style w:type="table" w:styleId="51">
+  <w:style w:type="table" w:styleId="740">
     <w:name w:val="Grid Table 5 Dark- Accent 4"/>
-    <w:basedOn w:val="665"/>
+    <w:basedOn w:val="887"/>
     <w:uiPriority w:val="99"/>
     <w:pPr>
       <w:pBdr/>
@@ -10923,9 +11746,9 @@
       </w:tcPr>
     </w:tblStylePr>
   </w:style>
-  <w:style w:type="table" w:styleId="52">
+  <w:style w:type="table" w:styleId="741">
     <w:name w:val="Grid Table 5 Dark - Accent 5"/>
-    <w:basedOn w:val="665"/>
+    <w:basedOn w:val="887"/>
     <w:uiPriority w:val="99"/>
     <w:pPr>
       <w:pBdr/>
@@ -11151,9 +11974,9 @@
       </w:tcPr>
     </w:tblStylePr>
   </w:style>
-  <w:style w:type="table" w:styleId="53">
+  <w:style w:type="table" w:styleId="742">
     <w:name w:val="Grid Table 5 Dark - Accent 6"/>
-    <w:basedOn w:val="665"/>
+    <w:basedOn w:val="887"/>
     <w:uiPriority w:val="99"/>
     <w:pPr>
       <w:pBdr/>
@@ -11379,9 +12202,9 @@
       </w:tcPr>
     </w:tblStylePr>
   </w:style>
-  <w:style w:type="table" w:styleId="54">
+  <w:style w:type="table" w:styleId="743">
     <w:name w:val="Grid Table 6 Colorful"/>
-    <w:basedOn w:val="665"/>
+    <w:basedOn w:val="887"/>
     <w:uiPriority w:val="99"/>
     <w:pPr>
       <w:pBdr/>
@@ -11609,9 +12432,9 @@
       </w:tcPr>
     </w:tblStylePr>
   </w:style>
-  <w:style w:type="table" w:styleId="55">
+  <w:style w:type="table" w:styleId="744">
     <w:name w:val="Grid Table 6 Colorful - Accent 1"/>
-    <w:basedOn w:val="665"/>
+    <w:basedOn w:val="887"/>
     <w:uiPriority w:val="99"/>
     <w:pPr>
       <w:pBdr/>
@@ -11839,9 +12662,9 @@
       </w:tcPr>
     </w:tblStylePr>
   </w:style>
-  <w:style w:type="table" w:styleId="56">
+  <w:style w:type="table" w:styleId="745">
     <w:name w:val="Grid Table 6 Colorful - Accent 2"/>
-    <w:basedOn w:val="665"/>
+    <w:basedOn w:val="887"/>
     <w:uiPriority w:val="99"/>
     <w:pPr>
       <w:pBdr/>
@@ -12069,9 +12892,9 @@
       </w:tcPr>
     </w:tblStylePr>
   </w:style>
-  <w:style w:type="table" w:styleId="57">
+  <w:style w:type="table" w:styleId="746">
     <w:name w:val="Grid Table 6 Colorful - Accent 3"/>
-    <w:basedOn w:val="665"/>
+    <w:basedOn w:val="887"/>
     <w:uiPriority w:val="99"/>
     <w:pPr>
       <w:pBdr/>
@@ -12299,9 +13122,9 @@
       </w:tcPr>
     </w:tblStylePr>
   </w:style>
-  <w:style w:type="table" w:styleId="58">
+  <w:style w:type="table" w:styleId="747">
     <w:name w:val="Grid Table 6 Colorful - Accent 4"/>
-    <w:basedOn w:val="665"/>
+    <w:basedOn w:val="887"/>
     <w:uiPriority w:val="99"/>
     <w:pPr>
       <w:pBdr/>
@@ -12529,9 +13352,9 @@
       </w:tcPr>
     </w:tblStylePr>
   </w:style>
-  <w:style w:type="table" w:styleId="59">
+  <w:style w:type="table" w:styleId="748">
     <w:name w:val="Grid Table 6 Colorful - Accent 5"/>
-    <w:basedOn w:val="665"/>
+    <w:basedOn w:val="887"/>
     <w:uiPriority w:val="99"/>
     <w:pPr>
       <w:pBdr/>
@@ -12759,9 +13582,9 @@
       </w:tcPr>
     </w:tblStylePr>
   </w:style>
-  <w:style w:type="table" w:styleId="60">
+  <w:style w:type="table" w:styleId="749">
     <w:name w:val="Grid Table 6 Colorful - Accent 6"/>
-    <w:basedOn w:val="665"/>
+    <w:basedOn w:val="887"/>
     <w:uiPriority w:val="99"/>
     <w:pPr>
       <w:pBdr/>
@@ -12989,9 +13812,9 @@
       </w:tcPr>
     </w:tblStylePr>
   </w:style>
-  <w:style w:type="table" w:styleId="61">
+  <w:style w:type="table" w:styleId="750">
     <w:name w:val="Grid Table 7 Colorful"/>
-    <w:basedOn w:val="665"/>
+    <w:basedOn w:val="887"/>
     <w:uiPriority w:val="99"/>
     <w:pPr>
       <w:pBdr/>
@@ -13093,11 +13916,11 @@
         <w:tblBorders/>
       </w:tblPr>
       <w:tcPr>
-        <w:shd w:color="ffffff"/>
+        <w:shd w:val="clear" w:color="ffffff"/>
         <w:tcBorders>
-          <w:top w:val="none"/>
-          <w:left w:val="none"/>
-          <w:bottom w:val="none"/>
+          <w:top w:val="none" w:color="000000" w:sz="4" w:space="0"/>
+          <w:left w:val="none" w:color="000000" w:sz="4" w:space="0"/>
+          <w:bottom w:val="none" w:color="000000" w:sz="4" w:space="0"/>
           <w:right w:val="single" w:color="000000" w:themeColor="text1" w:themeTint="80" w:sz="4" w:space="0"/>
         </w:tcBorders>
       </w:tcPr>
@@ -13120,10 +13943,10 @@
       <w:tcPr>
         <w:shd w:val="clear" w:color="ffffff" w:themeColor="light1" w:fill="ffffff" w:themeFill="light1"/>
         <w:tcBorders>
-          <w:top w:val="none"/>
-          <w:left w:val="none"/>
+          <w:top w:val="none" w:color="000000" w:sz="4" w:space="0"/>
+          <w:left w:val="none" w:color="000000" w:sz="4" w:space="0"/>
           <w:bottom w:val="single" w:color="000000" w:themeColor="text1" w:themeTint="80" w:sz="4" w:space="0"/>
-          <w:right w:val="none"/>
+          <w:right w:val="none" w:color="000000" w:sz="4" w:space="0"/>
         </w:tcBorders>
       </w:tcPr>
     </w:tblStylePr>
@@ -13143,12 +13966,12 @@
         <w:tblBorders/>
       </w:tblPr>
       <w:tcPr>
-        <w:shd w:color="ffffff"/>
+        <w:shd w:val="clear" w:color="ffffff"/>
         <w:tcBorders>
-          <w:top w:val="none"/>
+          <w:top w:val="none" w:color="000000" w:sz="4" w:space="0"/>
           <w:left w:val="single" w:color="000000" w:themeColor="text1" w:themeTint="80" w:sz="4" w:space="0"/>
-          <w:bottom w:val="none"/>
-          <w:right w:val="none"/>
+          <w:bottom w:val="none" w:color="000000" w:sz="4" w:space="0"/>
+          <w:right w:val="none" w:color="000000" w:sz="4" w:space="0"/>
         </w:tcBorders>
       </w:tcPr>
     </w:tblStylePr>
@@ -13171,9 +13994,9 @@
         <w:shd w:val="clear" w:color="ffffff" w:themeColor="light1" w:fill="ffffff" w:themeFill="light1"/>
         <w:tcBorders>
           <w:top w:val="single" w:color="000000" w:themeColor="text1" w:themeTint="80" w:sz="4" w:space="0"/>
-          <w:left w:val="none"/>
-          <w:bottom w:val="none"/>
-          <w:right w:val="none"/>
+          <w:left w:val="none" w:color="000000" w:sz="4" w:space="0"/>
+          <w:bottom w:val="none" w:color="000000" w:sz="4" w:space="0"/>
+          <w:right w:val="none" w:color="000000" w:sz="4" w:space="0"/>
         </w:tcBorders>
       </w:tcPr>
     </w:tblStylePr>
@@ -13243,9 +14066,9 @@
       </w:tcPr>
     </w:tblStylePr>
   </w:style>
-  <w:style w:type="table" w:styleId="62">
+  <w:style w:type="table" w:styleId="751">
     <w:name w:val="Grid Table 7 Colorful - Accent 1"/>
-    <w:basedOn w:val="665"/>
+    <w:basedOn w:val="887"/>
     <w:uiPriority w:val="99"/>
     <w:pPr>
       <w:pBdr/>
@@ -13347,11 +14170,11 @@
         <w:tblBorders/>
       </w:tblPr>
       <w:tcPr>
-        <w:shd w:color="ffffff"/>
+        <w:shd w:val="clear" w:color="ffffff"/>
         <w:tcBorders>
-          <w:top w:val="none"/>
-          <w:left w:val="none"/>
-          <w:bottom w:val="none"/>
+          <w:top w:val="none" w:color="000000" w:sz="4" w:space="0"/>
+          <w:left w:val="none" w:color="000000" w:sz="4" w:space="0"/>
+          <w:bottom w:val="none" w:color="000000" w:sz="4" w:space="0"/>
           <w:right w:val="single" w:color="000000" w:themeColor="accent1" w:themeTint="80" w:sz="4" w:space="0"/>
         </w:tcBorders>
       </w:tcPr>
@@ -13374,10 +14197,10 @@
       <w:tcPr>
         <w:shd w:val="clear" w:color="ffffff" w:themeColor="light1" w:fill="ffffff" w:themeFill="light1"/>
         <w:tcBorders>
-          <w:top w:val="none"/>
-          <w:left w:val="none"/>
+          <w:top w:val="none" w:color="000000" w:sz="4" w:space="0"/>
+          <w:left w:val="none" w:color="000000" w:sz="4" w:space="0"/>
           <w:bottom w:val="single" w:color="000000" w:themeColor="accent1" w:themeTint="80" w:sz="4" w:space="0"/>
-          <w:right w:val="none"/>
+          <w:right w:val="none" w:color="000000" w:sz="4" w:space="0"/>
         </w:tcBorders>
       </w:tcPr>
     </w:tblStylePr>
@@ -13397,12 +14220,12 @@
         <w:tblBorders/>
       </w:tblPr>
       <w:tcPr>
-        <w:shd w:color="ffffff"/>
+        <w:shd w:val="clear" w:color="ffffff"/>
         <w:tcBorders>
-          <w:top w:val="none"/>
+          <w:top w:val="none" w:color="000000" w:sz="4" w:space="0"/>
           <w:left w:val="single" w:color="000000" w:themeColor="accent1" w:themeTint="80" w:sz="4" w:space="0"/>
-          <w:bottom w:val="none"/>
-          <w:right w:val="none"/>
+          <w:bottom w:val="none" w:color="000000" w:sz="4" w:space="0"/>
+          <w:right w:val="none" w:color="000000" w:sz="4" w:space="0"/>
         </w:tcBorders>
       </w:tcPr>
     </w:tblStylePr>
@@ -13425,9 +14248,9 @@
         <w:shd w:val="clear" w:color="ffffff" w:themeColor="light1" w:fill="ffffff" w:themeFill="light1"/>
         <w:tcBorders>
           <w:top w:val="single" w:color="000000" w:themeColor="accent1" w:themeTint="80" w:sz="4" w:space="0"/>
-          <w:left w:val="none"/>
-          <w:bottom w:val="none"/>
-          <w:right w:val="none"/>
+          <w:left w:val="none" w:color="000000" w:sz="4" w:space="0"/>
+          <w:bottom w:val="none" w:color="000000" w:sz="4" w:space="0"/>
+          <w:right w:val="none" w:color="000000" w:sz="4" w:space="0"/>
         </w:tcBorders>
       </w:tcPr>
     </w:tblStylePr>
@@ -13497,9 +14320,9 @@
       </w:tcPr>
     </w:tblStylePr>
   </w:style>
-  <w:style w:type="table" w:styleId="63">
+  <w:style w:type="table" w:styleId="752">
     <w:name w:val="Grid Table 7 Colorful - Accent 2"/>
-    <w:basedOn w:val="665"/>
+    <w:basedOn w:val="887"/>
     <w:uiPriority w:val="99"/>
     <w:pPr>
       <w:pBdr/>
@@ -13601,11 +14424,11 @@
         <w:tblBorders/>
       </w:tblPr>
       <w:tcPr>
-        <w:shd w:color="ffffff"/>
+        <w:shd w:val="clear" w:color="ffffff"/>
         <w:tcBorders>
-          <w:top w:val="none"/>
-          <w:left w:val="none"/>
-          <w:bottom w:val="none"/>
+          <w:top w:val="none" w:color="000000" w:sz="4" w:space="0"/>
+          <w:left w:val="none" w:color="000000" w:sz="4" w:space="0"/>
+          <w:bottom w:val="none" w:color="000000" w:sz="4" w:space="0"/>
           <w:right w:val="single" w:color="000000" w:themeColor="accent2" w:themeTint="97" w:sz="4" w:space="0"/>
         </w:tcBorders>
       </w:tcPr>
@@ -13628,10 +14451,10 @@
       <w:tcPr>
         <w:shd w:val="clear" w:color="ffffff" w:themeColor="light1" w:fill="ffffff" w:themeFill="light1"/>
         <w:tcBorders>
-          <w:top w:val="none"/>
-          <w:left w:val="none"/>
+          <w:top w:val="none" w:color="000000" w:sz="4" w:space="0"/>
+          <w:left w:val="none" w:color="000000" w:sz="4" w:space="0"/>
           <w:bottom w:val="single" w:color="000000" w:themeColor="accent2" w:themeTint="97" w:sz="4" w:space="0"/>
-          <w:right w:val="none"/>
+          <w:right w:val="none" w:color="000000" w:sz="4" w:space="0"/>
         </w:tcBorders>
       </w:tcPr>
     </w:tblStylePr>
@@ -13651,12 +14474,12 @@
         <w:tblBorders/>
       </w:tblPr>
       <w:tcPr>
-        <w:shd w:color="ffffff"/>
+        <w:shd w:val="clear" w:color="ffffff"/>
         <w:tcBorders>
-          <w:top w:val="none"/>
+          <w:top w:val="none" w:color="000000" w:sz="4" w:space="0"/>
           <w:left w:val="single" w:color="000000" w:themeColor="accent2" w:themeTint="97" w:sz="4" w:space="0"/>
-          <w:bottom w:val="none"/>
-          <w:right w:val="none"/>
+          <w:bottom w:val="none" w:color="000000" w:sz="4" w:space="0"/>
+          <w:right w:val="none" w:color="000000" w:sz="4" w:space="0"/>
         </w:tcBorders>
       </w:tcPr>
     </w:tblStylePr>
@@ -13679,9 +14502,9 @@
         <w:shd w:val="clear" w:color="ffffff" w:themeColor="light1" w:fill="ffffff" w:themeFill="light1"/>
         <w:tcBorders>
           <w:top w:val="single" w:color="000000" w:themeColor="accent2" w:themeTint="97" w:sz="4" w:space="0"/>
-          <w:left w:val="none"/>
-          <w:bottom w:val="none"/>
-          <w:right w:val="none"/>
+          <w:left w:val="none" w:color="000000" w:sz="4" w:space="0"/>
+          <w:bottom w:val="none" w:color="000000" w:sz="4" w:space="0"/>
+          <w:right w:val="none" w:color="000000" w:sz="4" w:space="0"/>
         </w:tcBorders>
       </w:tcPr>
     </w:tblStylePr>
@@ -13751,9 +14574,9 @@
       </w:tcPr>
     </w:tblStylePr>
   </w:style>
-  <w:style w:type="table" w:styleId="64">
+  <w:style w:type="table" w:styleId="753">
     <w:name w:val="Grid Table 7 Colorful - Accent 3"/>
-    <w:basedOn w:val="665"/>
+    <w:basedOn w:val="887"/>
     <w:uiPriority w:val="99"/>
     <w:pPr>
       <w:pBdr/>
@@ -13855,11 +14678,11 @@
         <w:tblBorders/>
       </w:tblPr>
       <w:tcPr>
-        <w:shd w:color="ffffff"/>
+        <w:shd w:val="clear" w:color="ffffff"/>
         <w:tcBorders>
-          <w:top w:val="none"/>
-          <w:left w:val="none"/>
-          <w:bottom w:val="none"/>
+          <w:top w:val="none" w:color="000000" w:sz="4" w:space="0"/>
+          <w:left w:val="none" w:color="000000" w:sz="4" w:space="0"/>
+          <w:bottom w:val="none" w:color="000000" w:sz="4" w:space="0"/>
           <w:right w:val="single" w:color="000000" w:themeColor="accent3" w:themeTint="FE" w:sz="4" w:space="0"/>
         </w:tcBorders>
       </w:tcPr>
@@ -13882,10 +14705,10 @@
       <w:tcPr>
         <w:shd w:val="clear" w:color="ffffff" w:themeColor="light1" w:fill="ffffff" w:themeFill="light1"/>
         <w:tcBorders>
-          <w:top w:val="none"/>
-          <w:left w:val="none"/>
+          <w:top w:val="none" w:color="000000" w:sz="4" w:space="0"/>
+          <w:left w:val="none" w:color="000000" w:sz="4" w:space="0"/>
           <w:bottom w:val="single" w:color="000000" w:themeColor="accent3" w:themeTint="FE" w:sz="4" w:space="0"/>
-          <w:right w:val="none"/>
+          <w:right w:val="none" w:color="000000" w:sz="4" w:space="0"/>
         </w:tcBorders>
       </w:tcPr>
     </w:tblStylePr>
@@ -13905,12 +14728,12 @@
         <w:tblBorders/>
       </w:tblPr>
       <w:tcPr>
-        <w:shd w:color="ffffff"/>
+        <w:shd w:val="clear" w:color="ffffff"/>
         <w:tcBorders>
-          <w:top w:val="none"/>
+          <w:top w:val="none" w:color="000000" w:sz="4" w:space="0"/>
           <w:left w:val="single" w:color="000000" w:themeColor="accent3" w:themeTint="FE" w:sz="4" w:space="0"/>
-          <w:bottom w:val="none"/>
-          <w:right w:val="none"/>
+          <w:bottom w:val="none" w:color="000000" w:sz="4" w:space="0"/>
+          <w:right w:val="none" w:color="000000" w:sz="4" w:space="0"/>
         </w:tcBorders>
       </w:tcPr>
     </w:tblStylePr>
@@ -13933,9 +14756,9 @@
         <w:shd w:val="clear" w:color="ffffff" w:themeColor="light1" w:fill="ffffff" w:themeFill="light1"/>
         <w:tcBorders>
           <w:top w:val="single" w:color="000000" w:themeColor="accent3" w:themeTint="FE" w:sz="4" w:space="0"/>
-          <w:left w:val="none"/>
-          <w:bottom w:val="none"/>
-          <w:right w:val="none"/>
+          <w:left w:val="none" w:color="000000" w:sz="4" w:space="0"/>
+          <w:bottom w:val="none" w:color="000000" w:sz="4" w:space="0"/>
+          <w:right w:val="none" w:color="000000" w:sz="4" w:space="0"/>
         </w:tcBorders>
       </w:tcPr>
     </w:tblStylePr>
@@ -14005,9 +14828,9 @@
       </w:tcPr>
     </w:tblStylePr>
   </w:style>
-  <w:style w:type="table" w:styleId="65">
+  <w:style w:type="table" w:styleId="754">
     <w:name w:val="Grid Table 7 Colorful - Accent 4"/>
-    <w:basedOn w:val="665"/>
+    <w:basedOn w:val="887"/>
     <w:uiPriority w:val="99"/>
     <w:pPr>
       <w:pBdr/>
@@ -14109,11 +14932,11 @@
         <w:tblBorders/>
       </w:tblPr>
       <w:tcPr>
-        <w:shd w:color="ffffff"/>
+        <w:shd w:val="clear" w:color="ffffff"/>
         <w:tcBorders>
-          <w:top w:val="none"/>
-          <w:left w:val="none"/>
-          <w:bottom w:val="none"/>
+          <w:top w:val="none" w:color="000000" w:sz="4" w:space="0"/>
+          <w:left w:val="none" w:color="000000" w:sz="4" w:space="0"/>
+          <w:bottom w:val="none" w:color="000000" w:sz="4" w:space="0"/>
           <w:right w:val="single" w:color="000000" w:themeColor="accent4" w:themeTint="9A" w:sz="4" w:space="0"/>
         </w:tcBorders>
       </w:tcPr>
@@ -14136,10 +14959,10 @@
       <w:tcPr>
         <w:shd w:val="clear" w:color="ffffff" w:themeColor="light1" w:fill="ffffff" w:themeFill="light1"/>
         <w:tcBorders>
-          <w:top w:val="none"/>
-          <w:left w:val="none"/>
+          <w:top w:val="none" w:color="000000" w:sz="4" w:space="0"/>
+          <w:left w:val="none" w:color="000000" w:sz="4" w:space="0"/>
           <w:bottom w:val="single" w:color="000000" w:themeColor="accent4" w:themeTint="9A" w:sz="4" w:space="0"/>
-          <w:right w:val="none"/>
+          <w:right w:val="none" w:color="000000" w:sz="4" w:space="0"/>
         </w:tcBorders>
       </w:tcPr>
     </w:tblStylePr>
@@ -14159,12 +14982,12 @@
         <w:tblBorders/>
       </w:tblPr>
       <w:tcPr>
-        <w:shd w:color="ffffff"/>
+        <w:shd w:val="clear" w:color="ffffff"/>
         <w:tcBorders>
-          <w:top w:val="none"/>
+          <w:top w:val="none" w:color="000000" w:sz="4" w:space="0"/>
           <w:left w:val="single" w:color="000000" w:themeColor="accent4" w:themeTint="9A" w:sz="4" w:space="0"/>
-          <w:bottom w:val="none"/>
-          <w:right w:val="none"/>
+          <w:bottom w:val="none" w:color="000000" w:sz="4" w:space="0"/>
+          <w:right w:val="none" w:color="000000" w:sz="4" w:space="0"/>
         </w:tcBorders>
       </w:tcPr>
     </w:tblStylePr>
@@ -14187,9 +15010,9 @@
         <w:shd w:val="clear" w:color="ffffff" w:themeColor="light1" w:fill="ffffff" w:themeFill="light1"/>
         <w:tcBorders>
           <w:top w:val="single" w:color="000000" w:themeColor="accent4" w:themeTint="9A" w:sz="4" w:space="0"/>
-          <w:left w:val="none"/>
-          <w:bottom w:val="none"/>
-          <w:right w:val="none"/>
+          <w:left w:val="none" w:color="000000" w:sz="4" w:space="0"/>
+          <w:bottom w:val="none" w:color="000000" w:sz="4" w:space="0"/>
+          <w:right w:val="none" w:color="000000" w:sz="4" w:space="0"/>
         </w:tcBorders>
       </w:tcPr>
     </w:tblStylePr>
@@ -14259,9 +15082,9 @@
       </w:tcPr>
     </w:tblStylePr>
   </w:style>
-  <w:style w:type="table" w:styleId="66">
+  <w:style w:type="table" w:styleId="755">
     <w:name w:val="Grid Table 7 Colorful - Accent 5"/>
-    <w:basedOn w:val="665"/>
+    <w:basedOn w:val="887"/>
     <w:uiPriority w:val="99"/>
     <w:pPr>
       <w:pBdr/>
@@ -14363,11 +15186,11 @@
         <w:tblBorders/>
       </w:tblPr>
       <w:tcPr>
-        <w:shd w:color="ffffff"/>
+        <w:shd w:val="clear" w:color="ffffff"/>
         <w:tcBorders>
-          <w:top w:val="none"/>
-          <w:left w:val="none"/>
-          <w:bottom w:val="none"/>
+          <w:top w:val="none" w:color="000000" w:sz="4" w:space="0"/>
+          <w:left w:val="none" w:color="000000" w:sz="4" w:space="0"/>
+          <w:bottom w:val="none" w:color="000000" w:sz="4" w:space="0"/>
           <w:right w:val="single" w:color="000000" w:themeColor="accent5" w:themeTint="90" w:sz="4" w:space="0"/>
         </w:tcBorders>
       </w:tcPr>
@@ -14390,10 +15213,10 @@
       <w:tcPr>
         <w:shd w:val="clear" w:color="ffffff" w:themeColor="light1" w:fill="ffffff" w:themeFill="light1"/>
         <w:tcBorders>
-          <w:top w:val="none"/>
-          <w:left w:val="none"/>
+          <w:top w:val="none" w:color="000000" w:sz="4" w:space="0"/>
+          <w:left w:val="none" w:color="000000" w:sz="4" w:space="0"/>
           <w:bottom w:val="single" w:color="000000" w:themeColor="accent5" w:themeTint="90" w:sz="4" w:space="0"/>
-          <w:right w:val="none"/>
+          <w:right w:val="none" w:color="000000" w:sz="4" w:space="0"/>
         </w:tcBorders>
       </w:tcPr>
     </w:tblStylePr>
@@ -14413,12 +15236,12 @@
         <w:tblBorders/>
       </w:tblPr>
       <w:tcPr>
-        <w:shd w:color="ffffff"/>
+        <w:shd w:val="clear" w:color="ffffff"/>
         <w:tcBorders>
-          <w:top w:val="none"/>
+          <w:top w:val="none" w:color="000000" w:sz="4" w:space="0"/>
           <w:left w:val="single" w:color="000000" w:themeColor="accent5" w:themeTint="90" w:sz="4" w:space="0"/>
-          <w:bottom w:val="none"/>
-          <w:right w:val="none"/>
+          <w:bottom w:val="none" w:color="000000" w:sz="4" w:space="0"/>
+          <w:right w:val="none" w:color="000000" w:sz="4" w:space="0"/>
         </w:tcBorders>
       </w:tcPr>
     </w:tblStylePr>
@@ -14441,9 +15264,9 @@
         <w:shd w:val="clear" w:color="ffffff" w:themeColor="light1" w:fill="ffffff" w:themeFill="light1"/>
         <w:tcBorders>
           <w:top w:val="single" w:color="000000" w:themeColor="accent5" w:themeTint="90" w:sz="4" w:space="0"/>
-          <w:left w:val="none"/>
-          <w:bottom w:val="none"/>
-          <w:right w:val="none"/>
+          <w:left w:val="none" w:color="000000" w:sz="4" w:space="0"/>
+          <w:bottom w:val="none" w:color="000000" w:sz="4" w:space="0"/>
+          <w:right w:val="none" w:color="000000" w:sz="4" w:space="0"/>
         </w:tcBorders>
       </w:tcPr>
     </w:tblStylePr>
@@ -14513,9 +15336,9 @@
       </w:tcPr>
     </w:tblStylePr>
   </w:style>
-  <w:style w:type="table" w:styleId="67">
+  <w:style w:type="table" w:styleId="756">
     <w:name w:val="Grid Table 7 Colorful - Accent 6"/>
-    <w:basedOn w:val="665"/>
+    <w:basedOn w:val="887"/>
     <w:uiPriority w:val="99"/>
     <w:pPr>
       <w:pBdr/>
@@ -14617,11 +15440,11 @@
         <w:tblBorders/>
       </w:tblPr>
       <w:tcPr>
-        <w:shd w:color="ffffff"/>
+        <w:shd w:val="clear" w:color="ffffff"/>
         <w:tcBorders>
-          <w:top w:val="none"/>
-          <w:left w:val="none"/>
-          <w:bottom w:val="none"/>
+          <w:top w:val="none" w:color="000000" w:sz="4" w:space="0"/>
+          <w:left w:val="none" w:color="000000" w:sz="4" w:space="0"/>
+          <w:bottom w:val="none" w:color="000000" w:sz="4" w:space="0"/>
           <w:right w:val="single" w:color="000000" w:themeColor="accent6" w:themeTint="90" w:sz="4" w:space="0"/>
         </w:tcBorders>
       </w:tcPr>
@@ -14644,10 +15467,10 @@
       <w:tcPr>
         <w:shd w:val="clear" w:color="ffffff" w:themeColor="light1" w:fill="ffffff" w:themeFill="light1"/>
         <w:tcBorders>
-          <w:top w:val="none"/>
-          <w:left w:val="none"/>
+          <w:top w:val="none" w:color="000000" w:sz="4" w:space="0"/>
+          <w:left w:val="none" w:color="000000" w:sz="4" w:space="0"/>
           <w:bottom w:val="single" w:color="000000" w:themeColor="accent6" w:themeTint="90" w:sz="4" w:space="0"/>
-          <w:right w:val="none"/>
+          <w:right w:val="none" w:color="000000" w:sz="4" w:space="0"/>
         </w:tcBorders>
       </w:tcPr>
     </w:tblStylePr>
@@ -14667,12 +15490,12 @@
         <w:tblBorders/>
       </w:tblPr>
       <w:tcPr>
-        <w:shd w:color="ffffff"/>
+        <w:shd w:val="clear" w:color="ffffff"/>
         <w:tcBorders>
-          <w:top w:val="none"/>
+          <w:top w:val="none" w:color="000000" w:sz="4" w:space="0"/>
           <w:left w:val="single" w:color="000000" w:themeColor="accent6" w:themeTint="90" w:sz="4" w:space="0"/>
-          <w:bottom w:val="none"/>
-          <w:right w:val="none"/>
+          <w:bottom w:val="none" w:color="000000" w:sz="4" w:space="0"/>
+          <w:right w:val="none" w:color="000000" w:sz="4" w:space="0"/>
         </w:tcBorders>
       </w:tcPr>
     </w:tblStylePr>
@@ -14695,9 +15518,9 @@
         <w:shd w:val="clear" w:color="ffffff" w:themeColor="light1" w:fill="ffffff" w:themeFill="light1"/>
         <w:tcBorders>
           <w:top w:val="single" w:color="000000" w:themeColor="accent6" w:themeTint="90" w:sz="4" w:space="0"/>
-          <w:left w:val="none"/>
-          <w:bottom w:val="none"/>
-          <w:right w:val="none"/>
+          <w:left w:val="none" w:color="000000" w:sz="4" w:space="0"/>
+          <w:bottom w:val="none" w:color="000000" w:sz="4" w:space="0"/>
+          <w:right w:val="none" w:color="000000" w:sz="4" w:space="0"/>
         </w:tcBorders>
       </w:tcPr>
     </w:tblStylePr>
@@ -14767,9 +15590,9 @@
       </w:tcPr>
     </w:tblStylePr>
   </w:style>
-  <w:style w:type="table" w:styleId="68">
+  <w:style w:type="table" w:styleId="757">
     <w:name w:val="List Table 1 Light"/>
-    <w:basedOn w:val="665"/>
+    <w:basedOn w:val="887"/>
     <w:uiPriority w:val="99"/>
     <w:pPr>
       <w:pBdr/>
@@ -14983,9 +15806,9 @@
       </w:tcPr>
     </w:tblStylePr>
   </w:style>
-  <w:style w:type="table" w:styleId="69">
+  <w:style w:type="table" w:styleId="758">
     <w:name w:val="List Table 1 Light - Accent 1"/>
-    <w:basedOn w:val="665"/>
+    <w:basedOn w:val="887"/>
     <w:uiPriority w:val="99"/>
     <w:pPr>
       <w:pBdr/>
@@ -15199,9 +16022,9 @@
       </w:tcPr>
     </w:tblStylePr>
   </w:style>
-  <w:style w:type="table" w:styleId="70">
+  <w:style w:type="table" w:styleId="759">
     <w:name w:val="List Table 1 Light - Accent 2"/>
-    <w:basedOn w:val="665"/>
+    <w:basedOn w:val="887"/>
     <w:uiPriority w:val="99"/>
     <w:pPr>
       <w:pBdr/>
@@ -15415,9 +16238,9 @@
       </w:tcPr>
     </w:tblStylePr>
   </w:style>
-  <w:style w:type="table" w:styleId="71">
+  <w:style w:type="table" w:styleId="760">
     <w:name w:val="List Table 1 Light - Accent 3"/>
-    <w:basedOn w:val="665"/>
+    <w:basedOn w:val="887"/>
     <w:uiPriority w:val="99"/>
     <w:pPr>
       <w:pBdr/>
@@ -15631,9 +16454,9 @@
       </w:tcPr>
     </w:tblStylePr>
   </w:style>
-  <w:style w:type="table" w:styleId="72">
+  <w:style w:type="table" w:styleId="761">
     <w:name w:val="List Table 1 Light - Accent 4"/>
-    <w:basedOn w:val="665"/>
+    <w:basedOn w:val="887"/>
     <w:uiPriority w:val="99"/>
     <w:pPr>
       <w:pBdr/>
@@ -15847,9 +16670,9 @@
       </w:tcPr>
     </w:tblStylePr>
   </w:style>
-  <w:style w:type="table" w:styleId="73">
+  <w:style w:type="table" w:styleId="762">
     <w:name w:val="List Table 1 Light - Accent 5"/>
-    <w:basedOn w:val="665"/>
+    <w:basedOn w:val="887"/>
     <w:uiPriority w:val="99"/>
     <w:pPr>
       <w:pBdr/>
@@ -16063,9 +16886,9 @@
       </w:tcPr>
     </w:tblStylePr>
   </w:style>
-  <w:style w:type="table" w:styleId="74">
+  <w:style w:type="table" w:styleId="763">
     <w:name w:val="List Table 1 Light - Accent 6"/>
-    <w:basedOn w:val="665"/>
+    <w:basedOn w:val="887"/>
     <w:uiPriority w:val="99"/>
     <w:pPr>
       <w:pBdr/>
@@ -16279,9 +17102,9 @@
       </w:tcPr>
     </w:tblStylePr>
   </w:style>
-  <w:style w:type="table" w:styleId="75">
+  <w:style w:type="table" w:styleId="764">
     <w:name w:val="List Table 2"/>
-    <w:basedOn w:val="665"/>
+    <w:basedOn w:val="887"/>
     <w:uiPriority w:val="99"/>
     <w:pPr>
       <w:pBdr/>
@@ -16517,9 +17340,9 @@
       </w:tcPr>
     </w:tblStylePr>
   </w:style>
-  <w:style w:type="table" w:styleId="76">
+  <w:style w:type="table" w:styleId="765">
     <w:name w:val="List Table 2 - Accent 1"/>
-    <w:basedOn w:val="665"/>
+    <w:basedOn w:val="887"/>
     <w:uiPriority w:val="99"/>
     <w:pPr>
       <w:pBdr/>
@@ -16755,9 +17578,9 @@
       </w:tcPr>
     </w:tblStylePr>
   </w:style>
-  <w:style w:type="table" w:styleId="77">
+  <w:style w:type="table" w:styleId="766">
     <w:name w:val="List Table 2 - Accent 2"/>
-    <w:basedOn w:val="665"/>
+    <w:basedOn w:val="887"/>
     <w:uiPriority w:val="99"/>
     <w:pPr>
       <w:pBdr/>
@@ -16993,9 +17816,9 @@
       </w:tcPr>
     </w:tblStylePr>
   </w:style>
-  <w:style w:type="table" w:styleId="78">
+  <w:style w:type="table" w:styleId="767">
     <w:name w:val="List Table 2 - Accent 3"/>
-    <w:basedOn w:val="665"/>
+    <w:basedOn w:val="887"/>
     <w:uiPriority w:val="99"/>
     <w:pPr>
       <w:pBdr/>
@@ -17231,9 +18054,9 @@
       </w:tcPr>
     </w:tblStylePr>
   </w:style>
-  <w:style w:type="table" w:styleId="79">
+  <w:style w:type="table" w:styleId="768">
     <w:name w:val="List Table 2 - Accent 4"/>
-    <w:basedOn w:val="665"/>
+    <w:basedOn w:val="887"/>
     <w:uiPriority w:val="99"/>
     <w:pPr>
       <w:pBdr/>
@@ -17469,9 +18292,9 @@
       </w:tcPr>
     </w:tblStylePr>
   </w:style>
-  <w:style w:type="table" w:styleId="80">
+  <w:style w:type="table" w:styleId="769">
     <w:name w:val="List Table 2 - Accent 5"/>
-    <w:basedOn w:val="665"/>
+    <w:basedOn w:val="887"/>
     <w:uiPriority w:val="99"/>
     <w:pPr>
       <w:pBdr/>
@@ -17707,9 +18530,9 @@
       </w:tcPr>
     </w:tblStylePr>
   </w:style>
-  <w:style w:type="table" w:styleId="81">
+  <w:style w:type="table" w:styleId="770">
     <w:name w:val="List Table 2 - Accent 6"/>
-    <w:basedOn w:val="665"/>
+    <w:basedOn w:val="887"/>
     <w:uiPriority w:val="99"/>
     <w:pPr>
       <w:pBdr/>
@@ -17945,9 +18768,9 @@
       </w:tcPr>
     </w:tblStylePr>
   </w:style>
-  <w:style w:type="table" w:styleId="82">
+  <w:style w:type="table" w:styleId="771">
     <w:name w:val="List Table 3"/>
-    <w:basedOn w:val="665"/>
+    <w:basedOn w:val="887"/>
     <w:uiPriority w:val="99"/>
     <w:pPr>
       <w:pBdr/>
@@ -18173,9 +18996,9 @@
       </w:tcPr>
     </w:tblStylePr>
   </w:style>
-  <w:style w:type="table" w:styleId="83">
+  <w:style w:type="table" w:styleId="772">
     <w:name w:val="List Table 3 - Accent 1"/>
-    <w:basedOn w:val="665"/>
+    <w:basedOn w:val="887"/>
     <w:uiPriority w:val="99"/>
     <w:pPr>
       <w:pBdr/>
@@ -18401,9 +19224,9 @@
       </w:tcPr>
     </w:tblStylePr>
   </w:style>
-  <w:style w:type="table" w:styleId="84">
+  <w:style w:type="table" w:styleId="773">
     <w:name w:val="List Table 3 - Accent 2"/>
-    <w:basedOn w:val="665"/>
+    <w:basedOn w:val="887"/>
     <w:uiPriority w:val="99"/>
     <w:pPr>
       <w:pBdr/>
@@ -18629,9 +19452,9 @@
       </w:tcPr>
     </w:tblStylePr>
   </w:style>
-  <w:style w:type="table" w:styleId="85">
+  <w:style w:type="table" w:styleId="774">
     <w:name w:val="List Table 3 - Accent 3"/>
-    <w:basedOn w:val="665"/>
+    <w:basedOn w:val="887"/>
     <w:uiPriority w:val="99"/>
     <w:pPr>
       <w:pBdr/>
@@ -18857,9 +19680,9 @@
       </w:tcPr>
     </w:tblStylePr>
   </w:style>
-  <w:style w:type="table" w:styleId="86">
+  <w:style w:type="table" w:styleId="775">
     <w:name w:val="List Table 3 - Accent 4"/>
-    <w:basedOn w:val="665"/>
+    <w:basedOn w:val="887"/>
     <w:uiPriority w:val="99"/>
     <w:pPr>
       <w:pBdr/>
@@ -19085,9 +19908,9 @@
       </w:tcPr>
     </w:tblStylePr>
   </w:style>
-  <w:style w:type="table" w:styleId="87">
+  <w:style w:type="table" w:styleId="776">
     <w:name w:val="List Table 3 - Accent 5"/>
-    <w:basedOn w:val="665"/>
+    <w:basedOn w:val="887"/>
     <w:uiPriority w:val="99"/>
     <w:pPr>
       <w:pBdr/>
@@ -19313,9 +20136,9 @@
       </w:tcPr>
     </w:tblStylePr>
   </w:style>
-  <w:style w:type="table" w:styleId="88">
+  <w:style w:type="table" w:styleId="777">
     <w:name w:val="List Table 3 - Accent 6"/>
-    <w:basedOn w:val="665"/>
+    <w:basedOn w:val="887"/>
     <w:uiPriority w:val="99"/>
     <w:pPr>
       <w:pBdr/>
@@ -19541,9 +20364,9 @@
       </w:tcPr>
     </w:tblStylePr>
   </w:style>
-  <w:style w:type="table" w:styleId="89">
+  <w:style w:type="table" w:styleId="778">
     <w:name w:val="List Table 4"/>
-    <w:basedOn w:val="665"/>
+    <w:basedOn w:val="887"/>
     <w:uiPriority w:val="99"/>
     <w:pPr>
       <w:pBdr/>
@@ -19766,9 +20589,9 @@
       </w:tcPr>
     </w:tblStylePr>
   </w:style>
-  <w:style w:type="table" w:styleId="90">
+  <w:style w:type="table" w:styleId="779">
     <w:name w:val="List Table 4 - Accent 1"/>
-    <w:basedOn w:val="665"/>
+    <w:basedOn w:val="887"/>
     <w:uiPriority w:val="99"/>
     <w:pPr>
       <w:pBdr/>
@@ -19991,9 +20814,9 @@
       </w:tcPr>
     </w:tblStylePr>
   </w:style>
-  <w:style w:type="table" w:styleId="91">
+  <w:style w:type="table" w:styleId="780">
     <w:name w:val="List Table 4 - Accent 2"/>
-    <w:basedOn w:val="665"/>
+    <w:basedOn w:val="887"/>
     <w:uiPriority w:val="99"/>
     <w:pPr>
       <w:pBdr/>
@@ -20216,9 +21039,9 @@
       </w:tcPr>
     </w:tblStylePr>
   </w:style>
-  <w:style w:type="table" w:styleId="92">
+  <w:style w:type="table" w:styleId="781">
     <w:name w:val="List Table 4 - Accent 3"/>
-    <w:basedOn w:val="665"/>
+    <w:basedOn w:val="887"/>
     <w:uiPriority w:val="99"/>
     <w:pPr>
       <w:pBdr/>
@@ -20441,9 +21264,9 @@
       </w:tcPr>
     </w:tblStylePr>
   </w:style>
-  <w:style w:type="table" w:styleId="93">
+  <w:style w:type="table" w:styleId="782">
     <w:name w:val="List Table 4 - Accent 4"/>
-    <w:basedOn w:val="665"/>
+    <w:basedOn w:val="887"/>
     <w:uiPriority w:val="99"/>
     <w:pPr>
       <w:pBdr/>
@@ -20666,9 +21489,9 @@
       </w:tcPr>
     </w:tblStylePr>
   </w:style>
-  <w:style w:type="table" w:styleId="94">
+  <w:style w:type="table" w:styleId="783">
     <w:name w:val="List Table 4 - Accent 5"/>
-    <w:basedOn w:val="665"/>
+    <w:basedOn w:val="887"/>
     <w:uiPriority w:val="99"/>
     <w:pPr>
       <w:pBdr/>
@@ -20891,9 +21714,9 @@
       </w:tcPr>
     </w:tblStylePr>
   </w:style>
-  <w:style w:type="table" w:styleId="95">
+  <w:style w:type="table" w:styleId="784">
     <w:name w:val="List Table 4 - Accent 6"/>
-    <w:basedOn w:val="665"/>
+    <w:basedOn w:val="887"/>
     <w:uiPriority w:val="99"/>
     <w:pPr>
       <w:pBdr/>
@@ -21116,9 +21939,9 @@
       </w:tcPr>
     </w:tblStylePr>
   </w:style>
-  <w:style w:type="table" w:styleId="96">
+  <w:style w:type="table" w:styleId="785">
     <w:name w:val="List Table 5 Dark"/>
-    <w:basedOn w:val="665"/>
+    <w:basedOn w:val="887"/>
     <w:uiPriority w:val="99"/>
     <w:pPr>
       <w:pBdr/>
@@ -21358,9 +22181,9 @@
       </w:tcPr>
     </w:tblStylePr>
   </w:style>
-  <w:style w:type="table" w:styleId="97">
+  <w:style w:type="table" w:styleId="786">
     <w:name w:val="List Table 5 Dark - Accent 1"/>
-    <w:basedOn w:val="665"/>
+    <w:basedOn w:val="887"/>
     <w:uiPriority w:val="99"/>
     <w:pPr>
       <w:pBdr/>
@@ -21600,9 +22423,9 @@
       </w:tcPr>
     </w:tblStylePr>
   </w:style>
-  <w:style w:type="table" w:styleId="98">
+  <w:style w:type="table" w:styleId="787">
     <w:name w:val="List Table 5 Dark - Accent 2"/>
-    <w:basedOn w:val="665"/>
+    <w:basedOn w:val="887"/>
     <w:uiPriority w:val="99"/>
     <w:pPr>
       <w:pBdr/>
@@ -21842,9 +22665,9 @@
       </w:tcPr>
     </w:tblStylePr>
   </w:style>
-  <w:style w:type="table" w:styleId="99">
+  <w:style w:type="table" w:styleId="788">
     <w:name w:val="List Table 5 Dark - Accent 3"/>
-    <w:basedOn w:val="665"/>
+    <w:basedOn w:val="887"/>
     <w:uiPriority w:val="99"/>
     <w:pPr>
       <w:pBdr/>
@@ -22084,9 +22907,9 @@
       </w:tcPr>
     </w:tblStylePr>
   </w:style>
-  <w:style w:type="table" w:styleId="100">
+  <w:style w:type="table" w:styleId="789">
     <w:name w:val="List Table 5 Dark - Accent 4"/>
-    <w:basedOn w:val="665"/>
+    <w:basedOn w:val="887"/>
     <w:uiPriority w:val="99"/>
     <w:pPr>
       <w:pBdr/>
@@ -22326,9 +23149,9 @@
       </w:tcPr>
     </w:tblStylePr>
   </w:style>
-  <w:style w:type="table" w:styleId="101">
+  <w:style w:type="table" w:styleId="790">
     <w:name w:val="List Table 5 Dark - Accent 5"/>
-    <w:basedOn w:val="665"/>
+    <w:basedOn w:val="887"/>
     <w:uiPriority w:val="99"/>
     <w:pPr>
       <w:pBdr/>
@@ -22568,9 +23391,9 @@
       </w:tcPr>
     </w:tblStylePr>
   </w:style>
-  <w:style w:type="table" w:styleId="102">
+  <w:style w:type="table" w:styleId="791">
     <w:name w:val="List Table 5 Dark - Accent 6"/>
-    <w:basedOn w:val="665"/>
+    <w:basedOn w:val="887"/>
     <w:uiPriority w:val="99"/>
     <w:pPr>
       <w:pBdr/>
@@ -22810,9 +23633,9 @@
       </w:tcPr>
     </w:tblStylePr>
   </w:style>
-  <w:style w:type="table" w:styleId="103">
+  <w:style w:type="table" w:styleId="792">
     <w:name w:val="List Table 6 Colorful"/>
-    <w:basedOn w:val="665"/>
+    <w:basedOn w:val="887"/>
     <w:uiPriority w:val="99"/>
     <w:pPr>
       <w:pBdr/>
@@ -23033,9 +23856,9 @@
       </w:tcPr>
     </w:tblStylePr>
   </w:style>
-  <w:style w:type="table" w:styleId="104">
+  <w:style w:type="table" w:styleId="793">
     <w:name w:val="List Table 6 Colorful - Accent 1"/>
-    <w:basedOn w:val="665"/>
+    <w:basedOn w:val="887"/>
     <w:uiPriority w:val="99"/>
     <w:pPr>
       <w:pBdr/>
@@ -23256,9 +24079,9 @@
       </w:tcPr>
     </w:tblStylePr>
   </w:style>
-  <w:style w:type="table" w:styleId="105">
+  <w:style w:type="table" w:styleId="794">
     <w:name w:val="List Table 6 Colorful - Accent 2"/>
-    <w:basedOn w:val="665"/>
+    <w:basedOn w:val="887"/>
     <w:uiPriority w:val="99"/>
     <w:pPr>
       <w:pBdr/>
@@ -23479,9 +24302,9 @@
       </w:tcPr>
     </w:tblStylePr>
   </w:style>
-  <w:style w:type="table" w:styleId="106">
+  <w:style w:type="table" w:styleId="795">
     <w:name w:val="List Table 6 Colorful - Accent 3"/>
-    <w:basedOn w:val="665"/>
+    <w:basedOn w:val="887"/>
     <w:uiPriority w:val="99"/>
     <w:pPr>
       <w:pBdr/>
@@ -23702,9 +24525,9 @@
       </w:tcPr>
     </w:tblStylePr>
   </w:style>
-  <w:style w:type="table" w:styleId="107">
+  <w:style w:type="table" w:styleId="796">
     <w:name w:val="List Table 6 Colorful - Accent 4"/>
-    <w:basedOn w:val="665"/>
+    <w:basedOn w:val="887"/>
     <w:uiPriority w:val="99"/>
     <w:pPr>
       <w:pBdr/>
@@ -23925,9 +24748,9 @@
       </w:tcPr>
     </w:tblStylePr>
   </w:style>
-  <w:style w:type="table" w:styleId="108">
+  <w:style w:type="table" w:styleId="797">
     <w:name w:val="List Table 6 Colorful - Accent 5"/>
-    <w:basedOn w:val="665"/>
+    <w:basedOn w:val="887"/>
     <w:uiPriority w:val="99"/>
     <w:pPr>
       <w:pBdr/>
@@ -24148,9 +24971,9 @@
       </w:tcPr>
     </w:tblStylePr>
   </w:style>
-  <w:style w:type="table" w:styleId="109">
+  <w:style w:type="table" w:styleId="798">
     <w:name w:val="List Table 6 Colorful - Accent 6"/>
-    <w:basedOn w:val="665"/>
+    <w:basedOn w:val="887"/>
     <w:uiPriority w:val="99"/>
     <w:pPr>
       <w:pBdr/>
@@ -24371,9 +25194,9 @@
       </w:tcPr>
     </w:tblStylePr>
   </w:style>
-  <w:style w:type="table" w:styleId="110">
+  <w:style w:type="table" w:styleId="799">
     <w:name w:val="List Table 7 Colorful"/>
-    <w:basedOn w:val="665"/>
+    <w:basedOn w:val="887"/>
     <w:uiPriority w:val="99"/>
     <w:pPr>
       <w:pBdr/>
@@ -24472,11 +25295,11 @@
         <w:tblBorders/>
       </w:tblPr>
       <w:tcPr>
-        <w:shd w:color="ffffff"/>
+        <w:shd w:val="clear" w:color="ffffff"/>
         <w:tcBorders>
-          <w:top w:val="none"/>
-          <w:left w:val="none"/>
-          <w:bottom w:val="none"/>
+          <w:top w:val="none" w:color="000000" w:sz="4" w:space="0"/>
+          <w:left w:val="none" w:color="000000" w:sz="4" w:space="0"/>
+          <w:bottom w:val="none" w:color="000000" w:sz="4" w:space="0"/>
           <w:right w:val="single" w:color="000000" w:themeColor="text1" w:themeTint="80" w:sz="4" w:space="0"/>
         </w:tcBorders>
       </w:tcPr>
@@ -24499,10 +25322,10 @@
       <w:tcPr>
         <w:shd w:val="clear" w:color="ffffff" w:themeColor="light1" w:fill="ffffff" w:themeFill="light1"/>
         <w:tcBorders>
-          <w:top w:val="none"/>
-          <w:left w:val="none"/>
+          <w:top w:val="none" w:color="000000" w:sz="4" w:space="0"/>
+          <w:left w:val="none" w:color="000000" w:sz="4" w:space="0"/>
           <w:bottom w:val="single" w:color="000000" w:themeColor="text1" w:themeTint="80" w:sz="4" w:space="0"/>
-          <w:right w:val="none"/>
+          <w:right w:val="none" w:color="000000" w:sz="4" w:space="0"/>
         </w:tcBorders>
       </w:tcPr>
     </w:tblStylePr>
@@ -24522,12 +25345,12 @@
         <w:tblBorders/>
       </w:tblPr>
       <w:tcPr>
-        <w:shd w:color="ffffff"/>
+        <w:shd w:val="clear" w:color="ffffff"/>
         <w:tcBorders>
-          <w:top w:val="none"/>
+          <w:top w:val="none" w:color="000000" w:sz="4" w:space="0"/>
           <w:left w:val="single" w:color="000000" w:themeColor="text1" w:themeTint="80" w:sz="4" w:space="0"/>
-          <w:bottom w:val="none"/>
-          <w:right w:val="none"/>
+          <w:bottom w:val="none" w:color="000000" w:sz="4" w:space="0"/>
+          <w:right w:val="none" w:color="000000" w:sz="4" w:space="0"/>
         </w:tcBorders>
       </w:tcPr>
     </w:tblStylePr>
@@ -24550,9 +25373,9 @@
         <w:shd w:val="clear" w:color="ffffff" w:themeColor="light1" w:fill="ffffff" w:themeFill="light1"/>
         <w:tcBorders>
           <w:top w:val="single" w:color="000000" w:themeColor="text1" w:themeTint="80" w:sz="4" w:space="0"/>
-          <w:left w:val="none"/>
-          <w:bottom w:val="none"/>
-          <w:right w:val="none"/>
+          <w:left w:val="none" w:color="000000" w:sz="4" w:space="0"/>
+          <w:bottom w:val="none" w:color="000000" w:sz="4" w:space="0"/>
+          <w:right w:val="none" w:color="000000" w:sz="4" w:space="0"/>
         </w:tcBorders>
       </w:tcPr>
     </w:tblStylePr>
@@ -24627,9 +25450,9 @@
       </w:tcPr>
     </w:tblStylePr>
   </w:style>
-  <w:style w:type="table" w:styleId="111">
+  <w:style w:type="table" w:styleId="800">
     <w:name w:val="List Table 7 Colorful - Accent 1"/>
-    <w:basedOn w:val="665"/>
+    <w:basedOn w:val="887"/>
     <w:uiPriority w:val="99"/>
     <w:pPr>
       <w:pBdr/>
@@ -24728,11 +25551,11 @@
         <w:tblBorders/>
       </w:tblPr>
       <w:tcPr>
-        <w:shd w:color="ffffff"/>
+        <w:shd w:val="clear" w:color="ffffff"/>
         <w:tcBorders>
-          <w:top w:val="none"/>
-          <w:left w:val="none"/>
-          <w:bottom w:val="none"/>
+          <w:top w:val="none" w:color="000000" w:sz="4" w:space="0"/>
+          <w:left w:val="none" w:color="000000" w:sz="4" w:space="0"/>
+          <w:bottom w:val="none" w:color="000000" w:sz="4" w:space="0"/>
           <w:right w:val="single" w:color="000000" w:themeColor="accent1" w:sz="4" w:space="0"/>
         </w:tcBorders>
       </w:tcPr>
@@ -24755,10 +25578,10 @@
       <w:tcPr>
         <w:shd w:val="clear" w:color="ffffff" w:themeColor="light1" w:fill="ffffff" w:themeFill="light1"/>
         <w:tcBorders>
-          <w:top w:val="none"/>
-          <w:left w:val="none"/>
+          <w:top w:val="none" w:color="000000" w:sz="4" w:space="0"/>
+          <w:left w:val="none" w:color="000000" w:sz="4" w:space="0"/>
           <w:bottom w:val="single" w:color="000000" w:themeColor="accent1" w:sz="4" w:space="0"/>
-          <w:right w:val="none"/>
+          <w:right w:val="none" w:color="000000" w:sz="4" w:space="0"/>
         </w:tcBorders>
       </w:tcPr>
     </w:tblStylePr>
@@ -24778,12 +25601,12 @@
         <w:tblBorders/>
       </w:tblPr>
       <w:tcPr>
-        <w:shd w:color="ffffff"/>
+        <w:shd w:val="clear" w:color="ffffff"/>
         <w:tcBorders>
-          <w:top w:val="none"/>
+          <w:top w:val="none" w:color="000000" w:sz="4" w:space="0"/>
           <w:left w:val="single" w:color="000000" w:themeColor="accent1" w:sz="4" w:space="0"/>
-          <w:bottom w:val="none"/>
-          <w:right w:val="none"/>
+          <w:bottom w:val="none" w:color="000000" w:sz="4" w:space="0"/>
+          <w:right w:val="none" w:color="000000" w:sz="4" w:space="0"/>
         </w:tcBorders>
       </w:tcPr>
     </w:tblStylePr>
@@ -24806,9 +25629,9 @@
         <w:shd w:val="clear" w:color="ffffff" w:themeColor="light1" w:fill="ffffff" w:themeFill="light1"/>
         <w:tcBorders>
           <w:top w:val="single" w:color="000000" w:themeColor="accent1" w:sz="4" w:space="0"/>
-          <w:left w:val="none"/>
-          <w:bottom w:val="none"/>
-          <w:right w:val="none"/>
+          <w:left w:val="none" w:color="000000" w:sz="4" w:space="0"/>
+          <w:bottom w:val="none" w:color="000000" w:sz="4" w:space="0"/>
+          <w:right w:val="none" w:color="000000" w:sz="4" w:space="0"/>
         </w:tcBorders>
       </w:tcPr>
     </w:tblStylePr>
@@ -24883,9 +25706,9 @@
       </w:tcPr>
     </w:tblStylePr>
   </w:style>
-  <w:style w:type="table" w:styleId="112">
+  <w:style w:type="table" w:styleId="801">
     <w:name w:val="List Table 7 Colorful - Accent 2"/>
-    <w:basedOn w:val="665"/>
+    <w:basedOn w:val="887"/>
     <w:uiPriority w:val="99"/>
     <w:pPr>
       <w:pBdr/>
@@ -24984,11 +25807,11 @@
         <w:tblBorders/>
       </w:tblPr>
       <w:tcPr>
-        <w:shd w:color="ffffff"/>
+        <w:shd w:val="clear" w:color="ffffff"/>
         <w:tcBorders>
-          <w:top w:val="none"/>
-          <w:left w:val="none"/>
-          <w:bottom w:val="none"/>
+          <w:top w:val="none" w:color="000000" w:sz="4" w:space="0"/>
+          <w:left w:val="none" w:color="000000" w:sz="4" w:space="0"/>
+          <w:bottom w:val="none" w:color="000000" w:sz="4" w:space="0"/>
           <w:right w:val="single" w:color="000000" w:themeColor="accent2" w:themeTint="97" w:sz="4" w:space="0"/>
         </w:tcBorders>
       </w:tcPr>
@@ -25011,10 +25834,10 @@
       <w:tcPr>
         <w:shd w:val="clear" w:color="ffffff" w:themeColor="light1" w:fill="ffffff" w:themeFill="light1"/>
         <w:tcBorders>
-          <w:top w:val="none"/>
-          <w:left w:val="none"/>
+          <w:top w:val="none" w:color="000000" w:sz="4" w:space="0"/>
+          <w:left w:val="none" w:color="000000" w:sz="4" w:space="0"/>
           <w:bottom w:val="single" w:color="000000" w:themeColor="accent2" w:themeTint="97" w:sz="4" w:space="0"/>
-          <w:right w:val="none"/>
+          <w:right w:val="none" w:color="000000" w:sz="4" w:space="0"/>
         </w:tcBorders>
       </w:tcPr>
     </w:tblStylePr>
@@ -25034,12 +25857,12 @@
         <w:tblBorders/>
       </w:tblPr>
       <w:tcPr>
-        <w:shd w:color="ffffff"/>
+        <w:shd w:val="clear" w:color="ffffff"/>
         <w:tcBorders>
-          <w:top w:val="none"/>
+          <w:top w:val="none" w:color="000000" w:sz="4" w:space="0"/>
           <w:left w:val="single" w:color="000000" w:themeColor="accent2" w:themeTint="97" w:sz="4" w:space="0"/>
-          <w:bottom w:val="none"/>
-          <w:right w:val="none"/>
+          <w:bottom w:val="none" w:color="000000" w:sz="4" w:space="0"/>
+          <w:right w:val="none" w:color="000000" w:sz="4" w:space="0"/>
         </w:tcBorders>
       </w:tcPr>
     </w:tblStylePr>
@@ -25062,9 +25885,9 @@
         <w:shd w:val="clear" w:color="ffffff" w:themeColor="light1" w:fill="ffffff" w:themeFill="light1"/>
         <w:tcBorders>
           <w:top w:val="single" w:color="000000" w:themeColor="accent2" w:themeTint="97" w:sz="4" w:space="0"/>
-          <w:left w:val="none"/>
-          <w:bottom w:val="none"/>
-          <w:right w:val="none"/>
+          <w:left w:val="none" w:color="000000" w:sz="4" w:space="0"/>
+          <w:bottom w:val="none" w:color="000000" w:sz="4" w:space="0"/>
+          <w:right w:val="none" w:color="000000" w:sz="4" w:space="0"/>
         </w:tcBorders>
       </w:tcPr>
     </w:tblStylePr>
@@ -25139,9 +25962,9 @@
       </w:tcPr>
     </w:tblStylePr>
   </w:style>
-  <w:style w:type="table" w:styleId="113">
+  <w:style w:type="table" w:styleId="802">
     <w:name w:val="List Table 7 Colorful - Accent 3"/>
-    <w:basedOn w:val="665"/>
+    <w:basedOn w:val="887"/>
     <w:uiPriority w:val="99"/>
     <w:pPr>
       <w:pBdr/>
@@ -25240,11 +26063,11 @@
         <w:tblBorders/>
       </w:tblPr>
       <w:tcPr>
-        <w:shd w:color="ffffff"/>
+        <w:shd w:val="clear" w:color="ffffff"/>
         <w:tcBorders>
-          <w:top w:val="none"/>
-          <w:left w:val="none"/>
-          <w:bottom w:val="none"/>
+          <w:top w:val="none" w:color="000000" w:sz="4" w:space="0"/>
+          <w:left w:val="none" w:color="000000" w:sz="4" w:space="0"/>
+          <w:bottom w:val="none" w:color="000000" w:sz="4" w:space="0"/>
           <w:right w:val="single" w:color="000000" w:themeColor="accent3" w:themeTint="98" w:sz="4" w:space="0"/>
         </w:tcBorders>
       </w:tcPr>
@@ -25267,10 +26090,10 @@
       <w:tcPr>
         <w:shd w:val="clear" w:color="ffffff" w:themeColor="light1" w:fill="ffffff" w:themeFill="light1"/>
         <w:tcBorders>
-          <w:top w:val="none"/>
-          <w:left w:val="none"/>
+          <w:top w:val="none" w:color="000000" w:sz="4" w:space="0"/>
+          <w:left w:val="none" w:color="000000" w:sz="4" w:space="0"/>
           <w:bottom w:val="single" w:color="000000" w:themeColor="accent3" w:themeTint="98" w:sz="4" w:space="0"/>
-          <w:right w:val="none"/>
+          <w:right w:val="none" w:color="000000" w:sz="4" w:space="0"/>
         </w:tcBorders>
       </w:tcPr>
     </w:tblStylePr>
@@ -25290,12 +26113,12 @@
         <w:tblBorders/>
       </w:tblPr>
       <w:tcPr>
-        <w:shd w:color="ffffff"/>
+        <w:shd w:val="clear" w:color="ffffff"/>
         <w:tcBorders>
-          <w:top w:val="none"/>
+          <w:top w:val="none" w:color="000000" w:sz="4" w:space="0"/>
           <w:left w:val="single" w:color="000000" w:themeColor="accent3" w:themeTint="98" w:sz="4" w:space="0"/>
-          <w:bottom w:val="none"/>
-          <w:right w:val="none"/>
+          <w:bottom w:val="none" w:color="000000" w:sz="4" w:space="0"/>
+          <w:right w:val="none" w:color="000000" w:sz="4" w:space="0"/>
         </w:tcBorders>
       </w:tcPr>
     </w:tblStylePr>
@@ -25318,9 +26141,9 @@
         <w:shd w:val="clear" w:color="ffffff" w:themeColor="light1" w:fill="ffffff" w:themeFill="light1"/>
         <w:tcBorders>
           <w:top w:val="single" w:color="000000" w:themeColor="accent3" w:themeTint="98" w:sz="4" w:space="0"/>
-          <w:left w:val="none"/>
-          <w:bottom w:val="none"/>
-          <w:right w:val="none"/>
+          <w:left w:val="none" w:color="000000" w:sz="4" w:space="0"/>
+          <w:bottom w:val="none" w:color="000000" w:sz="4" w:space="0"/>
+          <w:right w:val="none" w:color="000000" w:sz="4" w:space="0"/>
         </w:tcBorders>
       </w:tcPr>
     </w:tblStylePr>
@@ -25395,9 +26218,9 @@
       </w:tcPr>
     </w:tblStylePr>
   </w:style>
-  <w:style w:type="table" w:styleId="114">
+  <w:style w:type="table" w:styleId="803">
     <w:name w:val="List Table 7 Colorful - Accent 4"/>
-    <w:basedOn w:val="665"/>
+    <w:basedOn w:val="887"/>
     <w:uiPriority w:val="99"/>
     <w:pPr>
       <w:pBdr/>
@@ -25496,11 +26319,11 @@
         <w:tblBorders/>
       </w:tblPr>
       <w:tcPr>
-        <w:shd w:color="ffffff"/>
+        <w:shd w:val="clear" w:color="ffffff"/>
         <w:tcBorders>
-          <w:top w:val="none"/>
-          <w:left w:val="none"/>
-          <w:bottom w:val="none"/>
+          <w:top w:val="none" w:color="000000" w:sz="4" w:space="0"/>
+          <w:left w:val="none" w:color="000000" w:sz="4" w:space="0"/>
+          <w:bottom w:val="none" w:color="000000" w:sz="4" w:space="0"/>
           <w:right w:val="single" w:color="000000" w:themeColor="accent4" w:themeTint="9A" w:sz="4" w:space="0"/>
         </w:tcBorders>
       </w:tcPr>
@@ -25523,10 +26346,10 @@
       <w:tcPr>
         <w:shd w:val="clear" w:color="ffffff" w:themeColor="light1" w:fill="ffffff" w:themeFill="light1"/>
         <w:tcBorders>
-          <w:top w:val="none"/>
-          <w:left w:val="none"/>
+          <w:top w:val="none" w:color="000000" w:sz="4" w:space="0"/>
+          <w:left w:val="none" w:color="000000" w:sz="4" w:space="0"/>
           <w:bottom w:val="single" w:color="000000" w:themeColor="accent4" w:themeTint="9A" w:sz="4" w:space="0"/>
-          <w:right w:val="none"/>
+          <w:right w:val="none" w:color="000000" w:sz="4" w:space="0"/>
         </w:tcBorders>
       </w:tcPr>
     </w:tblStylePr>
@@ -25546,12 +26369,12 @@
         <w:tblBorders/>
       </w:tblPr>
       <w:tcPr>
-        <w:shd w:color="ffffff"/>
+        <w:shd w:val="clear" w:color="ffffff"/>
         <w:tcBorders>
-          <w:top w:val="none"/>
+          <w:top w:val="none" w:color="000000" w:sz="4" w:space="0"/>
           <w:left w:val="single" w:color="000000" w:themeColor="accent4" w:themeTint="9A" w:sz="4" w:space="0"/>
-          <w:bottom w:val="none"/>
-          <w:right w:val="none"/>
+          <w:bottom w:val="none" w:color="000000" w:sz="4" w:space="0"/>
+          <w:right w:val="none" w:color="000000" w:sz="4" w:space="0"/>
         </w:tcBorders>
       </w:tcPr>
     </w:tblStylePr>
@@ -25574,9 +26397,9 @@
         <w:shd w:val="clear" w:color="ffffff" w:themeColor="light1" w:fill="ffffff" w:themeFill="light1"/>
         <w:tcBorders>
           <w:top w:val="single" w:color="000000" w:themeColor="accent4" w:themeTint="9A" w:sz="4" w:space="0"/>
-          <w:left w:val="none"/>
-          <w:bottom w:val="none"/>
-          <w:right w:val="none"/>
+          <w:left w:val="none" w:color="000000" w:sz="4" w:space="0"/>
+          <w:bottom w:val="none" w:color="000000" w:sz="4" w:space="0"/>
+          <w:right w:val="none" w:color="000000" w:sz="4" w:space="0"/>
         </w:tcBorders>
       </w:tcPr>
     </w:tblStylePr>
@@ -25651,9 +26474,9 @@
       </w:tcPr>
     </w:tblStylePr>
   </w:style>
-  <w:style w:type="table" w:styleId="115">
+  <w:style w:type="table" w:styleId="804">
     <w:name w:val="List Table 7 Colorful - Accent 5"/>
-    <w:basedOn w:val="665"/>
+    <w:basedOn w:val="887"/>
     <w:uiPriority w:val="99"/>
     <w:pPr>
       <w:pBdr/>
@@ -25752,11 +26575,11 @@
         <w:tblBorders/>
       </w:tblPr>
       <w:tcPr>
-        <w:shd w:color="ffffff"/>
+        <w:shd w:val="clear" w:color="ffffff"/>
         <w:tcBorders>
-          <w:top w:val="none"/>
-          <w:left w:val="none"/>
-          <w:bottom w:val="none"/>
+          <w:top w:val="none" w:color="000000" w:sz="4" w:space="0"/>
+          <w:left w:val="none" w:color="000000" w:sz="4" w:space="0"/>
+          <w:bottom w:val="none" w:color="000000" w:sz="4" w:space="0"/>
           <w:right w:val="single" w:color="000000" w:themeColor="accent5" w:themeTint="9A" w:sz="4" w:space="0"/>
         </w:tcBorders>
       </w:tcPr>
@@ -25779,10 +26602,10 @@
       <w:tcPr>
         <w:shd w:val="clear" w:color="ffffff" w:themeColor="light1" w:fill="ffffff" w:themeFill="light1"/>
         <w:tcBorders>
-          <w:top w:val="none"/>
-          <w:left w:val="none"/>
+          <w:top w:val="none" w:color="000000" w:sz="4" w:space="0"/>
+          <w:left w:val="none" w:color="000000" w:sz="4" w:space="0"/>
           <w:bottom w:val="single" w:color="000000" w:themeColor="accent5" w:themeTint="9A" w:sz="4" w:space="0"/>
-          <w:right w:val="none"/>
+          <w:right w:val="none" w:color="000000" w:sz="4" w:space="0"/>
         </w:tcBorders>
       </w:tcPr>
     </w:tblStylePr>
@@ -25802,12 +26625,12 @@
         <w:tblBorders/>
       </w:tblPr>
       <w:tcPr>
-        <w:shd w:color="ffffff"/>
+        <w:shd w:val="clear" w:color="ffffff"/>
         <w:tcBorders>
-          <w:top w:val="none"/>
+          <w:top w:val="none" w:color="000000" w:sz="4" w:space="0"/>
           <w:left w:val="single" w:color="000000" w:themeColor="accent5" w:themeTint="9A" w:sz="4" w:space="0"/>
-          <w:bottom w:val="none"/>
-          <w:right w:val="none"/>
+          <w:bottom w:val="none" w:color="000000" w:sz="4" w:space="0"/>
+          <w:right w:val="none" w:color="000000" w:sz="4" w:space="0"/>
         </w:tcBorders>
       </w:tcPr>
     </w:tblStylePr>
@@ -25830,9 +26653,9 @@
         <w:shd w:val="clear" w:color="ffffff" w:themeColor="light1" w:fill="ffffff" w:themeFill="light1"/>
         <w:tcBorders>
           <w:top w:val="single" w:color="000000" w:themeColor="accent5" w:themeTint="9A" w:sz="4" w:space="0"/>
-          <w:left w:val="none"/>
-          <w:bottom w:val="none"/>
-          <w:right w:val="none"/>
+          <w:left w:val="none" w:color="000000" w:sz="4" w:space="0"/>
+          <w:bottom w:val="none" w:color="000000" w:sz="4" w:space="0"/>
+          <w:right w:val="none" w:color="000000" w:sz="4" w:space="0"/>
         </w:tcBorders>
       </w:tcPr>
     </w:tblStylePr>
@@ -25907,9 +26730,9 @@
       </w:tcPr>
     </w:tblStylePr>
   </w:style>
-  <w:style w:type="table" w:styleId="116">
+  <w:style w:type="table" w:styleId="805">
     <w:name w:val="List Table 7 Colorful - Accent 6"/>
-    <w:basedOn w:val="665"/>
+    <w:basedOn w:val="887"/>
     <w:uiPriority w:val="99"/>
     <w:pPr>
       <w:pBdr/>
@@ -26008,11 +26831,11 @@
         <w:tblBorders/>
       </w:tblPr>
       <w:tcPr>
-        <w:shd w:color="ffffff"/>
+        <w:shd w:val="clear" w:color="ffffff"/>
         <w:tcBorders>
-          <w:top w:val="none"/>
-          <w:left w:val="none"/>
-          <w:bottom w:val="none"/>
+          <w:top w:val="none" w:color="000000" w:sz="4" w:space="0"/>
+          <w:left w:val="none" w:color="000000" w:sz="4" w:space="0"/>
+          <w:bottom w:val="none" w:color="000000" w:sz="4" w:space="0"/>
           <w:right w:val="single" w:color="000000" w:themeColor="accent6" w:themeTint="98" w:sz="4" w:space="0"/>
         </w:tcBorders>
       </w:tcPr>
@@ -26035,10 +26858,10 @@
       <w:tcPr>
         <w:shd w:val="clear" w:color="ffffff" w:themeColor="light1" w:fill="ffffff" w:themeFill="light1"/>
         <w:tcBorders>
-          <w:top w:val="none"/>
-          <w:left w:val="none"/>
+          <w:top w:val="none" w:color="000000" w:sz="4" w:space="0"/>
+          <w:left w:val="none" w:color="000000" w:sz="4" w:space="0"/>
           <w:bottom w:val="single" w:color="000000" w:themeColor="accent6" w:themeTint="98" w:sz="4" w:space="0"/>
-          <w:right w:val="none"/>
+          <w:right w:val="none" w:color="000000" w:sz="4" w:space="0"/>
         </w:tcBorders>
       </w:tcPr>
     </w:tblStylePr>
@@ -26058,12 +26881,12 @@
         <w:tblBorders/>
       </w:tblPr>
       <w:tcPr>
-        <w:shd w:color="ffffff"/>
+        <w:shd w:val="clear" w:color="ffffff"/>
         <w:tcBorders>
-          <w:top w:val="none"/>
+          <w:top w:val="none" w:color="000000" w:sz="4" w:space="0"/>
           <w:left w:val="single" w:color="000000" w:themeColor="accent6" w:themeTint="98" w:sz="4" w:space="0"/>
-          <w:bottom w:val="none"/>
-          <w:right w:val="none"/>
+          <w:bottom w:val="none" w:color="000000" w:sz="4" w:space="0"/>
+          <w:right w:val="none" w:color="000000" w:sz="4" w:space="0"/>
         </w:tcBorders>
       </w:tcPr>
     </w:tblStylePr>
@@ -26086,9 +26909,9 @@
         <w:shd w:val="clear" w:color="ffffff" w:themeColor="light1" w:fill="ffffff" w:themeFill="light1"/>
         <w:tcBorders>
           <w:top w:val="single" w:color="000000" w:themeColor="accent6" w:themeTint="98" w:sz="4" w:space="0"/>
-          <w:left w:val="none"/>
-          <w:bottom w:val="none"/>
-          <w:right w:val="none"/>
+          <w:left w:val="none" w:color="000000" w:sz="4" w:space="0"/>
+          <w:bottom w:val="none" w:color="000000" w:sz="4" w:space="0"/>
+          <w:right w:val="none" w:color="000000" w:sz="4" w:space="0"/>
         </w:tcBorders>
       </w:tcPr>
     </w:tblStylePr>
@@ -26163,9 +26986,9 @@
       </w:tcPr>
     </w:tblStylePr>
   </w:style>
-  <w:style w:type="table" w:styleId="117">
+  <w:style w:type="table" w:styleId="806">
     <w:name w:val="Lined - Accent"/>
-    <w:basedOn w:val="665"/>
+    <w:basedOn w:val="887"/>
     <w:uiPriority w:val="99"/>
     <w:pPr>
       <w:pBdr/>
@@ -26400,9 +27223,9 @@
       </w:tcPr>
     </w:tblStylePr>
   </w:style>
-  <w:style w:type="table" w:styleId="118">
+  <w:style w:type="table" w:styleId="807">
     <w:name w:val="Lined - Accent 1"/>
-    <w:basedOn w:val="665"/>
+    <w:basedOn w:val="887"/>
     <w:uiPriority w:val="99"/>
     <w:pPr>
       <w:pBdr/>
@@ -26637,9 +27460,9 @@
       </w:tcPr>
     </w:tblStylePr>
   </w:style>
-  <w:style w:type="table" w:styleId="119">
+  <w:style w:type="table" w:styleId="808">
     <w:name w:val="Lined - Accent 2"/>
-    <w:basedOn w:val="665"/>
+    <w:basedOn w:val="887"/>
     <w:uiPriority w:val="99"/>
     <w:pPr>
       <w:pBdr/>
@@ -26874,9 +27697,9 @@
       </w:tcPr>
     </w:tblStylePr>
   </w:style>
-  <w:style w:type="table" w:styleId="120">
+  <w:style w:type="table" w:styleId="809">
     <w:name w:val="Lined - Accent 3"/>
-    <w:basedOn w:val="665"/>
+    <w:basedOn w:val="887"/>
     <w:uiPriority w:val="99"/>
     <w:pPr>
       <w:pBdr/>
@@ -27111,9 +27934,9 @@
       </w:tcPr>
     </w:tblStylePr>
   </w:style>
-  <w:style w:type="table" w:styleId="121">
+  <w:style w:type="table" w:styleId="810">
     <w:name w:val="Lined - Accent 4"/>
-    <w:basedOn w:val="665"/>
+    <w:basedOn w:val="887"/>
     <w:uiPriority w:val="99"/>
     <w:pPr>
       <w:pBdr/>
@@ -27348,9 +28171,9 @@
       </w:tcPr>
     </w:tblStylePr>
   </w:style>
-  <w:style w:type="table" w:styleId="122">
+  <w:style w:type="table" w:styleId="811">
     <w:name w:val="Lined - Accent 5"/>
-    <w:basedOn w:val="665"/>
+    <w:basedOn w:val="887"/>
     <w:uiPriority w:val="99"/>
     <w:pPr>
       <w:pBdr/>
@@ -27585,9 +28408,9 @@
       </w:tcPr>
     </w:tblStylePr>
   </w:style>
-  <w:style w:type="table" w:styleId="123">
+  <w:style w:type="table" w:styleId="812">
     <w:name w:val="Lined - Accent 6"/>
-    <w:basedOn w:val="665"/>
+    <w:basedOn w:val="887"/>
     <w:uiPriority w:val="99"/>
     <w:pPr>
       <w:pBdr/>
@@ -27822,9 +28645,9 @@
       </w:tcPr>
     </w:tblStylePr>
   </w:style>
-  <w:style w:type="table" w:styleId="124">
+  <w:style w:type="table" w:styleId="813">
     <w:name w:val="Bordered &amp; Lined - Accent"/>
-    <w:basedOn w:val="665"/>
+    <w:basedOn w:val="887"/>
     <w:uiPriority w:val="99"/>
     <w:pPr>
       <w:pBdr/>
@@ -28066,9 +28889,9 @@
       </w:tcPr>
     </w:tblStylePr>
   </w:style>
-  <w:style w:type="table" w:styleId="125">
+  <w:style w:type="table" w:styleId="814">
     <w:name w:val="Bordered &amp; Lined - Accent 1"/>
-    <w:basedOn w:val="665"/>
+    <w:basedOn w:val="887"/>
     <w:uiPriority w:val="99"/>
     <w:pPr>
       <w:pBdr/>
@@ -28310,9 +29133,9 @@
       </w:tcPr>
     </w:tblStylePr>
   </w:style>
-  <w:style w:type="table" w:styleId="126">
+  <w:style w:type="table" w:styleId="815">
     <w:name w:val="Bordered &amp; Lined - Accent 2"/>
-    <w:basedOn w:val="665"/>
+    <w:basedOn w:val="887"/>
     <w:uiPriority w:val="99"/>
     <w:pPr>
       <w:pBdr/>
@@ -28554,9 +29377,9 @@
       </w:tcPr>
     </w:tblStylePr>
   </w:style>
-  <w:style w:type="table" w:styleId="127">
+  <w:style w:type="table" w:styleId="816">
     <w:name w:val="Bordered &amp; Lined - Accent 3"/>
-    <w:basedOn w:val="665"/>
+    <w:basedOn w:val="887"/>
     <w:uiPriority w:val="99"/>
     <w:pPr>
       <w:pBdr/>
@@ -28798,9 +29621,9 @@
       </w:tcPr>
     </w:tblStylePr>
   </w:style>
-  <w:style w:type="table" w:styleId="128">
+  <w:style w:type="table" w:styleId="817">
     <w:name w:val="Bordered &amp; Lined - Accent 4"/>
-    <w:basedOn w:val="665"/>
+    <w:basedOn w:val="887"/>
     <w:uiPriority w:val="99"/>
     <w:pPr>
       <w:pBdr/>
@@ -29042,9 +29865,9 @@
       </w:tcPr>
     </w:tblStylePr>
   </w:style>
-  <w:style w:type="table" w:styleId="129">
+  <w:style w:type="table" w:styleId="818">
     <w:name w:val="Bordered &amp; Lined - Accent 5"/>
-    <w:basedOn w:val="665"/>
+    <w:basedOn w:val="887"/>
     <w:uiPriority w:val="99"/>
     <w:pPr>
       <w:pBdr/>
@@ -29286,9 +30109,9 @@
       </w:tcPr>
     </w:tblStylePr>
   </w:style>
-  <w:style w:type="table" w:styleId="130">
+  <w:style w:type="table" w:styleId="819">
     <w:name w:val="Bordered &amp; Lined - Accent 6"/>
-    <w:basedOn w:val="665"/>
+    <w:basedOn w:val="887"/>
     <w:uiPriority w:val="99"/>
     <w:pPr>
       <w:pBdr/>
@@ -29530,9 +30353,9 @@
       </w:tcPr>
     </w:tblStylePr>
   </w:style>
-  <w:style w:type="table" w:styleId="131">
+  <w:style w:type="table" w:styleId="820">
     <w:name w:val="Bordered"/>
-    <w:basedOn w:val="665"/>
+    <w:basedOn w:val="887"/>
     <w:uiPriority w:val="99"/>
     <w:pPr>
       <w:pBdr/>
@@ -29761,9 +30584,9 @@
       </w:tcPr>
     </w:tblStylePr>
   </w:style>
-  <w:style w:type="table" w:styleId="132">
+  <w:style w:type="table" w:styleId="821">
     <w:name w:val="Bordered - Accent 1"/>
-    <w:basedOn w:val="665"/>
+    <w:basedOn w:val="887"/>
     <w:uiPriority w:val="99"/>
     <w:pPr>
       <w:pBdr/>
@@ -29992,9 +30815,9 @@
       </w:tcPr>
     </w:tblStylePr>
   </w:style>
-  <w:style w:type="table" w:styleId="133">
+  <w:style w:type="table" w:styleId="822">
     <w:name w:val="Bordered - Accent 2"/>
-    <w:basedOn w:val="665"/>
+    <w:basedOn w:val="887"/>
     <w:uiPriority w:val="99"/>
     <w:pPr>
       <w:pBdr/>
@@ -30223,9 +31046,9 @@
       </w:tcPr>
     </w:tblStylePr>
   </w:style>
-  <w:style w:type="table" w:styleId="134">
+  <w:style w:type="table" w:styleId="823">
     <w:name w:val="Bordered - Accent 3"/>
-    <w:basedOn w:val="665"/>
+    <w:basedOn w:val="887"/>
     <w:uiPriority w:val="99"/>
     <w:pPr>
       <w:pBdr/>
@@ -30454,9 +31277,9 @@
       </w:tcPr>
     </w:tblStylePr>
   </w:style>
-  <w:style w:type="table" w:styleId="135">
+  <w:style w:type="table" w:styleId="824">
     <w:name w:val="Bordered - Accent 4"/>
-    <w:basedOn w:val="665"/>
+    <w:basedOn w:val="887"/>
     <w:uiPriority w:val="99"/>
     <w:pPr>
       <w:pBdr/>
@@ -30685,9 +31508,9 @@
       </w:tcPr>
     </w:tblStylePr>
   </w:style>
-  <w:style w:type="table" w:styleId="136">
+  <w:style w:type="table" w:styleId="825">
     <w:name w:val="Bordered - Accent 5"/>
-    <w:basedOn w:val="665"/>
+    <w:basedOn w:val="887"/>
     <w:uiPriority w:val="99"/>
     <w:pPr>
       <w:pBdr/>
@@ -30916,9 +31739,9 @@
       </w:tcPr>
     </w:tblStylePr>
   </w:style>
-  <w:style w:type="table" w:styleId="137">
+  <w:style w:type="table" w:styleId="826">
     <w:name w:val="Bordered - Accent 6"/>
-    <w:basedOn w:val="665"/>
+    <w:basedOn w:val="887"/>
     <w:uiPriority w:val="99"/>
     <w:pPr>
       <w:pBdr/>
@@ -31147,11 +31970,11 @@
       </w:tcPr>
     </w:tblStylePr>
   </w:style>
-  <w:style w:type="paragraph" w:styleId="139">
+  <w:style w:type="paragraph" w:styleId="827">
     <w:name w:val="Heading 1"/>
-    <w:basedOn w:val="664"/>
-    <w:next w:val="664"/>
-    <w:link w:val="150"/>
+    <w:basedOn w:val="886"/>
+    <w:next w:val="886"/>
+    <w:link w:val="837"/>
     <w:uiPriority w:val="9"/>
     <w:qFormat/>
     <w:pPr>
@@ -31169,11 +31992,11 @@
       <w:szCs w:val="40"/>
     </w:rPr>
   </w:style>
-  <w:style w:type="paragraph" w:styleId="140">
+  <w:style w:type="paragraph" w:styleId="828">
     <w:name w:val="Heading 2"/>
-    <w:basedOn w:val="664"/>
-    <w:next w:val="664"/>
-    <w:link w:val="151"/>
+    <w:basedOn w:val="886"/>
+    <w:next w:val="886"/>
+    <w:link w:val="838"/>
     <w:uiPriority w:val="9"/>
     <w:unhideWhenUsed/>
     <w:qFormat/>
@@ -31192,11 +32015,11 @@
       <w:szCs w:val="32"/>
     </w:rPr>
   </w:style>
-  <w:style w:type="paragraph" w:styleId="141">
+  <w:style w:type="paragraph" w:styleId="829">
     <w:name w:val="Heading 3"/>
-    <w:basedOn w:val="664"/>
-    <w:next w:val="664"/>
-    <w:link w:val="152"/>
+    <w:basedOn w:val="886"/>
+    <w:next w:val="886"/>
+    <w:link w:val="839"/>
     <w:uiPriority w:val="9"/>
     <w:unhideWhenUsed/>
     <w:qFormat/>
@@ -31215,11 +32038,11 @@
       <w:szCs w:val="28"/>
     </w:rPr>
   </w:style>
-  <w:style w:type="paragraph" w:styleId="142">
+  <w:style w:type="paragraph" w:styleId="830">
     <w:name w:val="Heading 4"/>
-    <w:basedOn w:val="664"/>
-    <w:next w:val="664"/>
-    <w:link w:val="153"/>
+    <w:basedOn w:val="886"/>
+    <w:next w:val="886"/>
+    <w:link w:val="840"/>
     <w:uiPriority w:val="9"/>
     <w:unhideWhenUsed/>
     <w:qFormat/>
@@ -31238,11 +32061,11 @@
       <w:color w:val="0f4761" w:themeColor="accent1" w:themeShade="BF"/>
     </w:rPr>
   </w:style>
-  <w:style w:type="paragraph" w:styleId="143">
+  <w:style w:type="paragraph" w:styleId="831">
     <w:name w:val="Heading 5"/>
-    <w:basedOn w:val="664"/>
-    <w:next w:val="664"/>
-    <w:link w:val="154"/>
+    <w:basedOn w:val="886"/>
+    <w:next w:val="886"/>
+    <w:link w:val="841"/>
     <w:uiPriority w:val="9"/>
     <w:unhideWhenUsed/>
     <w:qFormat/>
@@ -31259,11 +32082,11 @@
       <w:color w:val="0f4761" w:themeColor="accent1" w:themeShade="BF"/>
     </w:rPr>
   </w:style>
-  <w:style w:type="paragraph" w:styleId="144">
+  <w:style w:type="paragraph" w:styleId="832">
     <w:name w:val="Heading 6"/>
-    <w:basedOn w:val="664"/>
-    <w:next w:val="664"/>
-    <w:link w:val="155"/>
+    <w:basedOn w:val="886"/>
+    <w:next w:val="886"/>
+    <w:link w:val="842"/>
     <w:uiPriority w:val="9"/>
     <w:unhideWhenUsed/>
     <w:qFormat/>
@@ -31282,11 +32105,11 @@
       <w:color w:val="595959" w:themeColor="text1" w:themeTint="A6"/>
     </w:rPr>
   </w:style>
-  <w:style w:type="paragraph" w:styleId="145">
+  <w:style w:type="paragraph" w:styleId="833">
     <w:name w:val="Heading 7"/>
-    <w:basedOn w:val="664"/>
-    <w:next w:val="664"/>
-    <w:link w:val="156"/>
+    <w:basedOn w:val="886"/>
+    <w:next w:val="886"/>
+    <w:link w:val="843"/>
     <w:uiPriority w:val="9"/>
     <w:unhideWhenUsed/>
     <w:qFormat/>
@@ -31303,11 +32126,11 @@
       <w:color w:val="595959" w:themeColor="text1" w:themeTint="A6"/>
     </w:rPr>
   </w:style>
-  <w:style w:type="paragraph" w:styleId="146">
+  <w:style w:type="paragraph" w:styleId="834">
     <w:name w:val="Heading 8"/>
-    <w:basedOn w:val="664"/>
-    <w:next w:val="664"/>
-    <w:link w:val="157"/>
+    <w:basedOn w:val="886"/>
+    <w:next w:val="886"/>
+    <w:link w:val="844"/>
     <w:uiPriority w:val="9"/>
     <w:unhideWhenUsed/>
     <w:qFormat/>
@@ -31326,11 +32149,11 @@
       <w:color w:val="272727" w:themeColor="text1" w:themeTint="D8"/>
     </w:rPr>
   </w:style>
-  <w:style w:type="paragraph" w:styleId="147">
+  <w:style w:type="paragraph" w:styleId="835">
     <w:name w:val="Heading 9"/>
-    <w:basedOn w:val="664"/>
-    <w:next w:val="664"/>
-    <w:link w:val="158"/>
+    <w:basedOn w:val="886"/>
+    <w:next w:val="886"/>
+    <w:link w:val="845"/>
     <w:uiPriority w:val="9"/>
     <w:unhideWhenUsed/>
     <w:qFormat/>
@@ -31349,7 +32172,7 @@
       <w:color w:val="272727" w:themeColor="text1" w:themeTint="D8"/>
     </w:rPr>
   </w:style>
-  <w:style w:type="character" w:styleId="148" w:default="1">
+  <w:style w:type="character" w:styleId="836" w:default="1">
     <w:name w:val="Default Paragraph Font"/>
     <w:uiPriority w:val="1"/>
     <w:semiHidden/>
@@ -31360,10 +32183,10 @@
       <w:ind/>
     </w:pPr>
   </w:style>
-  <w:style w:type="character" w:styleId="150">
+  <w:style w:type="character" w:styleId="837">
     <w:name w:val="Heading 1 Char"/>
-    <w:basedOn w:val="148"/>
-    <w:link w:val="139"/>
+    <w:basedOn w:val="836"/>
+    <w:link w:val="827"/>
     <w:uiPriority w:val="9"/>
     <w:pPr>
       <w:pBdr/>
@@ -31377,10 +32200,10 @@
       <w:szCs w:val="40"/>
     </w:rPr>
   </w:style>
-  <w:style w:type="character" w:styleId="151">
+  <w:style w:type="character" w:styleId="838">
     <w:name w:val="Heading 2 Char"/>
-    <w:basedOn w:val="148"/>
-    <w:link w:val="140"/>
+    <w:basedOn w:val="836"/>
+    <w:link w:val="828"/>
     <w:uiPriority w:val="9"/>
     <w:pPr>
       <w:pBdr/>
@@ -31394,10 +32217,10 @@
       <w:szCs w:val="32"/>
     </w:rPr>
   </w:style>
-  <w:style w:type="character" w:styleId="152">
+  <w:style w:type="character" w:styleId="839">
     <w:name w:val="Heading 3 Char"/>
-    <w:basedOn w:val="148"/>
-    <w:link w:val="141"/>
+    <w:basedOn w:val="836"/>
+    <w:link w:val="829"/>
     <w:uiPriority w:val="9"/>
     <w:pPr>
       <w:pBdr/>
@@ -31411,10 +32234,10 @@
       <w:szCs w:val="28"/>
     </w:rPr>
   </w:style>
-  <w:style w:type="character" w:styleId="153">
+  <w:style w:type="character" w:styleId="840">
     <w:name w:val="Heading 4 Char"/>
-    <w:basedOn w:val="148"/>
-    <w:link w:val="142"/>
+    <w:basedOn w:val="836"/>
+    <w:link w:val="830"/>
     <w:uiPriority w:val="9"/>
     <w:pPr>
       <w:pBdr/>
@@ -31428,10 +32251,10 @@
       <w:color w:val="0f4761" w:themeColor="accent1" w:themeShade="BF"/>
     </w:rPr>
   </w:style>
-  <w:style w:type="character" w:styleId="154">
+  <w:style w:type="character" w:styleId="841">
     <w:name w:val="Heading 5 Char"/>
-    <w:basedOn w:val="148"/>
-    <w:link w:val="143"/>
+    <w:basedOn w:val="836"/>
+    <w:link w:val="831"/>
     <w:uiPriority w:val="9"/>
     <w:pPr>
       <w:pBdr/>
@@ -31443,10 +32266,10 @@
       <w:color w:val="0f4761" w:themeColor="accent1" w:themeShade="BF"/>
     </w:rPr>
   </w:style>
-  <w:style w:type="character" w:styleId="155">
+  <w:style w:type="character" w:styleId="842">
     <w:name w:val="Heading 6 Char"/>
-    <w:basedOn w:val="148"/>
-    <w:link w:val="144"/>
+    <w:basedOn w:val="836"/>
+    <w:link w:val="832"/>
     <w:uiPriority w:val="9"/>
     <w:pPr>
       <w:pBdr/>
@@ -31460,10 +32283,10 @@
       <w:color w:val="595959" w:themeColor="text1" w:themeTint="A6"/>
     </w:rPr>
   </w:style>
-  <w:style w:type="character" w:styleId="156">
+  <w:style w:type="character" w:styleId="843">
     <w:name w:val="Heading 7 Char"/>
-    <w:basedOn w:val="148"/>
-    <w:link w:val="145"/>
+    <w:basedOn w:val="836"/>
+    <w:link w:val="833"/>
     <w:uiPriority w:val="9"/>
     <w:pPr>
       <w:pBdr/>
@@ -31475,10 +32298,10 @@
       <w:color w:val="595959" w:themeColor="text1" w:themeTint="A6"/>
     </w:rPr>
   </w:style>
-  <w:style w:type="character" w:styleId="157">
+  <w:style w:type="character" w:styleId="844">
     <w:name w:val="Heading 8 Char"/>
-    <w:basedOn w:val="148"/>
-    <w:link w:val="146"/>
+    <w:basedOn w:val="836"/>
+    <w:link w:val="834"/>
     <w:uiPriority w:val="9"/>
     <w:pPr>
       <w:pBdr/>
@@ -31492,10 +32315,10 @@
       <w:color w:val="272727" w:themeColor="text1" w:themeTint="D8"/>
     </w:rPr>
   </w:style>
-  <w:style w:type="character" w:styleId="158">
+  <w:style w:type="character" w:styleId="845">
     <w:name w:val="Heading 9 Char"/>
-    <w:basedOn w:val="148"/>
-    <w:link w:val="147"/>
+    <w:basedOn w:val="836"/>
+    <w:link w:val="835"/>
     <w:uiPriority w:val="9"/>
     <w:pPr>
       <w:pBdr/>
@@ -31509,11 +32332,11 @@
       <w:color w:val="272727" w:themeColor="text1" w:themeTint="D8"/>
     </w:rPr>
   </w:style>
-  <w:style w:type="paragraph" w:styleId="159">
+  <w:style w:type="paragraph" w:styleId="846">
     <w:name w:val="Title"/>
-    <w:basedOn w:val="664"/>
-    <w:next w:val="664"/>
-    <w:link w:val="160"/>
+    <w:basedOn w:val="886"/>
+    <w:next w:val="886"/>
+    <w:link w:val="847"/>
     <w:uiPriority w:val="10"/>
     <w:qFormat/>
     <w:pPr>
@@ -31529,10 +32352,10 @@
       <w:szCs w:val="56"/>
     </w:rPr>
   </w:style>
-  <w:style w:type="character" w:styleId="160">
+  <w:style w:type="character" w:styleId="847">
     <w:name w:val="Title Char"/>
-    <w:basedOn w:val="148"/>
-    <w:link w:val="159"/>
+    <w:basedOn w:val="836"/>
+    <w:link w:val="846"/>
     <w:uiPriority w:val="10"/>
     <w:pPr>
       <w:pBdr/>
@@ -31546,11 +32369,11 @@
       <w:szCs w:val="56"/>
     </w:rPr>
   </w:style>
-  <w:style w:type="paragraph" w:styleId="161">
+  <w:style w:type="paragraph" w:styleId="848">
     <w:name w:val="Subtitle"/>
-    <w:basedOn w:val="664"/>
-    <w:next w:val="664"/>
-    <w:link w:val="162"/>
+    <w:basedOn w:val="886"/>
+    <w:next w:val="886"/>
+    <w:link w:val="849"/>
     <w:uiPriority w:val="11"/>
     <w:qFormat/>
     <w:pPr>
@@ -31568,10 +32391,10 @@
       <w:szCs w:val="28"/>
     </w:rPr>
   </w:style>
-  <w:style w:type="character" w:styleId="162">
+  <w:style w:type="character" w:styleId="849">
     <w:name w:val="Subtitle Char"/>
-    <w:basedOn w:val="148"/>
-    <w:link w:val="161"/>
+    <w:basedOn w:val="836"/>
+    <w:link w:val="848"/>
     <w:uiPriority w:val="11"/>
     <w:pPr>
       <w:pBdr/>
@@ -31585,11 +32408,11 @@
       <w:szCs w:val="28"/>
     </w:rPr>
   </w:style>
-  <w:style w:type="paragraph" w:styleId="163">
+  <w:style w:type="paragraph" w:styleId="850">
     <w:name w:val="Quote"/>
-    <w:basedOn w:val="664"/>
-    <w:next w:val="664"/>
-    <w:link w:val="164"/>
+    <w:basedOn w:val="886"/>
+    <w:next w:val="886"/>
+    <w:link w:val="851"/>
     <w:uiPriority w:val="29"/>
     <w:qFormat/>
     <w:pPr>
@@ -31604,10 +32427,10 @@
       <w:color w:val="404040" w:themeColor="text1" w:themeTint="BF"/>
     </w:rPr>
   </w:style>
-  <w:style w:type="character" w:styleId="164">
+  <w:style w:type="character" w:styleId="851">
     <w:name w:val="Quote Char"/>
-    <w:basedOn w:val="148"/>
-    <w:link w:val="163"/>
+    <w:basedOn w:val="836"/>
+    <w:link w:val="850"/>
     <w:uiPriority w:val="29"/>
     <w:pPr>
       <w:pBdr/>
@@ -31620,9 +32443,9 @@
       <w:color w:val="404040" w:themeColor="text1" w:themeTint="BF"/>
     </w:rPr>
   </w:style>
-  <w:style w:type="character" w:styleId="166">
+  <w:style w:type="character" w:styleId="852">
     <w:name w:val="Intense Emphasis"/>
-    <w:basedOn w:val="148"/>
+    <w:basedOn w:val="836"/>
     <w:uiPriority w:val="21"/>
     <w:qFormat/>
     <w:pPr>
@@ -31636,11 +32459,11 @@
       <w:color w:val="0f4761" w:themeColor="accent1" w:themeShade="BF"/>
     </w:rPr>
   </w:style>
-  <w:style w:type="paragraph" w:styleId="167">
+  <w:style w:type="paragraph" w:styleId="853">
     <w:name w:val="Intense Quote"/>
-    <w:basedOn w:val="664"/>
-    <w:next w:val="664"/>
-    <w:link w:val="168"/>
+    <w:basedOn w:val="886"/>
+    <w:next w:val="886"/>
+    <w:link w:val="854"/>
     <w:uiPriority w:val="30"/>
     <w:qFormat/>
     <w:pPr>
@@ -31658,10 +32481,10 @@
       <w:color w:val="0f4761" w:themeColor="accent1" w:themeShade="BF"/>
     </w:rPr>
   </w:style>
-  <w:style w:type="character" w:styleId="168">
+  <w:style w:type="character" w:styleId="854">
     <w:name w:val="Intense Quote Char"/>
-    <w:basedOn w:val="148"/>
-    <w:link w:val="167"/>
+    <w:basedOn w:val="836"/>
+    <w:link w:val="853"/>
     <w:uiPriority w:val="30"/>
     <w:pPr>
       <w:pBdr/>
@@ -31674,9 +32497,9 @@
       <w:color w:val="0f4761" w:themeColor="accent1" w:themeShade="BF"/>
     </w:rPr>
   </w:style>
-  <w:style w:type="character" w:styleId="169">
+  <w:style w:type="character" w:styleId="855">
     <w:name w:val="Intense Reference"/>
-    <w:basedOn w:val="148"/>
+    <w:basedOn w:val="836"/>
     <w:uiPriority w:val="32"/>
     <w:qFormat/>
     <w:pPr>
@@ -31692,9 +32515,9 @@
       <w:spacing w:val="5"/>
     </w:rPr>
   </w:style>
-  <w:style w:type="character" w:styleId="171">
+  <w:style w:type="character" w:styleId="856">
     <w:name w:val="Subtle Emphasis"/>
-    <w:basedOn w:val="148"/>
+    <w:basedOn w:val="836"/>
     <w:uiPriority w:val="19"/>
     <w:qFormat/>
     <w:pPr>
@@ -31708,9 +32531,9 @@
       <w:color w:val="404040" w:themeColor="text1" w:themeTint="BF"/>
     </w:rPr>
   </w:style>
-  <w:style w:type="character" w:styleId="172">
+  <w:style w:type="character" w:styleId="857">
     <w:name w:val="Emphasis"/>
-    <w:basedOn w:val="148"/>
+    <w:basedOn w:val="836"/>
     <w:uiPriority w:val="20"/>
     <w:qFormat/>
     <w:pPr>
@@ -31723,9 +32546,9 @@
       <w:iCs/>
     </w:rPr>
   </w:style>
-  <w:style w:type="character" w:styleId="173">
+  <w:style w:type="character" w:styleId="858">
     <w:name w:val="Strong"/>
-    <w:basedOn w:val="148"/>
+    <w:basedOn w:val="836"/>
     <w:uiPriority w:val="22"/>
     <w:qFormat/>
     <w:pPr>
@@ -31738,9 +32561,9 @@
       <w:bCs/>
     </w:rPr>
   </w:style>
-  <w:style w:type="character" w:styleId="174">
+  <w:style w:type="character" w:styleId="859">
     <w:name w:val="Subtle Reference"/>
-    <w:basedOn w:val="148"/>
+    <w:basedOn w:val="836"/>
     <w:uiPriority w:val="31"/>
     <w:qFormat/>
     <w:pPr>
@@ -31753,9 +32576,9 @@
       <w:color w:val="5a5a5a" w:themeColor="text1" w:themeTint="A5"/>
     </w:rPr>
   </w:style>
-  <w:style w:type="character" w:styleId="175">
+  <w:style w:type="character" w:styleId="860">
     <w:name w:val="Book Title"/>
-    <w:basedOn w:val="148"/>
+    <w:basedOn w:val="836"/>
     <w:uiPriority w:val="33"/>
     <w:qFormat/>
     <w:pPr>
@@ -31771,10 +32594,10 @@
       <w:spacing w:val="5"/>
     </w:rPr>
   </w:style>
-  <w:style w:type="paragraph" w:styleId="176">
+  <w:style w:type="paragraph" w:styleId="861">
     <w:name w:val="Header"/>
-    <w:basedOn w:val="664"/>
-    <w:link w:val="177"/>
+    <w:basedOn w:val="886"/>
+    <w:link w:val="862"/>
     <w:uiPriority w:val="99"/>
     <w:unhideWhenUsed/>
     <w:pPr>
@@ -31787,10 +32610,10 @@
       <w:ind/>
     </w:pPr>
   </w:style>
-  <w:style w:type="character" w:styleId="177">
+  <w:style w:type="character" w:styleId="862">
     <w:name w:val="Header Char"/>
-    <w:basedOn w:val="148"/>
-    <w:link w:val="176"/>
+    <w:basedOn w:val="836"/>
+    <w:link w:val="861"/>
     <w:uiPriority w:val="99"/>
     <w:pPr>
       <w:pBdr/>
@@ -31798,10 +32621,10 @@
       <w:ind/>
     </w:pPr>
   </w:style>
-  <w:style w:type="paragraph" w:styleId="178">
+  <w:style w:type="paragraph" w:styleId="863">
     <w:name w:val="Footer"/>
-    <w:basedOn w:val="664"/>
-    <w:link w:val="179"/>
+    <w:basedOn w:val="886"/>
+    <w:link w:val="864"/>
     <w:uiPriority w:val="99"/>
     <w:unhideWhenUsed/>
     <w:pPr>
@@ -31814,10 +32637,10 @@
       <w:ind/>
     </w:pPr>
   </w:style>
-  <w:style w:type="character" w:styleId="179">
+  <w:style w:type="character" w:styleId="864">
     <w:name w:val="Footer Char"/>
-    <w:basedOn w:val="148"/>
-    <w:link w:val="178"/>
+    <w:basedOn w:val="836"/>
+    <w:link w:val="863"/>
     <w:uiPriority w:val="99"/>
     <w:pPr>
       <w:pBdr/>
@@ -31825,10 +32648,10 @@
       <w:ind/>
     </w:pPr>
   </w:style>
-  <w:style w:type="paragraph" w:styleId="180">
+  <w:style w:type="paragraph" w:styleId="865">
     <w:name w:val="Caption"/>
-    <w:basedOn w:val="664"/>
-    <w:next w:val="664"/>
+    <w:basedOn w:val="886"/>
+    <w:next w:val="886"/>
     <w:uiPriority w:val="35"/>
     <w:unhideWhenUsed/>
     <w:qFormat/>
@@ -31845,10 +32668,10 @@
       <w:szCs w:val="18"/>
     </w:rPr>
   </w:style>
-  <w:style w:type="paragraph" w:styleId="181">
+  <w:style w:type="paragraph" w:styleId="866">
     <w:name w:val="footnote text"/>
-    <w:basedOn w:val="664"/>
-    <w:link w:val="182"/>
+    <w:basedOn w:val="886"/>
+    <w:link w:val="867"/>
     <w:uiPriority w:val="99"/>
     <w:semiHidden/>
     <w:unhideWhenUsed/>
@@ -31862,10 +32685,10 @@
       <w:szCs w:val="20"/>
     </w:rPr>
   </w:style>
-  <w:style w:type="character" w:styleId="182">
+  <w:style w:type="character" w:styleId="867">
     <w:name w:val="Footnote Text Char"/>
-    <w:basedOn w:val="148"/>
-    <w:link w:val="181"/>
+    <w:basedOn w:val="836"/>
+    <w:link w:val="866"/>
     <w:uiPriority w:val="99"/>
     <w:semiHidden/>
     <w:pPr>
@@ -31878,9 +32701,9 @@
       <w:szCs w:val="20"/>
     </w:rPr>
   </w:style>
-  <w:style w:type="character" w:styleId="183">
+  <w:style w:type="character" w:styleId="868">
     <w:name w:val="footnote reference"/>
-    <w:basedOn w:val="148"/>
+    <w:basedOn w:val="836"/>
     <w:uiPriority w:val="99"/>
     <w:semiHidden/>
     <w:unhideWhenUsed/>
@@ -31893,10 +32716,10 @@
       <w:vertAlign w:val="superscript"/>
     </w:rPr>
   </w:style>
-  <w:style w:type="paragraph" w:styleId="184">
+  <w:style w:type="paragraph" w:styleId="869">
     <w:name w:val="endnote text"/>
-    <w:basedOn w:val="664"/>
-    <w:link w:val="185"/>
+    <w:basedOn w:val="886"/>
+    <w:link w:val="870"/>
     <w:uiPriority w:val="99"/>
     <w:semiHidden/>
     <w:unhideWhenUsed/>
@@ -31910,10 +32733,10 @@
       <w:szCs w:val="20"/>
     </w:rPr>
   </w:style>
-  <w:style w:type="character" w:styleId="185">
+  <w:style w:type="character" w:styleId="870">
     <w:name w:val="Endnote Text Char"/>
-    <w:basedOn w:val="148"/>
-    <w:link w:val="184"/>
+    <w:basedOn w:val="836"/>
+    <w:link w:val="869"/>
     <w:uiPriority w:val="99"/>
     <w:semiHidden/>
     <w:pPr>
@@ -31926,9 +32749,9 @@
       <w:szCs w:val="20"/>
     </w:rPr>
   </w:style>
-  <w:style w:type="character" w:styleId="186">
+  <w:style w:type="character" w:styleId="871">
     <w:name w:val="endnote reference"/>
-    <w:basedOn w:val="148"/>
+    <w:basedOn w:val="836"/>
     <w:uiPriority w:val="99"/>
     <w:semiHidden/>
     <w:unhideWhenUsed/>
@@ -31941,9 +32764,9 @@
       <w:vertAlign w:val="superscript"/>
     </w:rPr>
   </w:style>
-  <w:style w:type="character" w:styleId="187">
+  <w:style w:type="character" w:styleId="872">
     <w:name w:val="Hyperlink"/>
-    <w:basedOn w:val="148"/>
+    <w:basedOn w:val="836"/>
     <w:uiPriority w:val="99"/>
     <w:unhideWhenUsed/>
     <w:pPr>
@@ -31956,9 +32779,9 @@
       <w:u w:val="single"/>
     </w:rPr>
   </w:style>
-  <w:style w:type="character" w:styleId="188">
+  <w:style w:type="character" w:styleId="873">
     <w:name w:val="FollowedHyperlink"/>
-    <w:basedOn w:val="148"/>
+    <w:basedOn w:val="836"/>
     <w:uiPriority w:val="99"/>
     <w:semiHidden/>
     <w:unhideWhenUsed/>
@@ -31972,10 +32795,10 @@
       <w:u w:val="single"/>
     </w:rPr>
   </w:style>
-  <w:style w:type="paragraph" w:styleId="189">
+  <w:style w:type="paragraph" w:styleId="874">
     <w:name w:val="toc 1"/>
-    <w:basedOn w:val="664"/>
-    <w:next w:val="664"/>
+    <w:basedOn w:val="886"/>
+    <w:next w:val="886"/>
     <w:uiPriority w:val="39"/>
     <w:unhideWhenUsed/>
     <w:pPr>
@@ -31984,10 +32807,10 @@
       <w:ind/>
     </w:pPr>
   </w:style>
-  <w:style w:type="paragraph" w:styleId="190">
+  <w:style w:type="paragraph" w:styleId="875">
     <w:name w:val="toc 2"/>
-    <w:basedOn w:val="664"/>
-    <w:next w:val="664"/>
+    <w:basedOn w:val="886"/>
+    <w:next w:val="886"/>
     <w:uiPriority w:val="39"/>
     <w:unhideWhenUsed/>
     <w:pPr>
@@ -31996,10 +32819,10 @@
       <w:ind w:left="220"/>
     </w:pPr>
   </w:style>
-  <w:style w:type="paragraph" w:styleId="191">
+  <w:style w:type="paragraph" w:styleId="876">
     <w:name w:val="toc 3"/>
-    <w:basedOn w:val="664"/>
-    <w:next w:val="664"/>
+    <w:basedOn w:val="886"/>
+    <w:next w:val="886"/>
     <w:uiPriority w:val="39"/>
     <w:unhideWhenUsed/>
     <w:pPr>
@@ -32008,10 +32831,10 @@
       <w:ind w:left="440"/>
     </w:pPr>
   </w:style>
-  <w:style w:type="paragraph" w:styleId="192">
+  <w:style w:type="paragraph" w:styleId="877">
     <w:name w:val="toc 4"/>
-    <w:basedOn w:val="664"/>
-    <w:next w:val="664"/>
+    <w:basedOn w:val="886"/>
+    <w:next w:val="886"/>
     <w:uiPriority w:val="39"/>
     <w:unhideWhenUsed/>
     <w:pPr>
@@ -32020,10 +32843,10 @@
       <w:ind w:left="660"/>
     </w:pPr>
   </w:style>
-  <w:style w:type="paragraph" w:styleId="193">
+  <w:style w:type="paragraph" w:styleId="878">
     <w:name w:val="toc 5"/>
-    <w:basedOn w:val="664"/>
-    <w:next w:val="664"/>
+    <w:basedOn w:val="886"/>
+    <w:next w:val="886"/>
     <w:uiPriority w:val="39"/>
     <w:unhideWhenUsed/>
     <w:pPr>
@@ -32032,10 +32855,10 @@
       <w:ind w:left="880"/>
     </w:pPr>
   </w:style>
-  <w:style w:type="paragraph" w:styleId="194">
+  <w:style w:type="paragraph" w:styleId="879">
     <w:name w:val="toc 6"/>
-    <w:basedOn w:val="664"/>
-    <w:next w:val="664"/>
+    <w:basedOn w:val="886"/>
+    <w:next w:val="886"/>
     <w:uiPriority w:val="39"/>
     <w:unhideWhenUsed/>
     <w:pPr>
@@ -32044,10 +32867,10 @@
       <w:ind w:left="1100"/>
     </w:pPr>
   </w:style>
-  <w:style w:type="paragraph" w:styleId="195">
+  <w:style w:type="paragraph" w:styleId="880">
     <w:name w:val="toc 7"/>
-    <w:basedOn w:val="664"/>
-    <w:next w:val="664"/>
+    <w:basedOn w:val="886"/>
+    <w:next w:val="886"/>
     <w:uiPriority w:val="39"/>
     <w:unhideWhenUsed/>
     <w:pPr>
@@ -32056,10 +32879,10 @@
       <w:ind w:left="1320"/>
     </w:pPr>
   </w:style>
-  <w:style w:type="paragraph" w:styleId="196">
+  <w:style w:type="paragraph" w:styleId="881">
     <w:name w:val="toc 8"/>
-    <w:basedOn w:val="664"/>
-    <w:next w:val="664"/>
+    <w:basedOn w:val="886"/>
+    <w:next w:val="886"/>
     <w:uiPriority w:val="39"/>
     <w:unhideWhenUsed/>
     <w:pPr>
@@ -32068,10 +32891,10 @@
       <w:ind w:left="1540"/>
     </w:pPr>
   </w:style>
-  <w:style w:type="paragraph" w:styleId="197">
+  <w:style w:type="paragraph" w:styleId="882">
     <w:name w:val="toc 9"/>
-    <w:basedOn w:val="664"/>
-    <w:next w:val="664"/>
+    <w:basedOn w:val="886"/>
+    <w:next w:val="886"/>
     <w:uiPriority w:val="39"/>
     <w:unhideWhenUsed/>
     <w:pPr>
@@ -32080,9 +32903,9 @@
       <w:ind w:left="1760"/>
     </w:pPr>
   </w:style>
-  <w:style w:type="character" w:styleId="198">
+  <w:style w:type="character" w:styleId="883">
     <w:name w:val="Placeholder Text"/>
-    <w:basedOn w:val="148"/>
+    <w:basedOn w:val="836"/>
     <w:uiPriority w:val="99"/>
     <w:semiHidden/>
     <w:pPr>
@@ -32094,7 +32917,7 @@
       <w:color w:val="666666"/>
     </w:rPr>
   </w:style>
-  <w:style w:type="paragraph" w:styleId="208">
+  <w:style w:type="paragraph" w:styleId="884">
     <w:name w:val="TOC Heading"/>
     <w:uiPriority w:val="39"/>
     <w:unhideWhenUsed/>
@@ -32104,10 +32927,10 @@
       <w:ind/>
     </w:pPr>
   </w:style>
-  <w:style w:type="paragraph" w:styleId="209">
+  <w:style w:type="paragraph" w:styleId="885">
     <w:name w:val="table of figures"/>
-    <w:basedOn w:val="664"/>
-    <w:next w:val="664"/>
+    <w:basedOn w:val="886"/>
+    <w:next w:val="886"/>
     <w:uiPriority w:val="99"/>
     <w:unhideWhenUsed/>
     <w:pPr>
@@ -32116,7 +32939,7 @@
       <w:ind/>
     </w:pPr>
   </w:style>
-  <w:style w:type="paragraph" w:styleId="664" w:default="1">
+  <w:style w:type="paragraph" w:styleId="886" w:default="1">
     <w:name w:val="Normal"/>
     <w:qFormat/>
     <w:pPr>
@@ -32125,7 +32948,7 @@
       <w:ind/>
     </w:pPr>
   </w:style>
-  <w:style w:type="table" w:styleId="665" w:default="1">
+  <w:style w:type="table" w:styleId="887" w:default="1">
     <w:name w:val="Normal Table"/>
     <w:uiPriority w:val="99"/>
     <w:semiHidden/>
@@ -32318,7 +33141,7 @@
       </w:tcPr>
     </w:tblStylePr>
   </w:style>
-  <w:style w:type="numbering" w:styleId="666" w:default="1">
+  <w:style w:type="numbering" w:styleId="888" w:default="1">
     <w:name w:val="No List"/>
     <w:uiPriority w:val="99"/>
     <w:semiHidden/>
@@ -32329,9 +33152,9 @@
       <w:ind/>
     </w:pPr>
   </w:style>
-  <w:style w:type="paragraph" w:styleId="667">
+  <w:style w:type="paragraph" w:styleId="889">
     <w:name w:val="No Spacing"/>
-    <w:basedOn w:val="664"/>
+    <w:basedOn w:val="886"/>
     <w:uiPriority w:val="1"/>
     <w:qFormat/>
     <w:pPr>
@@ -32340,9 +33163,9 @@
       <w:ind/>
     </w:pPr>
   </w:style>
-  <w:style w:type="paragraph" w:styleId="668">
+  <w:style w:type="paragraph" w:styleId="890">
     <w:name w:val="List Paragraph"/>
-    <w:basedOn w:val="664"/>
+    <w:basedOn w:val="886"/>
     <w:uiPriority w:val="34"/>
     <w:qFormat/>
     <w:pPr>
